--- a/deliverables/Runk_Portfolio_Report.docx
+++ b/deliverables/Runk_Portfolio_Report.docx
@@ -4,33 +4,34 @@
   <w:body>
     <w:p>
       <w:pPr>
-        <w:spacing w:before="1400"/>
+        <w:spacing w:before="1680"/>
         <w:jc w:val="center"/>
       </w:pPr>
       <w:r>
         <w:rPr>
           <w:rFonts w:ascii="Malgun Gothic" w:hAnsi="Malgun Gothic" w:eastAsia="Malgun Gothic"/>
           <w:b/>
-          <w:color w:val="1F3864"/>
+          <w:color w:val="191C22"/>
           <w:sz w:val="56"/>
         </w:rPr>
-        <w:t>런크(Runk)</w:t>
+        <w:t>RunK</w:t>
         <w:br/>
         <w:t>포트폴리오 보고서</w:t>
       </w:r>
     </w:p>
     <w:p>
       <w:pPr>
-        <w:spacing w:before="360"/>
+        <w:spacing w:before="280"/>
         <w:jc w:val="center"/>
       </w:pPr>
       <w:r>
         <w:rPr>
           <w:rFonts w:ascii="Malgun Gothic" w:hAnsi="Malgun Gothic" w:eastAsia="Malgun Gothic"/>
-          <w:color w:val="1E7A5B"/>
+          <w:b w:val="0"/>
+          <w:color w:val="5D6573"/>
           <w:sz w:val="28"/>
         </w:rPr>
-        <w:t>러닝 기록 기반 소셜 네트워크 서비스 MVP</w:t>
+        <w:t>사람과 사람을 잇는 소셜 러닝 MVP</w:t>
       </w:r>
     </w:p>
     <w:p/>
@@ -41,12 +42,12 @@
         <w:jc w:val="center"/>
         <w:tblLook w:firstColumn="1" w:firstRow="1" w:lastColumn="0" w:lastRow="0" w:noHBand="0" w:noVBand="1" w:val="04A0"/>
         <w:tblBorders>
-          <w:top w:val="single" w:sz="4" w:space="0" w:color="D9D9D9"/>
-          <w:left w:val="single" w:sz="4" w:space="0" w:color="D9D9D9"/>
-          <w:bottom w:val="single" w:sz="4" w:space="0" w:color="D9D9D9"/>
-          <w:right w:val="single" w:sz="4" w:space="0" w:color="D9D9D9"/>
-          <w:insideH w:val="single" w:sz="4" w:space="0" w:color="D9D9D9"/>
-          <w:insideV w:val="single" w:sz="4" w:space="0" w:color="D9D9D9"/>
+          <w:top w:val="single" w:sz="4" w:space="0" w:color="DDE2E8"/>
+          <w:left w:val="single" w:sz="4" w:space="0" w:color="DDE2E8"/>
+          <w:bottom w:val="single" w:sz="4" w:space="0" w:color="DDE2E8"/>
+          <w:right w:val="single" w:sz="4" w:space="0" w:color="DDE2E8"/>
+          <w:insideH w:val="single" w:sz="4" w:space="0" w:color="DDE2E8"/>
+          <w:insideV w:val="single" w:sz="4" w:space="0" w:color="DDE2E8"/>
         </w:tblBorders>
       </w:tblPr>
       <w:tblGrid>
@@ -54,17 +55,15 @@
         <w:gridCol w:w="5100"/>
       </w:tblGrid>
       <w:tr>
-        <w:trPr>
-          <w:tblHeader w:val="true"/>
-        </w:trPr>
         <w:tc>
           <w:tcPr>
             <w:tcW w:type="dxa" w:w="2268"/>
-            <w:shd w:fill="D9EAF7"/>
+            <w:shd w:fill="EAF2FF"/>
             <w:vAlign w:val="center"/>
           </w:tcPr>
           <w:p>
             <w:pPr>
+              <w:spacing w:after="0"/>
               <w:jc w:val="center"/>
             </w:pPr>
             <w:r/>
@@ -72,7 +71,7 @@
               <w:rPr>
                 <w:rFonts w:ascii="Malgun Gothic" w:hAnsi="Malgun Gothic" w:eastAsia="Malgun Gothic"/>
                 <w:b/>
-                <w:color w:val="1F3864"/>
+                <w:color w:val="191C22"/>
                 <w:sz w:val="18"/>
               </w:rPr>
               <w:t>항목</w:t>
@@ -82,11 +81,12 @@
         <w:tc>
           <w:tcPr>
             <w:tcW w:type="dxa" w:w="6236"/>
-            <w:shd w:fill="D9EAF7"/>
+            <w:shd w:fill="EAF2FF"/>
             <w:vAlign w:val="center"/>
           </w:tcPr>
           <w:p>
             <w:pPr>
+              <w:spacing w:after="0"/>
               <w:jc w:val="center"/>
             </w:pPr>
             <w:r/>
@@ -94,7 +94,7 @@
               <w:rPr>
                 <w:rFonts w:ascii="Malgun Gothic" w:hAnsi="Malgun Gothic" w:eastAsia="Malgun Gothic"/>
                 <w:b/>
-                <w:color w:val="1F3864"/>
+                <w:color w:val="191C22"/>
                 <w:sz w:val="18"/>
               </w:rPr>
               <w:t>내용</w:t>
@@ -110,6 +110,7 @@
           </w:tcPr>
           <w:p>
             <w:pPr>
+              <w:spacing w:after="0"/>
               <w:jc w:val="center"/>
             </w:pPr>
             <w:r/>
@@ -117,9 +118,10 @@
               <w:rPr>
                 <w:rFonts w:ascii="Malgun Gothic" w:hAnsi="Malgun Gothic" w:eastAsia="Malgun Gothic"/>
                 <w:b w:val="0"/>
+                <w:color w:val="191C22"/>
                 <w:sz w:val="18"/>
               </w:rPr>
-              <w:t>프로젝트 유형</w:t>
+              <w:t>프로젝트</w:t>
             </w:r>
           </w:p>
         </w:tc>
@@ -130,16 +132,18 @@
           </w:tcPr>
           <w:p>
             <w:pPr>
-              <w:jc w:val="left"/>
+              <w:spacing w:after="0"/>
+              <w:jc w:val="center"/>
             </w:pPr>
             <w:r/>
             <w:r>
               <w:rPr>
                 <w:rFonts w:ascii="Malgun Gothic" w:hAnsi="Malgun Gothic" w:eastAsia="Malgun Gothic"/>
                 <w:b w:val="0"/>
+                <w:color w:val="191C22"/>
                 <w:sz w:val="18"/>
               </w:rPr>
-              <w:t>1인 개발 MVP</w:t>
+              <w:t>RunK</w:t>
             </w:r>
           </w:p>
         </w:tc>
@@ -152,6 +156,7 @@
           </w:tcPr>
           <w:p>
             <w:pPr>
+              <w:spacing w:after="0"/>
               <w:jc w:val="center"/>
             </w:pPr>
             <w:r/>
@@ -159,9 +164,10 @@
               <w:rPr>
                 <w:rFonts w:ascii="Malgun Gothic" w:hAnsi="Malgun Gothic" w:eastAsia="Malgun Gothic"/>
                 <w:b w:val="0"/>
+                <w:color w:val="191C22"/>
                 <w:sz w:val="18"/>
               </w:rPr>
-              <w:t>기술 스택</w:t>
+              <w:t>유형</w:t>
             </w:r>
           </w:p>
         </w:tc>
@@ -172,16 +178,17 @@
           </w:tcPr>
           <w:p>
             <w:pPr>
-              <w:jc w:val="left"/>
+              <w:spacing w:after="0"/>
             </w:pPr>
             <w:r/>
             <w:r>
               <w:rPr>
                 <w:rFonts w:ascii="Malgun Gothic" w:hAnsi="Malgun Gothic" w:eastAsia="Malgun Gothic"/>
                 <w:b w:val="0"/>
+                <w:color w:val="191C22"/>
                 <w:sz w:val="18"/>
               </w:rPr>
-              <w:t>Flutter, FastAPI, MySQL, Docker Compose</w:t>
+              <w:t>1인 개발 포트폴리오 MVP</w:t>
             </w:r>
           </w:p>
         </w:tc>
@@ -194,6 +201,7 @@
           </w:tcPr>
           <w:p>
             <w:pPr>
+              <w:spacing w:after="0"/>
               <w:jc w:val="center"/>
             </w:pPr>
             <w:r/>
@@ -201,9 +209,10 @@
               <w:rPr>
                 <w:rFonts w:ascii="Malgun Gothic" w:hAnsi="Malgun Gothic" w:eastAsia="Malgun Gothic"/>
                 <w:b w:val="0"/>
+                <w:color w:val="191C22"/>
                 <w:sz w:val="18"/>
               </w:rPr>
-              <w:t>현재 단계</w:t>
+              <w:t>기술</w:t>
             </w:r>
           </w:p>
         </w:tc>
@@ -214,16 +223,17 @@
           </w:tcPr>
           <w:p>
             <w:pPr>
-              <w:jc w:val="left"/>
+              <w:spacing w:after="0"/>
             </w:pPr>
             <w:r/>
             <w:r>
               <w:rPr>
                 <w:rFonts w:ascii="Malgun Gothic" w:hAnsi="Malgun Gothic" w:eastAsia="Malgun Gothic"/>
                 <w:b w:val="0"/>
+                <w:color w:val="191C22"/>
                 <w:sz w:val="18"/>
               </w:rPr>
-              <w:t>1단계 MVP 기본 구현 및 개발환경 구축 완료</w:t>
+              <w:t>Flutter, FastAPI, MySQL, SQLAlchemy, JWT, Docker</w:t>
             </w:r>
           </w:p>
         </w:tc>
@@ -236,16 +246,18 @@
           </w:tcPr>
           <w:p>
             <w:pPr>
-              <w:jc w:val="left"/>
+              <w:spacing w:after="0"/>
+              <w:jc w:val="center"/>
             </w:pPr>
             <w:r/>
             <w:r>
               <w:rPr>
                 <w:rFonts w:ascii="Malgun Gothic" w:hAnsi="Malgun Gothic" w:eastAsia="Malgun Gothic"/>
                 <w:b w:val="0"/>
+                <w:color w:val="191C22"/>
                 <w:sz w:val="18"/>
               </w:rPr>
-              <w:t>Repository</w:t>
+              <w:t>상태</w:t>
             </w:r>
           </w:p>
         </w:tc>
@@ -256,61 +268,17 @@
           </w:tcPr>
           <w:p>
             <w:pPr>
-              <w:jc w:val="left"/>
+              <w:spacing w:after="0"/>
             </w:pPr>
             <w:r/>
             <w:r>
               <w:rPr>
                 <w:rFonts w:ascii="Malgun Gothic" w:hAnsi="Malgun Gothic" w:eastAsia="Malgun Gothic"/>
                 <w:b w:val="0"/>
+                <w:color w:val="191C22"/>
                 <w:sz w:val="18"/>
               </w:rPr>
-              <w:t>Private GitHub repository: LEEDONGSOO1219/runk</w:t>
-            </w:r>
-          </w:p>
-        </w:tc>
-      </w:tr>
-    </w:tbl>
-    <w:p/>
-    <w:tbl>
-      <w:tblPr>
-        <w:tblW w:type="auto" w:w="0"/>
-        <w:jc w:val="center"/>
-        <w:tblLook w:firstColumn="1" w:firstRow="1" w:lastColumn="0" w:lastRow="0" w:noHBand="0" w:noVBand="1" w:val="04A0"/>
-      </w:tblPr>
-      <w:tblGrid>
-        <w:gridCol w:w="10200"/>
-      </w:tblGrid>
-      <w:tr>
-        <w:tc>
-          <w:tcPr>
-            <w:tcW w:type="dxa" w:w="10200"/>
-            <w:shd w:fill="E2F0D9"/>
-          </w:tcPr>
-          <w:p>
-            <w:pPr>
-              <w:spacing w:after="80"/>
-            </w:pPr>
-            <w:r>
-              <w:rPr>
-                <w:rFonts w:ascii="Malgun Gothic" w:hAnsi="Malgun Gothic" w:eastAsia="Malgun Gothic"/>
-                <w:b/>
-                <w:color w:val="1F3864"/>
-                <w:sz w:val="20"/>
-              </w:rPr>
-              <w:t>핵심 요약</w:t>
-            </w:r>
-          </w:p>
-          <w:p>
-            <w:pPr>
-              <w:spacing w:after="0"/>
-            </w:pPr>
-            <w:r>
-              <w:rPr>
-                <w:rFonts w:ascii="Malgun Gothic" w:hAnsi="Malgun Gothic" w:eastAsia="Malgun Gothic"/>
-                <w:sz w:val="18"/>
-              </w:rPr>
-              <w:t>회원가입, 로그인, 러닝 기록 저장, 피드 조회, 프로필 확인까지 이어지는 MVP 핵심 흐름을 구현하고 백엔드 smoke test와 Flutter analyze/test를 통과했습니다.</w:t>
+              <w:t>인증, 기록, 피드, 화면 구조, 테마 설정 구현</w:t>
             </w:r>
           </w:p>
         </w:tc>
@@ -329,88 +297,9 @@
       <w:r>
         <w:rPr>
           <w:rFonts w:ascii="Malgun Gothic" w:hAnsi="Malgun Gothic" w:eastAsia="Malgun Gothic"/>
-          <w:color w:val="1F3864"/>
-        </w:rPr>
-        <w:t>목차</w:t>
-      </w:r>
-    </w:p>
-    <w:p>
-      <w:pPr>
-        <w:spacing w:after="120"/>
-      </w:pPr>
-      <w:r>
-        <w:t>1. 프로젝트 개요</w:t>
-      </w:r>
-    </w:p>
-    <w:p>
-      <w:pPr>
-        <w:spacing w:after="120"/>
-      </w:pPr>
-      <w:r>
-        <w:t>2. 요구사항 정의</w:t>
-      </w:r>
-    </w:p>
-    <w:p>
-      <w:pPr>
-        <w:spacing w:after="120"/>
-      </w:pPr>
-      <w:r>
-        <w:t>3. WBS</w:t>
-      </w:r>
-    </w:p>
-    <w:p>
-      <w:pPr>
-        <w:spacing w:after="120"/>
-      </w:pPr>
-      <w:r>
-        <w:t>4. 시스템 아키텍처</w:t>
-      </w:r>
-    </w:p>
-    <w:p>
-      <w:pPr>
-        <w:spacing w:after="120"/>
-      </w:pPr>
-      <w:r>
-        <w:t>5. API 명세</w:t>
-      </w:r>
-    </w:p>
-    <w:p>
-      <w:pPr>
-        <w:spacing w:after="120"/>
-      </w:pPr>
-      <w:r>
-        <w:t>6. DB 설계</w:t>
-      </w:r>
-    </w:p>
-    <w:p>
-      <w:pPr>
-        <w:spacing w:after="120"/>
-      </w:pPr>
-      <w:r>
-        <w:t>7. 테스트 계획 및 결과</w:t>
-      </w:r>
-    </w:p>
-    <w:p>
-      <w:pPr>
-        <w:spacing w:after="120"/>
-      </w:pPr>
-      <w:r>
-        <w:t>8. 개발 회고 및 향후 계획</w:t>
-      </w:r>
-    </w:p>
-    <w:p>
-      <w:r>
-        <w:br w:type="page"/>
-      </w:r>
-    </w:p>
-    <w:p>
-      <w:pPr>
-        <w:pStyle w:val="Heading1"/>
-      </w:pPr>
-      <w:r>
-        <w:rPr>
-          <w:rFonts w:ascii="Malgun Gothic" w:hAnsi="Malgun Gothic" w:eastAsia="Malgun Gothic"/>
-          <w:color w:val="1F3864"/>
+          <w:b/>
+          <w:color w:val="1C5797"/>
+          <w:sz w:val="32"/>
         </w:rPr>
         <w:t>1. 프로젝트 개요</w:t>
       </w:r>
@@ -420,7 +309,13 @@
         <w:spacing w:after="120"/>
       </w:pPr>
       <w:r>
-        <w:t>런크(Runk)는 러닝 기록을 기반으로 러너들이 서로의 활동을 확인하고 동기부여를 받을 수 있는 러닝 소셜 네트워크 서비스입니다.</w:t>
+        <w:rPr>
+          <w:rFonts w:ascii="Malgun Gothic" w:hAnsi="Malgun Gothic" w:eastAsia="Malgun Gothic"/>
+          <w:b w:val="0"/>
+          <w:color w:val="191C22"/>
+          <w:sz w:val="20"/>
+        </w:rPr>
+        <w:t>RunK는 러닝 기록을 저장하고 친구와 공유하는 한국어 소셜 러닝 앱 MVP입니다. 실무형 포트폴리오를 목표로 인증, API, DB, 앱 화면 구조, 보안 고려사항, 테스트 문서를 함께 정리했습니다.</w:t>
       </w:r>
     </w:p>
     <w:tbl>
@@ -430,12 +325,12 @@
         <w:jc w:val="center"/>
         <w:tblLook w:firstColumn="1" w:firstRow="1" w:lastColumn="0" w:lastRow="0" w:noHBand="0" w:noVBand="1" w:val="04A0"/>
         <w:tblBorders>
-          <w:top w:val="single" w:sz="4" w:space="0" w:color="D9D9D9"/>
-          <w:left w:val="single" w:sz="4" w:space="0" w:color="D9D9D9"/>
-          <w:bottom w:val="single" w:sz="4" w:space="0" w:color="D9D9D9"/>
-          <w:right w:val="single" w:sz="4" w:space="0" w:color="D9D9D9"/>
-          <w:insideH w:val="single" w:sz="4" w:space="0" w:color="D9D9D9"/>
-          <w:insideV w:val="single" w:sz="4" w:space="0" w:color="D9D9D9"/>
+          <w:top w:val="single" w:sz="4" w:space="0" w:color="DDE2E8"/>
+          <w:left w:val="single" w:sz="4" w:space="0" w:color="DDE2E8"/>
+          <w:bottom w:val="single" w:sz="4" w:space="0" w:color="DDE2E8"/>
+          <w:right w:val="single" w:sz="4" w:space="0" w:color="DDE2E8"/>
+          <w:insideH w:val="single" w:sz="4" w:space="0" w:color="DDE2E8"/>
+          <w:insideV w:val="single" w:sz="4" w:space="0" w:color="DDE2E8"/>
         </w:tblBorders>
       </w:tblPr>
       <w:tblGrid>
@@ -443,17 +338,15 @@
         <w:gridCol w:w="5100"/>
       </w:tblGrid>
       <w:tr>
-        <w:trPr>
-          <w:tblHeader w:val="true"/>
-        </w:trPr>
         <w:tc>
           <w:tcPr>
             <w:tcW w:type="dxa" w:w="2268"/>
-            <w:shd w:fill="D9EAF7"/>
+            <w:shd w:fill="EAF2FF"/>
             <w:vAlign w:val="center"/>
           </w:tcPr>
           <w:p>
             <w:pPr>
+              <w:spacing w:after="0"/>
               <w:jc w:val="center"/>
             </w:pPr>
             <w:r/>
@@ -461,7 +354,7 @@
               <w:rPr>
                 <w:rFonts w:ascii="Malgun Gothic" w:hAnsi="Malgun Gothic" w:eastAsia="Malgun Gothic"/>
                 <w:b/>
-                <w:color w:val="1F3864"/>
+                <w:color w:val="191C22"/>
                 <w:sz w:val="18"/>
               </w:rPr>
               <w:t>구분</w:t>
@@ -471,11 +364,12 @@
         <w:tc>
           <w:tcPr>
             <w:tcW w:type="dxa" w:w="6236"/>
-            <w:shd w:fill="D9EAF7"/>
+            <w:shd w:fill="EAF2FF"/>
             <w:vAlign w:val="center"/>
           </w:tcPr>
           <w:p>
             <w:pPr>
+              <w:spacing w:after="0"/>
               <w:jc w:val="center"/>
             </w:pPr>
             <w:r/>
@@ -483,7 +377,7 @@
               <w:rPr>
                 <w:rFonts w:ascii="Malgun Gothic" w:hAnsi="Malgun Gothic" w:eastAsia="Malgun Gothic"/>
                 <w:b/>
-                <w:color w:val="1F3864"/>
+                <w:color w:val="191C22"/>
                 <w:sz w:val="18"/>
               </w:rPr>
               <w:t>내용</w:t>
@@ -499,6 +393,7 @@
           </w:tcPr>
           <w:p>
             <w:pPr>
+              <w:spacing w:after="0"/>
               <w:jc w:val="center"/>
             </w:pPr>
             <w:r/>
@@ -506,9 +401,10 @@
               <w:rPr>
                 <w:rFonts w:ascii="Malgun Gothic" w:hAnsi="Malgun Gothic" w:eastAsia="Malgun Gothic"/>
                 <w:b w:val="0"/>
+                <w:color w:val="191C22"/>
                 <w:sz w:val="18"/>
               </w:rPr>
-              <w:t>프로젝트명</w:t>
+              <w:t>핵심 가치</w:t>
             </w:r>
           </w:p>
         </w:tc>
@@ -519,16 +415,17 @@
           </w:tcPr>
           <w:p>
             <w:pPr>
-              <w:jc w:val="center"/>
+              <w:spacing w:after="0"/>
             </w:pPr>
             <w:r/>
             <w:r>
               <w:rPr>
                 <w:rFonts w:ascii="Malgun Gothic" w:hAnsi="Malgun Gothic" w:eastAsia="Malgun Gothic"/>
                 <w:b w:val="0"/>
+                <w:color w:val="191C22"/>
                 <w:sz w:val="18"/>
               </w:rPr>
-              <w:t>런크(Runk)</w:t>
+              <w:t>사람과 사람을 잇는 소셜 러닝</w:t>
             </w:r>
           </w:p>
         </w:tc>
@@ -541,6 +438,7 @@
           </w:tcPr>
           <w:p>
             <w:pPr>
+              <w:spacing w:after="0"/>
               <w:jc w:val="center"/>
             </w:pPr>
             <w:r/>
@@ -548,9 +446,10 @@
               <w:rPr>
                 <w:rFonts w:ascii="Malgun Gothic" w:hAnsi="Malgun Gothic" w:eastAsia="Malgun Gothic"/>
                 <w:b w:val="0"/>
+                <w:color w:val="191C22"/>
                 <w:sz w:val="18"/>
               </w:rPr>
-              <w:t>개발 형태</w:t>
+              <w:t>대상 사용자</w:t>
             </w:r>
           </w:p>
         </w:tc>
@@ -561,16 +460,17 @@
           </w:tcPr>
           <w:p>
             <w:pPr>
-              <w:jc w:val="left"/>
+              <w:spacing w:after="0"/>
             </w:pPr>
             <w:r/>
             <w:r>
               <w:rPr>
                 <w:rFonts w:ascii="Malgun Gothic" w:hAnsi="Malgun Gothic" w:eastAsia="Malgun Gothic"/>
                 <w:b w:val="0"/>
+                <w:color w:val="191C22"/>
                 <w:sz w:val="18"/>
               </w:rPr>
-              <w:t>1인 개발 프로젝트</w:t>
+              <w:t>러닝 기록을 남기고 친구와 공유하고 싶은 사용자</w:t>
             </w:r>
           </w:p>
         </w:tc>
@@ -583,6 +483,7 @@
           </w:tcPr>
           <w:p>
             <w:pPr>
+              <w:spacing w:after="0"/>
               <w:jc w:val="center"/>
             </w:pPr>
             <w:r/>
@@ -590,9 +491,10 @@
               <w:rPr>
                 <w:rFonts w:ascii="Malgun Gothic" w:hAnsi="Malgun Gothic" w:eastAsia="Malgun Gothic"/>
                 <w:b w:val="0"/>
+                <w:color w:val="191C22"/>
                 <w:sz w:val="18"/>
               </w:rPr>
-              <w:t>목표 사용자</w:t>
+              <w:t>MVP 범위</w:t>
             </w:r>
           </w:p>
         </w:tc>
@@ -603,16 +505,17 @@
           </w:tcPr>
           <w:p>
             <w:pPr>
-              <w:jc w:val="left"/>
+              <w:spacing w:after="0"/>
             </w:pPr>
             <w:r/>
             <w:r>
               <w:rPr>
                 <w:rFonts w:ascii="Malgun Gothic" w:hAnsi="Malgun Gothic" w:eastAsia="Malgun Gothic"/>
                 <w:b w:val="0"/>
+                <w:color w:val="191C22"/>
                 <w:sz w:val="18"/>
               </w:rPr>
-              <w:t>초보 러너, 개인 러너, 기록 공유를 원하는 사용자</w:t>
+              <w:t>회원가입, 로그인, 기록 저장, 피드 조회, 앱 주요 화면</w:t>
             </w:r>
           </w:p>
         </w:tc>
@@ -625,6 +528,7 @@
           </w:tcPr>
           <w:p>
             <w:pPr>
+              <w:spacing w:after="0"/>
               <w:jc w:val="center"/>
             </w:pPr>
             <w:r/>
@@ -632,9 +536,10 @@
               <w:rPr>
                 <w:rFonts w:ascii="Malgun Gothic" w:hAnsi="Malgun Gothic" w:eastAsia="Malgun Gothic"/>
                 <w:b w:val="0"/>
+                <w:color w:val="191C22"/>
                 <w:sz w:val="18"/>
               </w:rPr>
-              <w:t>MVP 목표</w:t>
+              <w:t>다음 단계</w:t>
             </w:r>
           </w:p>
         </w:tc>
@@ -645,224 +550,17 @@
           </w:tcPr>
           <w:p>
             <w:pPr>
-              <w:jc w:val="left"/>
+              <w:spacing w:after="0"/>
             </w:pPr>
             <w:r/>
             <w:r>
               <w:rPr>
                 <w:rFonts w:ascii="Malgun Gothic" w:hAnsi="Malgun Gothic" w:eastAsia="Malgun Gothic"/>
                 <w:b w:val="0"/>
+                <w:color w:val="191C22"/>
                 <w:sz w:val="18"/>
               </w:rPr>
-              <w:t>회원가입 -&gt; 기록 저장 -&gt; 피드 조회까지 이어지는 핵심 흐름 검증</w:t>
-            </w:r>
-          </w:p>
-        </w:tc>
-      </w:tr>
-    </w:tbl>
-    <w:p/>
-    <w:p>
-      <w:pPr>
-        <w:pStyle w:val="Heading2"/>
-      </w:pPr>
-      <w:r>
-        <w:rPr>
-          <w:rFonts w:ascii="Malgun Gothic" w:hAnsi="Malgun Gothic" w:eastAsia="Malgun Gothic"/>
-          <w:color w:val="1E7A5B"/>
-        </w:rPr>
-        <w:t>기능 범위</w:t>
-      </w:r>
-    </w:p>
-    <w:tbl>
-      <w:tblPr>
-        <w:tblStyle w:val="TableGrid"/>
-        <w:tblW w:type="auto" w:w="0"/>
-        <w:jc w:val="center"/>
-        <w:tblLook w:firstColumn="1" w:firstRow="1" w:lastColumn="0" w:lastRow="0" w:noHBand="0" w:noVBand="1" w:val="04A0"/>
-        <w:tblBorders>
-          <w:top w:val="single" w:sz="4" w:space="0" w:color="D9D9D9"/>
-          <w:left w:val="single" w:sz="4" w:space="0" w:color="D9D9D9"/>
-          <w:bottom w:val="single" w:sz="4" w:space="0" w:color="D9D9D9"/>
-          <w:right w:val="single" w:sz="4" w:space="0" w:color="D9D9D9"/>
-          <w:insideH w:val="single" w:sz="4" w:space="0" w:color="D9D9D9"/>
-          <w:insideV w:val="single" w:sz="4" w:space="0" w:color="D9D9D9"/>
-        </w:tblBorders>
-      </w:tblPr>
-      <w:tblGrid>
-        <w:gridCol w:w="5100"/>
-        <w:gridCol w:w="5100"/>
-      </w:tblGrid>
-      <w:tr>
-        <w:trPr>
-          <w:tblHeader w:val="true"/>
-        </w:trPr>
-        <w:tc>
-          <w:tcPr>
-            <w:tcW w:type="dxa" w:w="2268"/>
-            <w:shd w:fill="D9EAF7"/>
-            <w:vAlign w:val="center"/>
-          </w:tcPr>
-          <w:p>
-            <w:pPr>
-              <w:jc w:val="center"/>
-            </w:pPr>
-            <w:r/>
-            <w:r>
-              <w:rPr>
-                <w:rFonts w:ascii="Malgun Gothic" w:hAnsi="Malgun Gothic" w:eastAsia="Malgun Gothic"/>
-                <w:b/>
-                <w:color w:val="1F3864"/>
-                <w:sz w:val="18"/>
-              </w:rPr>
-              <w:t>단계</w:t>
-            </w:r>
-          </w:p>
-        </w:tc>
-        <w:tc>
-          <w:tcPr>
-            <w:tcW w:type="dxa" w:w="6236"/>
-            <w:shd w:fill="D9EAF7"/>
-            <w:vAlign w:val="center"/>
-          </w:tcPr>
-          <w:p>
-            <w:pPr>
-              <w:jc w:val="center"/>
-            </w:pPr>
-            <w:r/>
-            <w:r>
-              <w:rPr>
-                <w:rFonts w:ascii="Malgun Gothic" w:hAnsi="Malgun Gothic" w:eastAsia="Malgun Gothic"/>
-                <w:b/>
-                <w:color w:val="1F3864"/>
-                <w:sz w:val="18"/>
-              </w:rPr>
-              <w:t>포함 기능</w:t>
-            </w:r>
-          </w:p>
-        </w:tc>
-      </w:tr>
-      <w:tr>
-        <w:tc>
-          <w:tcPr>
-            <w:tcW w:type="dxa" w:w="2268"/>
-            <w:vAlign w:val="center"/>
-          </w:tcPr>
-          <w:p>
-            <w:pPr>
-              <w:jc w:val="center"/>
-            </w:pPr>
-            <w:r/>
-            <w:r>
-              <w:rPr>
-                <w:rFonts w:ascii="Malgun Gothic" w:hAnsi="Malgun Gothic" w:eastAsia="Malgun Gothic"/>
-                <w:b w:val="0"/>
-                <w:sz w:val="18"/>
-              </w:rPr>
-              <w:t>1단계 MVP</w:t>
-            </w:r>
-          </w:p>
-        </w:tc>
-        <w:tc>
-          <w:tcPr>
-            <w:tcW w:type="dxa" w:w="6236"/>
-            <w:vAlign w:val="center"/>
-          </w:tcPr>
-          <w:p>
-            <w:pPr>
-              <w:jc w:val="left"/>
-            </w:pPr>
-            <w:r/>
-            <w:r>
-              <w:rPr>
-                <w:rFonts w:ascii="Malgun Gothic" w:hAnsi="Malgun Gothic" w:eastAsia="Malgun Gothic"/>
-                <w:b w:val="0"/>
-                <w:sz w:val="18"/>
-              </w:rPr>
-              <w:t>회원가입/로그인, 러닝 기록 저장, 피드, 프로필</w:t>
-            </w:r>
-          </w:p>
-        </w:tc>
-      </w:tr>
-      <w:tr>
-        <w:tc>
-          <w:tcPr>
-            <w:tcW w:type="dxa" w:w="2268"/>
-            <w:vAlign w:val="center"/>
-          </w:tcPr>
-          <w:p>
-            <w:pPr>
-              <w:jc w:val="center"/>
-            </w:pPr>
-            <w:r/>
-            <w:r>
-              <w:rPr>
-                <w:rFonts w:ascii="Malgun Gothic" w:hAnsi="Malgun Gothic" w:eastAsia="Malgun Gothic"/>
-                <w:b w:val="0"/>
-                <w:sz w:val="18"/>
-              </w:rPr>
-              <w:t>2단계</w:t>
-            </w:r>
-          </w:p>
-        </w:tc>
-        <w:tc>
-          <w:tcPr>
-            <w:tcW w:type="dxa" w:w="6236"/>
-            <w:vAlign w:val="center"/>
-          </w:tcPr>
-          <w:p>
-            <w:pPr>
-              <w:jc w:val="left"/>
-            </w:pPr>
-            <w:r/>
-            <w:r>
-              <w:rPr>
-                <w:rFonts w:ascii="Malgun Gothic" w:hAnsi="Malgun Gothic" w:eastAsia="Malgun Gothic"/>
-                <w:b w:val="0"/>
-                <w:sz w:val="18"/>
-              </w:rPr>
-              <w:t>친구 기능, 랭킹</w:t>
-            </w:r>
-          </w:p>
-        </w:tc>
-      </w:tr>
-      <w:tr>
-        <w:tc>
-          <w:tcPr>
-            <w:tcW w:type="dxa" w:w="2268"/>
-            <w:vAlign w:val="center"/>
-          </w:tcPr>
-          <w:p>
-            <w:pPr>
-              <w:jc w:val="center"/>
-            </w:pPr>
-            <w:r/>
-            <w:r>
-              <w:rPr>
-                <w:rFonts w:ascii="Malgun Gothic" w:hAnsi="Malgun Gothic" w:eastAsia="Malgun Gothic"/>
-                <w:b w:val="0"/>
-                <w:sz w:val="18"/>
-              </w:rPr>
-              <w:t>3단계</w:t>
-            </w:r>
-          </w:p>
-        </w:tc>
-        <w:tc>
-          <w:tcPr>
-            <w:tcW w:type="dxa" w:w="6236"/>
-            <w:vAlign w:val="center"/>
-          </w:tcPr>
-          <w:p>
-            <w:pPr>
-              <w:jc w:val="left"/>
-            </w:pPr>
-            <w:r/>
-            <w:r>
-              <w:rPr>
-                <w:rFonts w:ascii="Malgun Gothic" w:hAnsi="Malgun Gothic" w:eastAsia="Malgun Gothic"/>
-                <w:b w:val="0"/>
-                <w:sz w:val="18"/>
-              </w:rPr>
-              <w:t>GPS 좌표 저장, 룰 기반 AI 피드, 러닝 코스 추천</w:t>
+              <w:t>친구 관계 API, 채팅, GPS 경로 저장, 소셜 로그인</w:t>
             </w:r>
           </w:p>
         </w:tc>
@@ -876,21 +574,11 @@
       <w:r>
         <w:rPr>
           <w:rFonts w:ascii="Malgun Gothic" w:hAnsi="Malgun Gothic" w:eastAsia="Malgun Gothic"/>
-          <w:color w:val="1F3864"/>
+          <w:b/>
+          <w:color w:val="1C5797"/>
+          <w:sz w:val="32"/>
         </w:rPr>
-        <w:t>2. 요구사항 정의</w:t>
-      </w:r>
-    </w:p>
-    <w:p>
-      <w:pPr>
-        <w:pStyle w:val="Heading2"/>
-      </w:pPr>
-      <w:r>
-        <w:rPr>
-          <w:rFonts w:ascii="Malgun Gothic" w:hAnsi="Malgun Gothic" w:eastAsia="Malgun Gothic"/>
-          <w:color w:val="1E7A5B"/>
-        </w:rPr>
-        <w:t>기능 요구사항</w:t>
+        <w:t>2. 주요 기능</w:t>
       </w:r>
     </w:p>
     <w:tbl>
@@ -900,32 +588,28 @@
         <w:jc w:val="center"/>
         <w:tblLook w:firstColumn="1" w:firstRow="1" w:lastColumn="0" w:lastRow="0" w:noHBand="0" w:noVBand="1" w:val="04A0"/>
         <w:tblBorders>
-          <w:top w:val="single" w:sz="4" w:space="0" w:color="D9D9D9"/>
-          <w:left w:val="single" w:sz="4" w:space="0" w:color="D9D9D9"/>
-          <w:bottom w:val="single" w:sz="4" w:space="0" w:color="D9D9D9"/>
-          <w:right w:val="single" w:sz="4" w:space="0" w:color="D9D9D9"/>
-          <w:insideH w:val="single" w:sz="4" w:space="0" w:color="D9D9D9"/>
-          <w:insideV w:val="single" w:sz="4" w:space="0" w:color="D9D9D9"/>
+          <w:top w:val="single" w:sz="4" w:space="0" w:color="DDE2E8"/>
+          <w:left w:val="single" w:sz="4" w:space="0" w:color="DDE2E8"/>
+          <w:bottom w:val="single" w:sz="4" w:space="0" w:color="DDE2E8"/>
+          <w:right w:val="single" w:sz="4" w:space="0" w:color="DDE2E8"/>
+          <w:insideH w:val="single" w:sz="4" w:space="0" w:color="DDE2E8"/>
+          <w:insideV w:val="single" w:sz="4" w:space="0" w:color="DDE2E8"/>
         </w:tblBorders>
       </w:tblPr>
       <w:tblGrid>
-        <w:gridCol w:w="2550"/>
-        <w:gridCol w:w="2550"/>
-        <w:gridCol w:w="2550"/>
-        <w:gridCol w:w="2550"/>
+        <w:gridCol w:w="5100"/>
+        <w:gridCol w:w="5100"/>
       </w:tblGrid>
       <w:tr>
-        <w:trPr>
-          <w:tblHeader w:val="true"/>
-        </w:trPr>
         <w:tc>
           <w:tcPr>
-            <w:tcW w:type="dxa" w:w="1247"/>
-            <w:shd w:fill="D9EAF7"/>
+            <w:tcW w:type="dxa" w:w="2268"/>
+            <w:shd w:fill="EAF2FF"/>
             <w:vAlign w:val="center"/>
           </w:tcPr>
           <w:p>
             <w:pPr>
+              <w:spacing w:after="0"/>
               <w:jc w:val="center"/>
             </w:pPr>
             <w:r/>
@@ -933,21 +617,22 @@
               <w:rPr>
                 <w:rFonts w:ascii="Malgun Gothic" w:hAnsi="Malgun Gothic" w:eastAsia="Malgun Gothic"/>
                 <w:b/>
-                <w:color w:val="1F3864"/>
+                <w:color w:val="191C22"/>
                 <w:sz w:val="18"/>
               </w:rPr>
-              <w:t>ID</w:t>
+              <w:t>영역</w:t>
             </w:r>
           </w:p>
         </w:tc>
         <w:tc>
           <w:tcPr>
-            <w:tcW w:type="dxa" w:w="4649"/>
-            <w:shd w:fill="D9EAF7"/>
+            <w:tcW w:type="dxa" w:w="6236"/>
+            <w:shd w:fill="EAF2FF"/>
             <w:vAlign w:val="center"/>
           </w:tcPr>
           <w:p>
             <w:pPr>
+              <w:spacing w:after="0"/>
               <w:jc w:val="center"/>
             </w:pPr>
             <w:r/>
@@ -955,54 +640,10 @@
               <w:rPr>
                 <w:rFonts w:ascii="Malgun Gothic" w:hAnsi="Malgun Gothic" w:eastAsia="Malgun Gothic"/>
                 <w:b/>
-                <w:color w:val="1F3864"/>
+                <w:color w:val="191C22"/>
                 <w:sz w:val="18"/>
               </w:rPr>
-              <w:t>요구사항</w:t>
-            </w:r>
-          </w:p>
-        </w:tc>
-        <w:tc>
-          <w:tcPr>
-            <w:tcW w:type="dxa" w:w="1247"/>
-            <w:shd w:fill="D9EAF7"/>
-            <w:vAlign w:val="center"/>
-          </w:tcPr>
-          <w:p>
-            <w:pPr>
-              <w:jc w:val="center"/>
-            </w:pPr>
-            <w:r/>
-            <w:r>
-              <w:rPr>
-                <w:rFonts w:ascii="Malgun Gothic" w:hAnsi="Malgun Gothic" w:eastAsia="Malgun Gothic"/>
-                <w:b/>
-                <w:color w:val="1F3864"/>
-                <w:sz w:val="18"/>
-              </w:rPr>
-              <w:t>우선순위</w:t>
-            </w:r>
-          </w:p>
-        </w:tc>
-        <w:tc>
-          <w:tcPr>
-            <w:tcW w:type="dxa" w:w="1134"/>
-            <w:shd w:fill="D9EAF7"/>
-            <w:vAlign w:val="center"/>
-          </w:tcPr>
-          <w:p>
-            <w:pPr>
-              <w:jc w:val="center"/>
-            </w:pPr>
-            <w:r/>
-            <w:r>
-              <w:rPr>
-                <w:rFonts w:ascii="Malgun Gothic" w:hAnsi="Malgun Gothic" w:eastAsia="Malgun Gothic"/>
-                <w:b/>
-                <w:color w:val="1F3864"/>
-                <w:sz w:val="18"/>
-              </w:rPr>
-              <w:t>MVP</w:t>
+              <w:t>구현 내용</w:t>
             </w:r>
           </w:p>
         </w:tc>
@@ -1010,11 +651,12 @@
       <w:tr>
         <w:tc>
           <w:tcPr>
-            <w:tcW w:type="dxa" w:w="1247"/>
+            <w:tcW w:type="dxa" w:w="2268"/>
             <w:vAlign w:val="center"/>
           </w:tcPr>
           <w:p>
             <w:pPr>
+              <w:spacing w:after="0"/>
               <w:jc w:val="center"/>
             </w:pPr>
             <w:r/>
@@ -1022,39 +664,44 @@
               <w:rPr>
                 <w:rFonts w:ascii="Malgun Gothic" w:hAnsi="Malgun Gothic" w:eastAsia="Malgun Gothic"/>
                 <w:b w:val="0"/>
+                <w:color w:val="191C22"/>
                 <w:sz w:val="18"/>
               </w:rPr>
-              <w:t>FR-001</w:t>
+              <w:t>인증</w:t>
             </w:r>
           </w:p>
         </w:tc>
         <w:tc>
           <w:tcPr>
-            <w:tcW w:type="dxa" w:w="4649"/>
+            <w:tcW w:type="dxa" w:w="6236"/>
             <w:vAlign w:val="center"/>
           </w:tcPr>
           <w:p>
             <w:pPr>
-              <w:jc w:val="left"/>
+              <w:spacing w:after="0"/>
             </w:pPr>
             <w:r/>
             <w:r>
               <w:rPr>
                 <w:rFonts w:ascii="Malgun Gothic" w:hAnsi="Malgun Gothic" w:eastAsia="Malgun Gothic"/>
                 <w:b w:val="0"/>
+                <w:color w:val="191C22"/>
                 <w:sz w:val="18"/>
               </w:rPr>
-              <w:t>이메일, 닉네임, 비밀번호로 회원가입할 수 있다.</w:t>
+              <w:t>회원가입, 로그인, JWT 발급, 세션 복원, 이메일/닉네임 중복 체크</w:t>
             </w:r>
           </w:p>
         </w:tc>
+      </w:tr>
+      <w:tr>
         <w:tc>
           <w:tcPr>
-            <w:tcW w:type="dxa" w:w="1247"/>
+            <w:tcW w:type="dxa" w:w="2268"/>
             <w:vAlign w:val="center"/>
           </w:tcPr>
           <w:p>
             <w:pPr>
+              <w:spacing w:after="0"/>
               <w:jc w:val="center"/>
             </w:pPr>
             <w:r/>
@@ -1062,747 +709,7 @@
               <w:rPr>
                 <w:rFonts w:ascii="Malgun Gothic" w:hAnsi="Malgun Gothic" w:eastAsia="Malgun Gothic"/>
                 <w:b w:val="0"/>
-                <w:sz w:val="18"/>
-              </w:rPr>
-              <w:t>높음</w:t>
-            </w:r>
-          </w:p>
-        </w:tc>
-        <w:tc>
-          <w:tcPr>
-            <w:tcW w:type="dxa" w:w="1134"/>
-            <w:vAlign w:val="center"/>
-          </w:tcPr>
-          <w:p>
-            <w:pPr>
-              <w:jc w:val="center"/>
-            </w:pPr>
-            <w:r/>
-            <w:r>
-              <w:rPr>
-                <w:rFonts w:ascii="Malgun Gothic" w:hAnsi="Malgun Gothic" w:eastAsia="Malgun Gothic"/>
-                <w:b w:val="0"/>
-                <w:sz w:val="18"/>
-              </w:rPr>
-              <w:t>포함</w:t>
-            </w:r>
-          </w:p>
-        </w:tc>
-      </w:tr>
-      <w:tr>
-        <w:tc>
-          <w:tcPr>
-            <w:tcW w:type="dxa" w:w="1247"/>
-            <w:vAlign w:val="center"/>
-          </w:tcPr>
-          <w:p>
-            <w:pPr>
-              <w:jc w:val="center"/>
-            </w:pPr>
-            <w:r/>
-            <w:r>
-              <w:rPr>
-                <w:rFonts w:ascii="Malgun Gothic" w:hAnsi="Malgun Gothic" w:eastAsia="Malgun Gothic"/>
-                <w:b w:val="0"/>
-                <w:sz w:val="18"/>
-              </w:rPr>
-              <w:t>FR-002</w:t>
-            </w:r>
-          </w:p>
-        </w:tc>
-        <w:tc>
-          <w:tcPr>
-            <w:tcW w:type="dxa" w:w="4649"/>
-            <w:vAlign w:val="center"/>
-          </w:tcPr>
-          <w:p>
-            <w:pPr>
-              <w:jc w:val="left"/>
-            </w:pPr>
-            <w:r/>
-            <w:r>
-              <w:rPr>
-                <w:rFonts w:ascii="Malgun Gothic" w:hAnsi="Malgun Gothic" w:eastAsia="Malgun Gothic"/>
-                <w:b w:val="0"/>
-                <w:sz w:val="18"/>
-              </w:rPr>
-              <w:t>이메일과 비밀번호로 로그인할 수 있다.</w:t>
-            </w:r>
-          </w:p>
-        </w:tc>
-        <w:tc>
-          <w:tcPr>
-            <w:tcW w:type="dxa" w:w="1247"/>
-            <w:vAlign w:val="center"/>
-          </w:tcPr>
-          <w:p>
-            <w:pPr>
-              <w:jc w:val="center"/>
-            </w:pPr>
-            <w:r/>
-            <w:r>
-              <w:rPr>
-                <w:rFonts w:ascii="Malgun Gothic" w:hAnsi="Malgun Gothic" w:eastAsia="Malgun Gothic"/>
-                <w:b w:val="0"/>
-                <w:sz w:val="18"/>
-              </w:rPr>
-              <w:t>높음</w:t>
-            </w:r>
-          </w:p>
-        </w:tc>
-        <w:tc>
-          <w:tcPr>
-            <w:tcW w:type="dxa" w:w="1134"/>
-            <w:vAlign w:val="center"/>
-          </w:tcPr>
-          <w:p>
-            <w:pPr>
-              <w:jc w:val="center"/>
-            </w:pPr>
-            <w:r/>
-            <w:r>
-              <w:rPr>
-                <w:rFonts w:ascii="Malgun Gothic" w:hAnsi="Malgun Gothic" w:eastAsia="Malgun Gothic"/>
-                <w:b w:val="0"/>
-                <w:sz w:val="18"/>
-              </w:rPr>
-              <w:t>포함</w:t>
-            </w:r>
-          </w:p>
-        </w:tc>
-      </w:tr>
-      <w:tr>
-        <w:tc>
-          <w:tcPr>
-            <w:tcW w:type="dxa" w:w="1247"/>
-            <w:vAlign w:val="center"/>
-          </w:tcPr>
-          <w:p>
-            <w:pPr>
-              <w:jc w:val="center"/>
-            </w:pPr>
-            <w:r/>
-            <w:r>
-              <w:rPr>
-                <w:rFonts w:ascii="Malgun Gothic" w:hAnsi="Malgun Gothic" w:eastAsia="Malgun Gothic"/>
-                <w:b w:val="0"/>
-                <w:sz w:val="18"/>
-              </w:rPr>
-              <w:t>FR-003</w:t>
-            </w:r>
-          </w:p>
-        </w:tc>
-        <w:tc>
-          <w:tcPr>
-            <w:tcW w:type="dxa" w:w="4649"/>
-            <w:vAlign w:val="center"/>
-          </w:tcPr>
-          <w:p>
-            <w:pPr>
-              <w:jc w:val="left"/>
-            </w:pPr>
-            <w:r/>
-            <w:r>
-              <w:rPr>
-                <w:rFonts w:ascii="Malgun Gothic" w:hAnsi="Malgun Gothic" w:eastAsia="Malgun Gothic"/>
-                <w:b w:val="0"/>
-                <w:sz w:val="18"/>
-              </w:rPr>
-              <w:t>사용자는 자신의 프로필 정보를 조회할 수 있다.</w:t>
-            </w:r>
-          </w:p>
-        </w:tc>
-        <w:tc>
-          <w:tcPr>
-            <w:tcW w:type="dxa" w:w="1247"/>
-            <w:vAlign w:val="center"/>
-          </w:tcPr>
-          <w:p>
-            <w:pPr>
-              <w:jc w:val="center"/>
-            </w:pPr>
-            <w:r/>
-            <w:r>
-              <w:rPr>
-                <w:rFonts w:ascii="Malgun Gothic" w:hAnsi="Malgun Gothic" w:eastAsia="Malgun Gothic"/>
-                <w:b w:val="0"/>
-                <w:sz w:val="18"/>
-              </w:rPr>
-              <w:t>높음</w:t>
-            </w:r>
-          </w:p>
-        </w:tc>
-        <w:tc>
-          <w:tcPr>
-            <w:tcW w:type="dxa" w:w="1134"/>
-            <w:vAlign w:val="center"/>
-          </w:tcPr>
-          <w:p>
-            <w:pPr>
-              <w:jc w:val="center"/>
-            </w:pPr>
-            <w:r/>
-            <w:r>
-              <w:rPr>
-                <w:rFonts w:ascii="Malgun Gothic" w:hAnsi="Malgun Gothic" w:eastAsia="Malgun Gothic"/>
-                <w:b w:val="0"/>
-                <w:sz w:val="18"/>
-              </w:rPr>
-              <w:t>포함</w:t>
-            </w:r>
-          </w:p>
-        </w:tc>
-      </w:tr>
-      <w:tr>
-        <w:tc>
-          <w:tcPr>
-            <w:tcW w:type="dxa" w:w="1247"/>
-            <w:vAlign w:val="center"/>
-          </w:tcPr>
-          <w:p>
-            <w:pPr>
-              <w:jc w:val="center"/>
-            </w:pPr>
-            <w:r/>
-            <w:r>
-              <w:rPr>
-                <w:rFonts w:ascii="Malgun Gothic" w:hAnsi="Malgun Gothic" w:eastAsia="Malgun Gothic"/>
-                <w:b w:val="0"/>
-                <w:sz w:val="18"/>
-              </w:rPr>
-              <w:t>FR-004</w:t>
-            </w:r>
-          </w:p>
-        </w:tc>
-        <w:tc>
-          <w:tcPr>
-            <w:tcW w:type="dxa" w:w="4649"/>
-            <w:vAlign w:val="center"/>
-          </w:tcPr>
-          <w:p>
-            <w:pPr>
-              <w:jc w:val="left"/>
-            </w:pPr>
-            <w:r/>
-            <w:r>
-              <w:rPr>
-                <w:rFonts w:ascii="Malgun Gothic" w:hAnsi="Malgun Gothic" w:eastAsia="Malgun Gothic"/>
-                <w:b w:val="0"/>
-                <w:sz w:val="18"/>
-              </w:rPr>
-              <w:t>거리, 시간, 날짜, 메모로 러닝 기록을 저장할 수 있다.</w:t>
-            </w:r>
-          </w:p>
-        </w:tc>
-        <w:tc>
-          <w:tcPr>
-            <w:tcW w:type="dxa" w:w="1247"/>
-            <w:vAlign w:val="center"/>
-          </w:tcPr>
-          <w:p>
-            <w:pPr>
-              <w:jc w:val="center"/>
-            </w:pPr>
-            <w:r/>
-            <w:r>
-              <w:rPr>
-                <w:rFonts w:ascii="Malgun Gothic" w:hAnsi="Malgun Gothic" w:eastAsia="Malgun Gothic"/>
-                <w:b w:val="0"/>
-                <w:sz w:val="18"/>
-              </w:rPr>
-              <w:t>높음</w:t>
-            </w:r>
-          </w:p>
-        </w:tc>
-        <w:tc>
-          <w:tcPr>
-            <w:tcW w:type="dxa" w:w="1134"/>
-            <w:vAlign w:val="center"/>
-          </w:tcPr>
-          <w:p>
-            <w:pPr>
-              <w:jc w:val="center"/>
-            </w:pPr>
-            <w:r/>
-            <w:r>
-              <w:rPr>
-                <w:rFonts w:ascii="Malgun Gothic" w:hAnsi="Malgun Gothic" w:eastAsia="Malgun Gothic"/>
-                <w:b w:val="0"/>
-                <w:sz w:val="18"/>
-              </w:rPr>
-              <w:t>포함</w:t>
-            </w:r>
-          </w:p>
-        </w:tc>
-      </w:tr>
-      <w:tr>
-        <w:tc>
-          <w:tcPr>
-            <w:tcW w:type="dxa" w:w="1247"/>
-            <w:vAlign w:val="center"/>
-          </w:tcPr>
-          <w:p>
-            <w:pPr>
-              <w:jc w:val="center"/>
-            </w:pPr>
-            <w:r/>
-            <w:r>
-              <w:rPr>
-                <w:rFonts w:ascii="Malgun Gothic" w:hAnsi="Malgun Gothic" w:eastAsia="Malgun Gothic"/>
-                <w:b w:val="0"/>
-                <w:sz w:val="18"/>
-              </w:rPr>
-              <w:t>FR-005</w:t>
-            </w:r>
-          </w:p>
-        </w:tc>
-        <w:tc>
-          <w:tcPr>
-            <w:tcW w:type="dxa" w:w="4649"/>
-            <w:vAlign w:val="center"/>
-          </w:tcPr>
-          <w:p>
-            <w:pPr>
-              <w:jc w:val="left"/>
-            </w:pPr>
-            <w:r/>
-            <w:r>
-              <w:rPr>
-                <w:rFonts w:ascii="Malgun Gothic" w:hAnsi="Malgun Gothic" w:eastAsia="Malgun Gothic"/>
-                <w:b w:val="0"/>
-                <w:sz w:val="18"/>
-              </w:rPr>
-              <w:t>시스템은 거리와 시간을 기반으로 페이스를 계산한다.</w:t>
-            </w:r>
-          </w:p>
-        </w:tc>
-        <w:tc>
-          <w:tcPr>
-            <w:tcW w:type="dxa" w:w="1247"/>
-            <w:vAlign w:val="center"/>
-          </w:tcPr>
-          <w:p>
-            <w:pPr>
-              <w:jc w:val="center"/>
-            </w:pPr>
-            <w:r/>
-            <w:r>
-              <w:rPr>
-                <w:rFonts w:ascii="Malgun Gothic" w:hAnsi="Malgun Gothic" w:eastAsia="Malgun Gothic"/>
-                <w:b w:val="0"/>
-                <w:sz w:val="18"/>
-              </w:rPr>
-              <w:t>높음</w:t>
-            </w:r>
-          </w:p>
-        </w:tc>
-        <w:tc>
-          <w:tcPr>
-            <w:tcW w:type="dxa" w:w="1134"/>
-            <w:vAlign w:val="center"/>
-          </w:tcPr>
-          <w:p>
-            <w:pPr>
-              <w:jc w:val="center"/>
-            </w:pPr>
-            <w:r/>
-            <w:r>
-              <w:rPr>
-                <w:rFonts w:ascii="Malgun Gothic" w:hAnsi="Malgun Gothic" w:eastAsia="Malgun Gothic"/>
-                <w:b w:val="0"/>
-                <w:sz w:val="18"/>
-              </w:rPr>
-              <w:t>포함</w:t>
-            </w:r>
-          </w:p>
-        </w:tc>
-      </w:tr>
-      <w:tr>
-        <w:tc>
-          <w:tcPr>
-            <w:tcW w:type="dxa" w:w="1247"/>
-            <w:vAlign w:val="center"/>
-          </w:tcPr>
-          <w:p>
-            <w:pPr>
-              <w:jc w:val="center"/>
-            </w:pPr>
-            <w:r/>
-            <w:r>
-              <w:rPr>
-                <w:rFonts w:ascii="Malgun Gothic" w:hAnsi="Malgun Gothic" w:eastAsia="Malgun Gothic"/>
-                <w:b w:val="0"/>
-                <w:sz w:val="18"/>
-              </w:rPr>
-              <w:t>FR-006</w:t>
-            </w:r>
-          </w:p>
-        </w:tc>
-        <w:tc>
-          <w:tcPr>
-            <w:tcW w:type="dxa" w:w="4649"/>
-            <w:vAlign w:val="center"/>
-          </w:tcPr>
-          <w:p>
-            <w:pPr>
-              <w:jc w:val="left"/>
-            </w:pPr>
-            <w:r/>
-            <w:r>
-              <w:rPr>
-                <w:rFonts w:ascii="Malgun Gothic" w:hAnsi="Malgun Gothic" w:eastAsia="Malgun Gothic"/>
-                <w:b w:val="0"/>
-                <w:sz w:val="18"/>
-              </w:rPr>
-              <w:t>사용자는 최신 러닝 기록 피드를 조회할 수 있다.</w:t>
-            </w:r>
-          </w:p>
-        </w:tc>
-        <w:tc>
-          <w:tcPr>
-            <w:tcW w:type="dxa" w:w="1247"/>
-            <w:vAlign w:val="center"/>
-          </w:tcPr>
-          <w:p>
-            <w:pPr>
-              <w:jc w:val="center"/>
-            </w:pPr>
-            <w:r/>
-            <w:r>
-              <w:rPr>
-                <w:rFonts w:ascii="Malgun Gothic" w:hAnsi="Malgun Gothic" w:eastAsia="Malgun Gothic"/>
-                <w:b w:val="0"/>
-                <w:sz w:val="18"/>
-              </w:rPr>
-              <w:t>높음</w:t>
-            </w:r>
-          </w:p>
-        </w:tc>
-        <w:tc>
-          <w:tcPr>
-            <w:tcW w:type="dxa" w:w="1134"/>
-            <w:vAlign w:val="center"/>
-          </w:tcPr>
-          <w:p>
-            <w:pPr>
-              <w:jc w:val="center"/>
-            </w:pPr>
-            <w:r/>
-            <w:r>
-              <w:rPr>
-                <w:rFonts w:ascii="Malgun Gothic" w:hAnsi="Malgun Gothic" w:eastAsia="Malgun Gothic"/>
-                <w:b w:val="0"/>
-                <w:sz w:val="18"/>
-              </w:rPr>
-              <w:t>포함</w:t>
-            </w:r>
-          </w:p>
-        </w:tc>
-      </w:tr>
-      <w:tr>
-        <w:tc>
-          <w:tcPr>
-            <w:tcW w:type="dxa" w:w="1247"/>
-            <w:vAlign w:val="center"/>
-          </w:tcPr>
-          <w:p>
-            <w:pPr>
-              <w:jc w:val="center"/>
-            </w:pPr>
-            <w:r/>
-            <w:r>
-              <w:rPr>
-                <w:rFonts w:ascii="Malgun Gothic" w:hAnsi="Malgun Gothic" w:eastAsia="Malgun Gothic"/>
-                <w:b w:val="0"/>
-                <w:sz w:val="18"/>
-              </w:rPr>
-              <w:t>FR-007</w:t>
-            </w:r>
-          </w:p>
-        </w:tc>
-        <w:tc>
-          <w:tcPr>
-            <w:tcW w:type="dxa" w:w="4649"/>
-            <w:vAlign w:val="center"/>
-          </w:tcPr>
-          <w:p>
-            <w:pPr>
-              <w:jc w:val="left"/>
-            </w:pPr>
-            <w:r/>
-            <w:r>
-              <w:rPr>
-                <w:rFonts w:ascii="Malgun Gothic" w:hAnsi="Malgun Gothic" w:eastAsia="Malgun Gothic"/>
-                <w:b w:val="0"/>
-                <w:sz w:val="18"/>
-              </w:rPr>
-              <w:t>친구 추가와 주간 랭킹을 제공한다.</w:t>
-            </w:r>
-          </w:p>
-        </w:tc>
-        <w:tc>
-          <w:tcPr>
-            <w:tcW w:type="dxa" w:w="1247"/>
-            <w:vAlign w:val="center"/>
-          </w:tcPr>
-          <w:p>
-            <w:pPr>
-              <w:jc w:val="center"/>
-            </w:pPr>
-            <w:r/>
-            <w:r>
-              <w:rPr>
-                <w:rFonts w:ascii="Malgun Gothic" w:hAnsi="Malgun Gothic" w:eastAsia="Malgun Gothic"/>
-                <w:b w:val="0"/>
-                <w:sz w:val="18"/>
-              </w:rPr>
-              <w:t>중간</w:t>
-            </w:r>
-          </w:p>
-        </w:tc>
-        <w:tc>
-          <w:tcPr>
-            <w:tcW w:type="dxa" w:w="1134"/>
-            <w:vAlign w:val="center"/>
-          </w:tcPr>
-          <w:p>
-            <w:pPr>
-              <w:jc w:val="center"/>
-            </w:pPr>
-            <w:r/>
-            <w:r>
-              <w:rPr>
-                <w:rFonts w:ascii="Malgun Gothic" w:hAnsi="Malgun Gothic" w:eastAsia="Malgun Gothic"/>
-                <w:b w:val="0"/>
-                <w:sz w:val="18"/>
-              </w:rPr>
-              <w:t>제외</w:t>
-            </w:r>
-          </w:p>
-        </w:tc>
-      </w:tr>
-      <w:tr>
-        <w:tc>
-          <w:tcPr>
-            <w:tcW w:type="dxa" w:w="1247"/>
-            <w:vAlign w:val="center"/>
-          </w:tcPr>
-          <w:p>
-            <w:pPr>
-              <w:jc w:val="center"/>
-            </w:pPr>
-            <w:r/>
-            <w:r>
-              <w:rPr>
-                <w:rFonts w:ascii="Malgun Gothic" w:hAnsi="Malgun Gothic" w:eastAsia="Malgun Gothic"/>
-                <w:b w:val="0"/>
-                <w:sz w:val="18"/>
-              </w:rPr>
-              <w:t>FR-008</w:t>
-            </w:r>
-          </w:p>
-        </w:tc>
-        <w:tc>
-          <w:tcPr>
-            <w:tcW w:type="dxa" w:w="4649"/>
-            <w:vAlign w:val="center"/>
-          </w:tcPr>
-          <w:p>
-            <w:pPr>
-              <w:jc w:val="left"/>
-            </w:pPr>
-            <w:r/>
-            <w:r>
-              <w:rPr>
-                <w:rFonts w:ascii="Malgun Gothic" w:hAnsi="Malgun Gothic" w:eastAsia="Malgun Gothic"/>
-                <w:b w:val="0"/>
-                <w:sz w:val="18"/>
-              </w:rPr>
-              <w:t>GPS 좌표 저장과 코스 추천을 제공한다.</w:t>
-            </w:r>
-          </w:p>
-        </w:tc>
-        <w:tc>
-          <w:tcPr>
-            <w:tcW w:type="dxa" w:w="1247"/>
-            <w:vAlign w:val="center"/>
-          </w:tcPr>
-          <w:p>
-            <w:pPr>
-              <w:jc w:val="center"/>
-            </w:pPr>
-            <w:r/>
-            <w:r>
-              <w:rPr>
-                <w:rFonts w:ascii="Malgun Gothic" w:hAnsi="Malgun Gothic" w:eastAsia="Malgun Gothic"/>
-                <w:b w:val="0"/>
-                <w:sz w:val="18"/>
-              </w:rPr>
-              <w:t>낮음</w:t>
-            </w:r>
-          </w:p>
-        </w:tc>
-        <w:tc>
-          <w:tcPr>
-            <w:tcW w:type="dxa" w:w="1134"/>
-            <w:vAlign w:val="center"/>
-          </w:tcPr>
-          <w:p>
-            <w:pPr>
-              <w:jc w:val="center"/>
-            </w:pPr>
-            <w:r/>
-            <w:r>
-              <w:rPr>
-                <w:rFonts w:ascii="Malgun Gothic" w:hAnsi="Malgun Gothic" w:eastAsia="Malgun Gothic"/>
-                <w:b w:val="0"/>
-                <w:sz w:val="18"/>
-              </w:rPr>
-              <w:t>제외</w:t>
-            </w:r>
-          </w:p>
-        </w:tc>
-      </w:tr>
-    </w:tbl>
-    <w:p/>
-    <w:p>
-      <w:pPr>
-        <w:pStyle w:val="Heading2"/>
-      </w:pPr>
-      <w:r>
-        <w:rPr>
-          <w:rFonts w:ascii="Malgun Gothic" w:hAnsi="Malgun Gothic" w:eastAsia="Malgun Gothic"/>
-          <w:color w:val="1E7A5B"/>
-        </w:rPr>
-        <w:t>비기능 요구사항</w:t>
-      </w:r>
-    </w:p>
-    <w:tbl>
-      <w:tblPr>
-        <w:tblStyle w:val="TableGrid"/>
-        <w:tblW w:type="auto" w:w="0"/>
-        <w:jc w:val="center"/>
-        <w:tblLook w:firstColumn="1" w:firstRow="1" w:lastColumn="0" w:lastRow="0" w:noHBand="0" w:noVBand="1" w:val="04A0"/>
-        <w:tblBorders>
-          <w:top w:val="single" w:sz="4" w:space="0" w:color="D9D9D9"/>
-          <w:left w:val="single" w:sz="4" w:space="0" w:color="D9D9D9"/>
-          <w:bottom w:val="single" w:sz="4" w:space="0" w:color="D9D9D9"/>
-          <w:right w:val="single" w:sz="4" w:space="0" w:color="D9D9D9"/>
-          <w:insideH w:val="single" w:sz="4" w:space="0" w:color="D9D9D9"/>
-          <w:insideV w:val="single" w:sz="4" w:space="0" w:color="D9D9D9"/>
-        </w:tblBorders>
-      </w:tblPr>
-      <w:tblGrid>
-        <w:gridCol w:w="3400"/>
-        <w:gridCol w:w="3400"/>
-        <w:gridCol w:w="3400"/>
-      </w:tblGrid>
-      <w:tr>
-        <w:trPr>
-          <w:tblHeader w:val="true"/>
-        </w:trPr>
-        <w:tc>
-          <w:tcPr>
-            <w:tcW w:type="dxa" w:w="1361"/>
-            <w:shd w:fill="D9EAF7"/>
-            <w:vAlign w:val="center"/>
-          </w:tcPr>
-          <w:p>
-            <w:pPr>
-              <w:jc w:val="center"/>
-            </w:pPr>
-            <w:r/>
-            <w:r>
-              <w:rPr>
-                <w:rFonts w:ascii="Malgun Gothic" w:hAnsi="Malgun Gothic" w:eastAsia="Malgun Gothic"/>
-                <w:b/>
-                <w:color w:val="1F3864"/>
-                <w:sz w:val="18"/>
-              </w:rPr>
-              <w:t>ID</w:t>
-            </w:r>
-          </w:p>
-        </w:tc>
-        <w:tc>
-          <w:tcPr>
-            <w:tcW w:type="dxa" w:w="1701"/>
-            <w:shd w:fill="D9EAF7"/>
-            <w:vAlign w:val="center"/>
-          </w:tcPr>
-          <w:p>
-            <w:pPr>
-              <w:jc w:val="center"/>
-            </w:pPr>
-            <w:r/>
-            <w:r>
-              <w:rPr>
-                <w:rFonts w:ascii="Malgun Gothic" w:hAnsi="Malgun Gothic" w:eastAsia="Malgun Gothic"/>
-                <w:b/>
-                <w:color w:val="1F3864"/>
-                <w:sz w:val="18"/>
-              </w:rPr>
-              <w:t>구분</w:t>
-            </w:r>
-          </w:p>
-        </w:tc>
-        <w:tc>
-          <w:tcPr>
-            <w:tcW w:type="dxa" w:w="5443"/>
-            <w:shd w:fill="D9EAF7"/>
-            <w:vAlign w:val="center"/>
-          </w:tcPr>
-          <w:p>
-            <w:pPr>
-              <w:jc w:val="center"/>
-            </w:pPr>
-            <w:r/>
-            <w:r>
-              <w:rPr>
-                <w:rFonts w:ascii="Malgun Gothic" w:hAnsi="Malgun Gothic" w:eastAsia="Malgun Gothic"/>
-                <w:b/>
-                <w:color w:val="1F3864"/>
-                <w:sz w:val="18"/>
-              </w:rPr>
-              <w:t>요구사항</w:t>
-            </w:r>
-          </w:p>
-        </w:tc>
-      </w:tr>
-      <w:tr>
-        <w:tc>
-          <w:tcPr>
-            <w:tcW w:type="dxa" w:w="1361"/>
-            <w:vAlign w:val="center"/>
-          </w:tcPr>
-          <w:p>
-            <w:pPr>
-              <w:jc w:val="center"/>
-            </w:pPr>
-            <w:r/>
-            <w:r>
-              <w:rPr>
-                <w:rFonts w:ascii="Malgun Gothic" w:hAnsi="Malgun Gothic" w:eastAsia="Malgun Gothic"/>
-                <w:b w:val="0"/>
-                <w:sz w:val="18"/>
-              </w:rPr>
-              <w:t>NFR-001</w:t>
-            </w:r>
-          </w:p>
-        </w:tc>
-        <w:tc>
-          <w:tcPr>
-            <w:tcW w:type="dxa" w:w="1701"/>
-            <w:vAlign w:val="center"/>
-          </w:tcPr>
-          <w:p>
-            <w:pPr>
-              <w:jc w:val="center"/>
-            </w:pPr>
-            <w:r/>
-            <w:r>
-              <w:rPr>
-                <w:rFonts w:ascii="Malgun Gothic" w:hAnsi="Malgun Gothic" w:eastAsia="Malgun Gothic"/>
-                <w:b w:val="0"/>
+                <w:color w:val="191C22"/>
                 <w:sz w:val="18"/>
               </w:rPr>
               <w:t>보안</w:t>
@@ -1811,21 +718,22 @@
         </w:tc>
         <w:tc>
           <w:tcPr>
-            <w:tcW w:type="dxa" w:w="5443"/>
+            <w:tcW w:type="dxa" w:w="6236"/>
             <w:vAlign w:val="center"/>
           </w:tcPr>
           <w:p>
             <w:pPr>
-              <w:jc w:val="left"/>
+              <w:spacing w:after="0"/>
             </w:pPr>
             <w:r/>
             <w:r>
               <w:rPr>
                 <w:rFonts w:ascii="Malgun Gothic" w:hAnsi="Malgun Gothic" w:eastAsia="Malgun Gothic"/>
                 <w:b w:val="0"/>
+                <w:color w:val="191C22"/>
                 <w:sz w:val="18"/>
               </w:rPr>
-              <w:t>비밀번호는 평문으로 저장하지 않는다.</w:t>
+              <w:t>bcrypt 비밀번호 해시, Bearer 토큰, 환경변수 기반 설정, .env 제외</w:t>
             </w:r>
           </w:p>
         </w:tc>
@@ -1833,11 +741,12 @@
       <w:tr>
         <w:tc>
           <w:tcPr>
-            <w:tcW w:type="dxa" w:w="1361"/>
+            <w:tcW w:type="dxa" w:w="2268"/>
             <w:vAlign w:val="center"/>
           </w:tcPr>
           <w:p>
             <w:pPr>
+              <w:spacing w:after="0"/>
               <w:jc w:val="center"/>
             </w:pPr>
             <w:r/>
@@ -1845,19 +754,44 @@
               <w:rPr>
                 <w:rFonts w:ascii="Malgun Gothic" w:hAnsi="Malgun Gothic" w:eastAsia="Malgun Gothic"/>
                 <w:b w:val="0"/>
+                <w:color w:val="191C22"/>
                 <w:sz w:val="18"/>
               </w:rPr>
-              <w:t>NFR-002</w:t>
+              <w:t>러닝</w:t>
             </w:r>
           </w:p>
         </w:tc>
         <w:tc>
           <w:tcPr>
-            <w:tcW w:type="dxa" w:w="1701"/>
+            <w:tcW w:type="dxa" w:w="6236"/>
             <w:vAlign w:val="center"/>
           </w:tcPr>
           <w:p>
             <w:pPr>
+              <w:spacing w:after="0"/>
+            </w:pPr>
+            <w:r/>
+            <w:r>
+              <w:rPr>
+                <w:rFonts w:ascii="Malgun Gothic" w:hAnsi="Malgun Gothic" w:eastAsia="Malgun Gothic"/>
+                <w:b w:val="0"/>
+                <w:color w:val="191C22"/>
+                <w:sz w:val="18"/>
+              </w:rPr>
+              <w:t>거리, 시간, 날짜, 메모 저장 및 페이스 자동 계산</w:t>
+            </w:r>
+          </w:p>
+        </w:tc>
+      </w:tr>
+      <w:tr>
+        <w:tc>
+          <w:tcPr>
+            <w:tcW w:type="dxa" w:w="2268"/>
+            <w:vAlign w:val="center"/>
+          </w:tcPr>
+          <w:p>
+            <w:pPr>
+              <w:spacing w:after="0"/>
               <w:jc w:val="center"/>
             </w:pPr>
             <w:r/>
@@ -1865,29 +799,31 @@
               <w:rPr>
                 <w:rFonts w:ascii="Malgun Gothic" w:hAnsi="Malgun Gothic" w:eastAsia="Malgun Gothic"/>
                 <w:b w:val="0"/>
+                <w:color w:val="191C22"/>
                 <w:sz w:val="18"/>
               </w:rPr>
-              <w:t>보안</w:t>
+              <w:t>소셜</w:t>
             </w:r>
           </w:p>
         </w:tc>
         <w:tc>
           <w:tcPr>
-            <w:tcW w:type="dxa" w:w="5443"/>
+            <w:tcW w:type="dxa" w:w="6236"/>
             <w:vAlign w:val="center"/>
           </w:tcPr>
           <w:p>
             <w:pPr>
-              <w:jc w:val="left"/>
+              <w:spacing w:after="0"/>
             </w:pPr>
             <w:r/>
             <w:r>
               <w:rPr>
                 <w:rFonts w:ascii="Malgun Gothic" w:hAnsi="Malgun Gothic" w:eastAsia="Malgun Gothic"/>
                 <w:b w:val="0"/>
+                <w:color w:val="191C22"/>
                 <w:sz w:val="18"/>
               </w:rPr>
-              <w:t>인증 API는 JWT Bearer token을 사용한다.</w:t>
+              <w:t>피드 화면, 친구 화면 UI, 채팅 탭 UI</w:t>
             </w:r>
           </w:p>
         </w:tc>
@@ -1895,11 +831,12 @@
       <w:tr>
         <w:tc>
           <w:tcPr>
-            <w:tcW w:type="dxa" w:w="1361"/>
+            <w:tcW w:type="dxa" w:w="2268"/>
             <w:vAlign w:val="center"/>
           </w:tcPr>
           <w:p>
             <w:pPr>
+              <w:spacing w:after="0"/>
               <w:jc w:val="center"/>
             </w:pPr>
             <w:r/>
@@ -1907,173 +844,31 @@
               <w:rPr>
                 <w:rFonts w:ascii="Malgun Gothic" w:hAnsi="Malgun Gothic" w:eastAsia="Malgun Gothic"/>
                 <w:b w:val="0"/>
+                <w:color w:val="191C22"/>
                 <w:sz w:val="18"/>
               </w:rPr>
-              <w:t>NFR-003</w:t>
+              <w:t>앱 경험</w:t>
             </w:r>
           </w:p>
         </w:tc>
         <w:tc>
           <w:tcPr>
-            <w:tcW w:type="dxa" w:w="1701"/>
+            <w:tcW w:type="dxa" w:w="6236"/>
             <w:vAlign w:val="center"/>
           </w:tcPr>
           <w:p>
             <w:pPr>
-              <w:jc w:val="center"/>
+              <w:spacing w:after="0"/>
             </w:pPr>
             <w:r/>
             <w:r>
               <w:rPr>
                 <w:rFonts w:ascii="Malgun Gothic" w:hAnsi="Malgun Gothic" w:eastAsia="Malgun Gothic"/>
                 <w:b w:val="0"/>
+                <w:color w:val="191C22"/>
                 <w:sz w:val="18"/>
               </w:rPr>
-              <w:t>유지보수</w:t>
-            </w:r>
-          </w:p>
-        </w:tc>
-        <w:tc>
-          <w:tcPr>
-            <w:tcW w:type="dxa" w:w="5443"/>
-            <w:vAlign w:val="center"/>
-          </w:tcPr>
-          <w:p>
-            <w:pPr>
-              <w:jc w:val="left"/>
-            </w:pPr>
-            <w:r/>
-            <w:r>
-              <w:rPr>
-                <w:rFonts w:ascii="Malgun Gothic" w:hAnsi="Malgun Gothic" w:eastAsia="Malgun Gothic"/>
-                <w:b w:val="0"/>
-                <w:sz w:val="18"/>
-              </w:rPr>
-              <w:t>요청/응답 구조는 Pydantic Schema로 분리한다.</w:t>
-            </w:r>
-          </w:p>
-        </w:tc>
-      </w:tr>
-      <w:tr>
-        <w:tc>
-          <w:tcPr>
-            <w:tcW w:type="dxa" w:w="1361"/>
-            <w:vAlign w:val="center"/>
-          </w:tcPr>
-          <w:p>
-            <w:pPr>
-              <w:jc w:val="center"/>
-            </w:pPr>
-            <w:r/>
-            <w:r>
-              <w:rPr>
-                <w:rFonts w:ascii="Malgun Gothic" w:hAnsi="Malgun Gothic" w:eastAsia="Malgun Gothic"/>
-                <w:b w:val="0"/>
-                <w:sz w:val="18"/>
-              </w:rPr>
-              <w:t>NFR-004</w:t>
-            </w:r>
-          </w:p>
-        </w:tc>
-        <w:tc>
-          <w:tcPr>
-            <w:tcW w:type="dxa" w:w="1701"/>
-            <w:vAlign w:val="center"/>
-          </w:tcPr>
-          <w:p>
-            <w:pPr>
-              <w:jc w:val="center"/>
-            </w:pPr>
-            <w:r/>
-            <w:r>
-              <w:rPr>
-                <w:rFonts w:ascii="Malgun Gothic" w:hAnsi="Malgun Gothic" w:eastAsia="Malgun Gothic"/>
-                <w:b w:val="0"/>
-                <w:sz w:val="18"/>
-              </w:rPr>
-              <w:t>실행환경</w:t>
-            </w:r>
-          </w:p>
-        </w:tc>
-        <w:tc>
-          <w:tcPr>
-            <w:tcW w:type="dxa" w:w="5443"/>
-            <w:vAlign w:val="center"/>
-          </w:tcPr>
-          <w:p>
-            <w:pPr>
-              <w:jc w:val="left"/>
-            </w:pPr>
-            <w:r/>
-            <w:r>
-              <w:rPr>
-                <w:rFonts w:ascii="Malgun Gothic" w:hAnsi="Malgun Gothic" w:eastAsia="Malgun Gothic"/>
-                <w:b w:val="0"/>
-                <w:sz w:val="18"/>
-              </w:rPr>
-              <w:t>개발용 DB는 Docker Compose로 실행 가능해야 한다.</w:t>
-            </w:r>
-          </w:p>
-        </w:tc>
-      </w:tr>
-      <w:tr>
-        <w:tc>
-          <w:tcPr>
-            <w:tcW w:type="dxa" w:w="1361"/>
-            <w:vAlign w:val="center"/>
-          </w:tcPr>
-          <w:p>
-            <w:pPr>
-              <w:jc w:val="center"/>
-            </w:pPr>
-            <w:r/>
-            <w:r>
-              <w:rPr>
-                <w:rFonts w:ascii="Malgun Gothic" w:hAnsi="Malgun Gothic" w:eastAsia="Malgun Gothic"/>
-                <w:b w:val="0"/>
-                <w:sz w:val="18"/>
-              </w:rPr>
-              <w:t>NFR-005</w:t>
-            </w:r>
-          </w:p>
-        </w:tc>
-        <w:tc>
-          <w:tcPr>
-            <w:tcW w:type="dxa" w:w="1701"/>
-            <w:vAlign w:val="center"/>
-          </w:tcPr>
-          <w:p>
-            <w:pPr>
-              <w:jc w:val="center"/>
-            </w:pPr>
-            <w:r/>
-            <w:r>
-              <w:rPr>
-                <w:rFonts w:ascii="Malgun Gothic" w:hAnsi="Malgun Gothic" w:eastAsia="Malgun Gothic"/>
-                <w:b w:val="0"/>
-                <w:sz w:val="18"/>
-              </w:rPr>
-              <w:t>문서화</w:t>
-            </w:r>
-          </w:p>
-        </w:tc>
-        <w:tc>
-          <w:tcPr>
-            <w:tcW w:type="dxa" w:w="5443"/>
-            <w:vAlign w:val="center"/>
-          </w:tcPr>
-          <w:p>
-            <w:pPr>
-              <w:jc w:val="left"/>
-            </w:pPr>
-            <w:r/>
-            <w:r>
-              <w:rPr>
-                <w:rFonts w:ascii="Malgun Gothic" w:hAnsi="Malgun Gothic" w:eastAsia="Malgun Gothic"/>
-                <w:b w:val="0"/>
-                <w:sz w:val="18"/>
-              </w:rPr>
-              <w:t>로컬 실행 방법과 API 구조를 문서화한다.</w:t>
+              <w:t>스플래시, 홈, 기록, 설정, 라이트/다크 테마</w:t>
             </w:r>
           </w:p>
         </w:tc>
@@ -2087,1208 +882,11 @@
       <w:r>
         <w:rPr>
           <w:rFonts w:ascii="Malgun Gothic" w:hAnsi="Malgun Gothic" w:eastAsia="Malgun Gothic"/>
-          <w:color w:val="1F3864"/>
+          <w:b/>
+          <w:color w:val="1C5797"/>
+          <w:sz w:val="32"/>
         </w:rPr>
-        <w:t>3. WBS</w:t>
-      </w:r>
-    </w:p>
-    <w:tbl>
-      <w:tblPr>
-        <w:tblStyle w:val="TableGrid"/>
-        <w:tblW w:type="auto" w:w="0"/>
-        <w:jc w:val="center"/>
-        <w:tblLook w:firstColumn="1" w:firstRow="1" w:lastColumn="0" w:lastRow="0" w:noHBand="0" w:noVBand="1" w:val="04A0"/>
-        <w:tblBorders>
-          <w:top w:val="single" w:sz="4" w:space="0" w:color="D9D9D9"/>
-          <w:left w:val="single" w:sz="4" w:space="0" w:color="D9D9D9"/>
-          <w:bottom w:val="single" w:sz="4" w:space="0" w:color="D9D9D9"/>
-          <w:right w:val="single" w:sz="4" w:space="0" w:color="D9D9D9"/>
-          <w:insideH w:val="single" w:sz="4" w:space="0" w:color="D9D9D9"/>
-          <w:insideV w:val="single" w:sz="4" w:space="0" w:color="D9D9D9"/>
-        </w:tblBorders>
-      </w:tblPr>
-      <w:tblGrid>
-        <w:gridCol w:w="2550"/>
-        <w:gridCol w:w="2550"/>
-        <w:gridCol w:w="2550"/>
-        <w:gridCol w:w="2550"/>
-      </w:tblGrid>
-      <w:tr>
-        <w:trPr>
-          <w:tblHeader w:val="true"/>
-        </w:trPr>
-        <w:tc>
-          <w:tcPr>
-            <w:tcW w:type="dxa" w:w="1134"/>
-            <w:shd w:fill="D9EAF7"/>
-            <w:vAlign w:val="center"/>
-          </w:tcPr>
-          <w:p>
-            <w:pPr>
-              <w:jc w:val="center"/>
-            </w:pPr>
-            <w:r/>
-            <w:r>
-              <w:rPr>
-                <w:rFonts w:ascii="Malgun Gothic" w:hAnsi="Malgun Gothic" w:eastAsia="Malgun Gothic"/>
-                <w:b/>
-                <w:color w:val="1F3864"/>
-                <w:sz w:val="18"/>
-              </w:rPr>
-              <w:t>WBS</w:t>
-            </w:r>
-          </w:p>
-        </w:tc>
-        <w:tc>
-          <w:tcPr>
-            <w:tcW w:type="dxa" w:w="2835"/>
-            <w:shd w:fill="D9EAF7"/>
-            <w:vAlign w:val="center"/>
-          </w:tcPr>
-          <w:p>
-            <w:pPr>
-              <w:jc w:val="center"/>
-            </w:pPr>
-            <w:r/>
-            <w:r>
-              <w:rPr>
-                <w:rFonts w:ascii="Malgun Gothic" w:hAnsi="Malgun Gothic" w:eastAsia="Malgun Gothic"/>
-                <w:b/>
-                <w:color w:val="1F3864"/>
-                <w:sz w:val="18"/>
-              </w:rPr>
-              <w:t>작업</w:t>
-            </w:r>
-          </w:p>
-        </w:tc>
-        <w:tc>
-          <w:tcPr>
-            <w:tcW w:type="dxa" w:w="3402"/>
-            <w:shd w:fill="D9EAF7"/>
-            <w:vAlign w:val="center"/>
-          </w:tcPr>
-          <w:p>
-            <w:pPr>
-              <w:jc w:val="center"/>
-            </w:pPr>
-            <w:r/>
-            <w:r>
-              <w:rPr>
-                <w:rFonts w:ascii="Malgun Gothic" w:hAnsi="Malgun Gothic" w:eastAsia="Malgun Gothic"/>
-                <w:b/>
-                <w:color w:val="1F3864"/>
-                <w:sz w:val="18"/>
-              </w:rPr>
-              <w:t>산출물</w:t>
-            </w:r>
-          </w:p>
-        </w:tc>
-        <w:tc>
-          <w:tcPr>
-            <w:tcW w:type="dxa" w:w="1247"/>
-            <w:shd w:fill="D9EAF7"/>
-            <w:vAlign w:val="center"/>
-          </w:tcPr>
-          <w:p>
-            <w:pPr>
-              <w:jc w:val="center"/>
-            </w:pPr>
-            <w:r/>
-            <w:r>
-              <w:rPr>
-                <w:rFonts w:ascii="Malgun Gothic" w:hAnsi="Malgun Gothic" w:eastAsia="Malgun Gothic"/>
-                <w:b/>
-                <w:color w:val="1F3864"/>
-                <w:sz w:val="18"/>
-              </w:rPr>
-              <w:t>상태</w:t>
-            </w:r>
-          </w:p>
-        </w:tc>
-      </w:tr>
-      <w:tr>
-        <w:tc>
-          <w:tcPr>
-            <w:tcW w:type="dxa" w:w="1134"/>
-            <w:vAlign w:val="center"/>
-          </w:tcPr>
-          <w:p>
-            <w:pPr>
-              <w:jc w:val="center"/>
-            </w:pPr>
-            <w:r/>
-            <w:r>
-              <w:rPr>
-                <w:rFonts w:ascii="Malgun Gothic" w:hAnsi="Malgun Gothic" w:eastAsia="Malgun Gothic"/>
-                <w:b w:val="0"/>
-                <w:sz w:val="18"/>
-              </w:rPr>
-              <w:t>1</w:t>
-            </w:r>
-          </w:p>
-        </w:tc>
-        <w:tc>
-          <w:tcPr>
-            <w:tcW w:type="dxa" w:w="2835"/>
-            <w:vAlign w:val="center"/>
-          </w:tcPr>
-          <w:p>
-            <w:pPr>
-              <w:jc w:val="center"/>
-            </w:pPr>
-            <w:r/>
-            <w:r>
-              <w:rPr>
-                <w:rFonts w:ascii="Malgun Gothic" w:hAnsi="Malgun Gothic" w:eastAsia="Malgun Gothic"/>
-                <w:b w:val="0"/>
-                <w:sz w:val="18"/>
-              </w:rPr>
-              <w:t>프로젝트 기획</w:t>
-            </w:r>
-          </w:p>
-        </w:tc>
-        <w:tc>
-          <w:tcPr>
-            <w:tcW w:type="dxa" w:w="3402"/>
-            <w:vAlign w:val="center"/>
-          </w:tcPr>
-          <w:p>
-            <w:pPr>
-              <w:jc w:val="left"/>
-            </w:pPr>
-            <w:r/>
-            <w:r>
-              <w:rPr>
-                <w:rFonts w:ascii="Malgun Gothic" w:hAnsi="Malgun Gothic" w:eastAsia="Malgun Gothic"/>
-                <w:b w:val="0"/>
-                <w:sz w:val="18"/>
-              </w:rPr>
-              <w:t>프로젝트 개요, 요구사항 정의서</w:t>
-            </w:r>
-          </w:p>
-        </w:tc>
-        <w:tc>
-          <w:tcPr>
-            <w:tcW w:type="dxa" w:w="1247"/>
-            <w:vAlign w:val="center"/>
-          </w:tcPr>
-          <w:p>
-            <w:pPr>
-              <w:jc w:val="center"/>
-            </w:pPr>
-            <w:r/>
-            <w:r>
-              <w:rPr>
-                <w:rFonts w:ascii="Malgun Gothic" w:hAnsi="Malgun Gothic" w:eastAsia="Malgun Gothic"/>
-                <w:b w:val="0"/>
-                <w:sz w:val="18"/>
-              </w:rPr>
-              <w:t>완료</w:t>
-            </w:r>
-          </w:p>
-        </w:tc>
-      </w:tr>
-      <w:tr>
-        <w:tc>
-          <w:tcPr>
-            <w:tcW w:type="dxa" w:w="1134"/>
-            <w:vAlign w:val="center"/>
-          </w:tcPr>
-          <w:p>
-            <w:pPr>
-              <w:jc w:val="center"/>
-            </w:pPr>
-            <w:r/>
-            <w:r>
-              <w:rPr>
-                <w:rFonts w:ascii="Malgun Gothic" w:hAnsi="Malgun Gothic" w:eastAsia="Malgun Gothic"/>
-                <w:b w:val="0"/>
-                <w:sz w:val="18"/>
-              </w:rPr>
-              <w:t>2</w:t>
-            </w:r>
-          </w:p>
-        </w:tc>
-        <w:tc>
-          <w:tcPr>
-            <w:tcW w:type="dxa" w:w="2835"/>
-            <w:vAlign w:val="center"/>
-          </w:tcPr>
-          <w:p>
-            <w:pPr>
-              <w:jc w:val="center"/>
-            </w:pPr>
-            <w:r/>
-            <w:r>
-              <w:rPr>
-                <w:rFonts w:ascii="Malgun Gothic" w:hAnsi="Malgun Gothic" w:eastAsia="Malgun Gothic"/>
-                <w:b w:val="0"/>
-                <w:sz w:val="18"/>
-              </w:rPr>
-              <w:t>개발환경 구축</w:t>
-            </w:r>
-          </w:p>
-        </w:tc>
-        <w:tc>
-          <w:tcPr>
-            <w:tcW w:type="dxa" w:w="3402"/>
-            <w:vAlign w:val="center"/>
-          </w:tcPr>
-          <w:p>
-            <w:pPr>
-              <w:jc w:val="left"/>
-            </w:pPr>
-            <w:r/>
-            <w:r>
-              <w:rPr>
-                <w:rFonts w:ascii="Malgun Gothic" w:hAnsi="Malgun Gothic" w:eastAsia="Malgun Gothic"/>
-                <w:b w:val="0"/>
-                <w:sz w:val="18"/>
-              </w:rPr>
-              <w:t>Python, Docker, Flutter, Android 구조</w:t>
-            </w:r>
-          </w:p>
-        </w:tc>
-        <w:tc>
-          <w:tcPr>
-            <w:tcW w:type="dxa" w:w="1247"/>
-            <w:vAlign w:val="center"/>
-          </w:tcPr>
-          <w:p>
-            <w:pPr>
-              <w:jc w:val="center"/>
-            </w:pPr>
-            <w:r/>
-            <w:r>
-              <w:rPr>
-                <w:rFonts w:ascii="Malgun Gothic" w:hAnsi="Malgun Gothic" w:eastAsia="Malgun Gothic"/>
-                <w:b w:val="0"/>
-                <w:sz w:val="18"/>
-              </w:rPr>
-              <w:t>완료</w:t>
-            </w:r>
-          </w:p>
-        </w:tc>
-      </w:tr>
-      <w:tr>
-        <w:tc>
-          <w:tcPr>
-            <w:tcW w:type="dxa" w:w="1134"/>
-            <w:vAlign w:val="center"/>
-          </w:tcPr>
-          <w:p>
-            <w:pPr>
-              <w:jc w:val="center"/>
-            </w:pPr>
-            <w:r/>
-            <w:r>
-              <w:rPr>
-                <w:rFonts w:ascii="Malgun Gothic" w:hAnsi="Malgun Gothic" w:eastAsia="Malgun Gothic"/>
-                <w:b w:val="0"/>
-                <w:sz w:val="18"/>
-              </w:rPr>
-              <w:t>3</w:t>
-            </w:r>
-          </w:p>
-        </w:tc>
-        <w:tc>
-          <w:tcPr>
-            <w:tcW w:type="dxa" w:w="2835"/>
-            <w:vAlign w:val="center"/>
-          </w:tcPr>
-          <w:p>
-            <w:pPr>
-              <w:jc w:val="left"/>
-            </w:pPr>
-            <w:r/>
-            <w:r>
-              <w:rPr>
-                <w:rFonts w:ascii="Malgun Gothic" w:hAnsi="Malgun Gothic" w:eastAsia="Malgun Gothic"/>
-                <w:b w:val="0"/>
-                <w:sz w:val="18"/>
-              </w:rPr>
-              <w:t>백엔드 MVP 구현</w:t>
-            </w:r>
-          </w:p>
-        </w:tc>
-        <w:tc>
-          <w:tcPr>
-            <w:tcW w:type="dxa" w:w="3402"/>
-            <w:vAlign w:val="center"/>
-          </w:tcPr>
-          <w:p>
-            <w:pPr>
-              <w:jc w:val="left"/>
-            </w:pPr>
-            <w:r/>
-            <w:r>
-              <w:rPr>
-                <w:rFonts w:ascii="Malgun Gothic" w:hAnsi="Malgun Gothic" w:eastAsia="Malgun Gothic"/>
-                <w:b w:val="0"/>
-                <w:sz w:val="18"/>
-              </w:rPr>
-              <w:t>FastAPI API, MySQL 연동</w:t>
-            </w:r>
-          </w:p>
-        </w:tc>
-        <w:tc>
-          <w:tcPr>
-            <w:tcW w:type="dxa" w:w="1247"/>
-            <w:vAlign w:val="center"/>
-          </w:tcPr>
-          <w:p>
-            <w:pPr>
-              <w:jc w:val="center"/>
-            </w:pPr>
-            <w:r/>
-            <w:r>
-              <w:rPr>
-                <w:rFonts w:ascii="Malgun Gothic" w:hAnsi="Malgun Gothic" w:eastAsia="Malgun Gothic"/>
-                <w:b w:val="0"/>
-                <w:sz w:val="18"/>
-              </w:rPr>
-              <w:t>완료</w:t>
-            </w:r>
-          </w:p>
-        </w:tc>
-      </w:tr>
-      <w:tr>
-        <w:tc>
-          <w:tcPr>
-            <w:tcW w:type="dxa" w:w="1134"/>
-            <w:vAlign w:val="center"/>
-          </w:tcPr>
-          <w:p>
-            <w:pPr>
-              <w:jc w:val="center"/>
-            </w:pPr>
-            <w:r/>
-            <w:r>
-              <w:rPr>
-                <w:rFonts w:ascii="Malgun Gothic" w:hAnsi="Malgun Gothic" w:eastAsia="Malgun Gothic"/>
-                <w:b w:val="0"/>
-                <w:sz w:val="18"/>
-              </w:rPr>
-              <w:t>4</w:t>
-            </w:r>
-          </w:p>
-        </w:tc>
-        <w:tc>
-          <w:tcPr>
-            <w:tcW w:type="dxa" w:w="2835"/>
-            <w:vAlign w:val="center"/>
-          </w:tcPr>
-          <w:p>
-            <w:pPr>
-              <w:jc w:val="left"/>
-            </w:pPr>
-            <w:r/>
-            <w:r>
-              <w:rPr>
-                <w:rFonts w:ascii="Malgun Gothic" w:hAnsi="Malgun Gothic" w:eastAsia="Malgun Gothic"/>
-                <w:b w:val="0"/>
-                <w:sz w:val="18"/>
-              </w:rPr>
-              <w:t>프론트엔드 MVP 구현</w:t>
-            </w:r>
-          </w:p>
-        </w:tc>
-        <w:tc>
-          <w:tcPr>
-            <w:tcW w:type="dxa" w:w="3402"/>
-            <w:vAlign w:val="center"/>
-          </w:tcPr>
-          <w:p>
-            <w:pPr>
-              <w:jc w:val="left"/>
-            </w:pPr>
-            <w:r/>
-            <w:r>
-              <w:rPr>
-                <w:rFonts w:ascii="Malgun Gothic" w:hAnsi="Malgun Gothic" w:eastAsia="Malgun Gothic"/>
-                <w:b w:val="0"/>
-                <w:sz w:val="18"/>
-              </w:rPr>
-              <w:t>Flutter 화면, API 클라이언트</w:t>
-            </w:r>
-          </w:p>
-        </w:tc>
-        <w:tc>
-          <w:tcPr>
-            <w:tcW w:type="dxa" w:w="1247"/>
-            <w:vAlign w:val="center"/>
-          </w:tcPr>
-          <w:p>
-            <w:pPr>
-              <w:jc w:val="center"/>
-            </w:pPr>
-            <w:r/>
-            <w:r>
-              <w:rPr>
-                <w:rFonts w:ascii="Malgun Gothic" w:hAnsi="Malgun Gothic" w:eastAsia="Malgun Gothic"/>
-                <w:b w:val="0"/>
-                <w:sz w:val="18"/>
-              </w:rPr>
-              <w:t>완료</w:t>
-            </w:r>
-          </w:p>
-        </w:tc>
-      </w:tr>
-      <w:tr>
-        <w:tc>
-          <w:tcPr>
-            <w:tcW w:type="dxa" w:w="1134"/>
-            <w:vAlign w:val="center"/>
-          </w:tcPr>
-          <w:p>
-            <w:pPr>
-              <w:jc w:val="center"/>
-            </w:pPr>
-            <w:r/>
-            <w:r>
-              <w:rPr>
-                <w:rFonts w:ascii="Malgun Gothic" w:hAnsi="Malgun Gothic" w:eastAsia="Malgun Gothic"/>
-                <w:b w:val="0"/>
-                <w:sz w:val="18"/>
-              </w:rPr>
-              <w:t>5</w:t>
-            </w:r>
-          </w:p>
-        </w:tc>
-        <w:tc>
-          <w:tcPr>
-            <w:tcW w:type="dxa" w:w="2835"/>
-            <w:vAlign w:val="center"/>
-          </w:tcPr>
-          <w:p>
-            <w:pPr>
-              <w:jc w:val="center"/>
-            </w:pPr>
-            <w:r/>
-            <w:r>
-              <w:rPr>
-                <w:rFonts w:ascii="Malgun Gothic" w:hAnsi="Malgun Gothic" w:eastAsia="Malgun Gothic"/>
-                <w:b w:val="0"/>
-                <w:sz w:val="18"/>
-              </w:rPr>
-              <w:t>검증</w:t>
-            </w:r>
-          </w:p>
-        </w:tc>
-        <w:tc>
-          <w:tcPr>
-            <w:tcW w:type="dxa" w:w="3402"/>
-            <w:vAlign w:val="center"/>
-          </w:tcPr>
-          <w:p>
-            <w:pPr>
-              <w:jc w:val="left"/>
-            </w:pPr>
-            <w:r/>
-            <w:r>
-              <w:rPr>
-                <w:rFonts w:ascii="Malgun Gothic" w:hAnsi="Malgun Gothic" w:eastAsia="Malgun Gothic"/>
-                <w:b w:val="0"/>
-                <w:sz w:val="18"/>
-              </w:rPr>
-              <w:t>Backend smoke test, Flutter analyze/test</w:t>
-            </w:r>
-          </w:p>
-        </w:tc>
-        <w:tc>
-          <w:tcPr>
-            <w:tcW w:type="dxa" w:w="1247"/>
-            <w:vAlign w:val="center"/>
-          </w:tcPr>
-          <w:p>
-            <w:pPr>
-              <w:jc w:val="center"/>
-            </w:pPr>
-            <w:r/>
-            <w:r>
-              <w:rPr>
-                <w:rFonts w:ascii="Malgun Gothic" w:hAnsi="Malgun Gothic" w:eastAsia="Malgun Gothic"/>
-                <w:b w:val="0"/>
-                <w:sz w:val="18"/>
-              </w:rPr>
-              <w:t>완료</w:t>
-            </w:r>
-          </w:p>
-        </w:tc>
-      </w:tr>
-      <w:tr>
-        <w:tc>
-          <w:tcPr>
-            <w:tcW w:type="dxa" w:w="1134"/>
-            <w:vAlign w:val="center"/>
-          </w:tcPr>
-          <w:p>
-            <w:pPr>
-              <w:jc w:val="center"/>
-            </w:pPr>
-            <w:r/>
-            <w:r>
-              <w:rPr>
-                <w:rFonts w:ascii="Malgun Gothic" w:hAnsi="Malgun Gothic" w:eastAsia="Malgun Gothic"/>
-                <w:b w:val="0"/>
-                <w:sz w:val="18"/>
-              </w:rPr>
-              <w:t>6</w:t>
-            </w:r>
-          </w:p>
-        </w:tc>
-        <w:tc>
-          <w:tcPr>
-            <w:tcW w:type="dxa" w:w="2835"/>
-            <w:vAlign w:val="center"/>
-          </w:tcPr>
-          <w:p>
-            <w:pPr>
-              <w:jc w:val="center"/>
-            </w:pPr>
-            <w:r/>
-            <w:r>
-              <w:rPr>
-                <w:rFonts w:ascii="Malgun Gothic" w:hAnsi="Malgun Gothic" w:eastAsia="Malgun Gothic"/>
-                <w:b w:val="0"/>
-                <w:sz w:val="18"/>
-              </w:rPr>
-              <w:t>문서화</w:t>
-            </w:r>
-          </w:p>
-        </w:tc>
-        <w:tc>
-          <w:tcPr>
-            <w:tcW w:type="dxa" w:w="3402"/>
-            <w:vAlign w:val="center"/>
-          </w:tcPr>
-          <w:p>
-            <w:pPr>
-              <w:jc w:val="left"/>
-            </w:pPr>
-            <w:r/>
-            <w:r>
-              <w:rPr>
-                <w:rFonts w:ascii="Malgun Gothic" w:hAnsi="Malgun Gothic" w:eastAsia="Malgun Gothic"/>
-                <w:b w:val="0"/>
-                <w:sz w:val="18"/>
-              </w:rPr>
-              <w:t>README, 개발문서, 포트폴리오 문서</w:t>
-            </w:r>
-          </w:p>
-        </w:tc>
-        <w:tc>
-          <w:tcPr>
-            <w:tcW w:type="dxa" w:w="1247"/>
-            <w:vAlign w:val="center"/>
-          </w:tcPr>
-          <w:p>
-            <w:pPr>
-              <w:jc w:val="center"/>
-            </w:pPr>
-            <w:r/>
-            <w:r>
-              <w:rPr>
-                <w:rFonts w:ascii="Malgun Gothic" w:hAnsi="Malgun Gothic" w:eastAsia="Malgun Gothic"/>
-                <w:b w:val="0"/>
-                <w:sz w:val="18"/>
-              </w:rPr>
-              <w:t>완료</w:t>
-            </w:r>
-          </w:p>
-        </w:tc>
-      </w:tr>
-      <w:tr>
-        <w:tc>
-          <w:tcPr>
-            <w:tcW w:type="dxa" w:w="1134"/>
-            <w:vAlign w:val="center"/>
-          </w:tcPr>
-          <w:p>
-            <w:pPr>
-              <w:jc w:val="center"/>
-            </w:pPr>
-            <w:r/>
-            <w:r>
-              <w:rPr>
-                <w:rFonts w:ascii="Malgun Gothic" w:hAnsi="Malgun Gothic" w:eastAsia="Malgun Gothic"/>
-                <w:b w:val="0"/>
-                <w:sz w:val="18"/>
-              </w:rPr>
-              <w:t>7</w:t>
-            </w:r>
-          </w:p>
-        </w:tc>
-        <w:tc>
-          <w:tcPr>
-            <w:tcW w:type="dxa" w:w="2835"/>
-            <w:vAlign w:val="center"/>
-          </w:tcPr>
-          <w:p>
-            <w:pPr>
-              <w:jc w:val="left"/>
-            </w:pPr>
-            <w:r/>
-            <w:r>
-              <w:rPr>
-                <w:rFonts w:ascii="Malgun Gothic" w:hAnsi="Malgun Gothic" w:eastAsia="Malgun Gothic"/>
-                <w:b w:val="0"/>
-                <w:sz w:val="18"/>
-              </w:rPr>
-              <w:t>GitHub 업로드</w:t>
-            </w:r>
-          </w:p>
-        </w:tc>
-        <w:tc>
-          <w:tcPr>
-            <w:tcW w:type="dxa" w:w="3402"/>
-            <w:vAlign w:val="center"/>
-          </w:tcPr>
-          <w:p>
-            <w:pPr>
-              <w:jc w:val="left"/>
-            </w:pPr>
-            <w:r/>
-            <w:r>
-              <w:rPr>
-                <w:rFonts w:ascii="Malgun Gothic" w:hAnsi="Malgun Gothic" w:eastAsia="Malgun Gothic"/>
-                <w:b w:val="0"/>
-                <w:sz w:val="18"/>
-              </w:rPr>
-              <w:t>Private repository</w:t>
-            </w:r>
-          </w:p>
-        </w:tc>
-        <w:tc>
-          <w:tcPr>
-            <w:tcW w:type="dxa" w:w="1247"/>
-            <w:vAlign w:val="center"/>
-          </w:tcPr>
-          <w:p>
-            <w:pPr>
-              <w:jc w:val="center"/>
-            </w:pPr>
-            <w:r/>
-            <w:r>
-              <w:rPr>
-                <w:rFonts w:ascii="Malgun Gothic" w:hAnsi="Malgun Gothic" w:eastAsia="Malgun Gothic"/>
-                <w:b w:val="0"/>
-                <w:sz w:val="18"/>
-              </w:rPr>
-              <w:t>완료</w:t>
-            </w:r>
-          </w:p>
-        </w:tc>
-      </w:tr>
-      <w:tr>
-        <w:tc>
-          <w:tcPr>
-            <w:tcW w:type="dxa" w:w="1134"/>
-            <w:vAlign w:val="center"/>
-          </w:tcPr>
-          <w:p>
-            <w:pPr>
-              <w:jc w:val="center"/>
-            </w:pPr>
-            <w:r/>
-            <w:r>
-              <w:rPr>
-                <w:rFonts w:ascii="Malgun Gothic" w:hAnsi="Malgun Gothic" w:eastAsia="Malgun Gothic"/>
-                <w:b w:val="0"/>
-                <w:sz w:val="18"/>
-              </w:rPr>
-              <w:t>8</w:t>
-            </w:r>
-          </w:p>
-        </w:tc>
-        <w:tc>
-          <w:tcPr>
-            <w:tcW w:type="dxa" w:w="2835"/>
-            <w:vAlign w:val="center"/>
-          </w:tcPr>
-          <w:p>
-            <w:pPr>
-              <w:jc w:val="left"/>
-            </w:pPr>
-            <w:r/>
-            <w:r>
-              <w:rPr>
-                <w:rFonts w:ascii="Malgun Gothic" w:hAnsi="Malgun Gothic" w:eastAsia="Malgun Gothic"/>
-                <w:b w:val="0"/>
-                <w:sz w:val="18"/>
-              </w:rPr>
-              <w:t>Android 검증</w:t>
-            </w:r>
-          </w:p>
-        </w:tc>
-        <w:tc>
-          <w:tcPr>
-            <w:tcW w:type="dxa" w:w="3402"/>
-            <w:vAlign w:val="center"/>
-          </w:tcPr>
-          <w:p>
-            <w:pPr>
-              <w:jc w:val="left"/>
-            </w:pPr>
-            <w:r/>
-            <w:r>
-              <w:rPr>
-                <w:rFonts w:ascii="Malgun Gothic" w:hAnsi="Malgun Gothic" w:eastAsia="Malgun Gothic"/>
-                <w:b w:val="0"/>
-                <w:sz w:val="18"/>
-              </w:rPr>
-              <w:t>Emulator 앱 실행 확인</w:t>
-            </w:r>
-          </w:p>
-        </w:tc>
-        <w:tc>
-          <w:tcPr>
-            <w:tcW w:type="dxa" w:w="1247"/>
-            <w:vAlign w:val="center"/>
-          </w:tcPr>
-          <w:p>
-            <w:pPr>
-              <w:jc w:val="center"/>
-            </w:pPr>
-            <w:r/>
-            <w:r>
-              <w:rPr>
-                <w:rFonts w:ascii="Malgun Gothic" w:hAnsi="Malgun Gothic" w:eastAsia="Malgun Gothic"/>
-                <w:b w:val="0"/>
-                <w:sz w:val="18"/>
-              </w:rPr>
-              <w:t>예정</w:t>
-            </w:r>
-          </w:p>
-        </w:tc>
-      </w:tr>
-    </w:tbl>
-    <w:p/>
-    <w:p>
-      <w:pPr>
-        <w:pStyle w:val="Heading2"/>
-      </w:pPr>
-      <w:r>
-        <w:rPr>
-          <w:rFonts w:ascii="Malgun Gothic" w:hAnsi="Malgun Gothic" w:eastAsia="Malgun Gothic"/>
-          <w:color w:val="1E7A5B"/>
-        </w:rPr>
-        <w:t>마일스톤</w:t>
-      </w:r>
-    </w:p>
-    <w:tbl>
-      <w:tblPr>
-        <w:tblStyle w:val="TableGrid"/>
-        <w:tblW w:type="auto" w:w="0"/>
-        <w:jc w:val="center"/>
-        <w:tblLook w:firstColumn="1" w:firstRow="1" w:lastColumn="0" w:lastRow="0" w:noHBand="0" w:noVBand="1" w:val="04A0"/>
-        <w:tblBorders>
-          <w:top w:val="single" w:sz="4" w:space="0" w:color="D9D9D9"/>
-          <w:left w:val="single" w:sz="4" w:space="0" w:color="D9D9D9"/>
-          <w:bottom w:val="single" w:sz="4" w:space="0" w:color="D9D9D9"/>
-          <w:right w:val="single" w:sz="4" w:space="0" w:color="D9D9D9"/>
-          <w:insideH w:val="single" w:sz="4" w:space="0" w:color="D9D9D9"/>
-          <w:insideV w:val="single" w:sz="4" w:space="0" w:color="D9D9D9"/>
-        </w:tblBorders>
-      </w:tblPr>
-      <w:tblGrid>
-        <w:gridCol w:w="3400"/>
-        <w:gridCol w:w="3400"/>
-        <w:gridCol w:w="3400"/>
-      </w:tblGrid>
-      <w:tr>
-        <w:trPr>
-          <w:tblHeader w:val="true"/>
-        </w:trPr>
-        <w:tc>
-          <w:tcPr>
-            <w:tcW w:type="dxa" w:w="1701"/>
-            <w:shd w:fill="D9EAF7"/>
-            <w:vAlign w:val="center"/>
-          </w:tcPr>
-          <w:p>
-            <w:pPr>
-              <w:jc w:val="center"/>
-            </w:pPr>
-            <w:r/>
-            <w:r>
-              <w:rPr>
-                <w:rFonts w:ascii="Malgun Gothic" w:hAnsi="Malgun Gothic" w:eastAsia="Malgun Gothic"/>
-                <w:b/>
-                <w:color w:val="1F3864"/>
-                <w:sz w:val="18"/>
-              </w:rPr>
-              <w:t>마일스톤</w:t>
-            </w:r>
-          </w:p>
-        </w:tc>
-        <w:tc>
-          <w:tcPr>
-            <w:tcW w:type="dxa" w:w="5102"/>
-            <w:shd w:fill="D9EAF7"/>
-            <w:vAlign w:val="center"/>
-          </w:tcPr>
-          <w:p>
-            <w:pPr>
-              <w:jc w:val="center"/>
-            </w:pPr>
-            <w:r/>
-            <w:r>
-              <w:rPr>
-                <w:rFonts w:ascii="Malgun Gothic" w:hAnsi="Malgun Gothic" w:eastAsia="Malgun Gothic"/>
-                <w:b/>
-                <w:color w:val="1F3864"/>
-                <w:sz w:val="18"/>
-              </w:rPr>
-              <w:t>목표</w:t>
-            </w:r>
-          </w:p>
-        </w:tc>
-        <w:tc>
-          <w:tcPr>
-            <w:tcW w:type="dxa" w:w="1361"/>
-            <w:shd w:fill="D9EAF7"/>
-            <w:vAlign w:val="center"/>
-          </w:tcPr>
-          <w:p>
-            <w:pPr>
-              <w:jc w:val="center"/>
-            </w:pPr>
-            <w:r/>
-            <w:r>
-              <w:rPr>
-                <w:rFonts w:ascii="Malgun Gothic" w:hAnsi="Malgun Gothic" w:eastAsia="Malgun Gothic"/>
-                <w:b/>
-                <w:color w:val="1F3864"/>
-                <w:sz w:val="18"/>
-              </w:rPr>
-              <w:t>상태</w:t>
-            </w:r>
-          </w:p>
-        </w:tc>
-      </w:tr>
-      <w:tr>
-        <w:tc>
-          <w:tcPr>
-            <w:tcW w:type="dxa" w:w="1701"/>
-            <w:vAlign w:val="center"/>
-          </w:tcPr>
-          <w:p>
-            <w:pPr>
-              <w:jc w:val="center"/>
-            </w:pPr>
-            <w:r/>
-            <w:r>
-              <w:rPr>
-                <w:rFonts w:ascii="Malgun Gothic" w:hAnsi="Malgun Gothic" w:eastAsia="Malgun Gothic"/>
-                <w:b w:val="0"/>
-                <w:sz w:val="18"/>
-              </w:rPr>
-              <w:t>M1</w:t>
-            </w:r>
-          </w:p>
-        </w:tc>
-        <w:tc>
-          <w:tcPr>
-            <w:tcW w:type="dxa" w:w="5102"/>
-            <w:vAlign w:val="center"/>
-          </w:tcPr>
-          <w:p>
-            <w:pPr>
-              <w:jc w:val="left"/>
-            </w:pPr>
-            <w:r/>
-            <w:r>
-              <w:rPr>
-                <w:rFonts w:ascii="Malgun Gothic" w:hAnsi="Malgun Gothic" w:eastAsia="Malgun Gothic"/>
-                <w:b w:val="0"/>
-                <w:sz w:val="18"/>
-              </w:rPr>
-              <w:t>MVP 기능 범위 확정</w:t>
-            </w:r>
-          </w:p>
-        </w:tc>
-        <w:tc>
-          <w:tcPr>
-            <w:tcW w:type="dxa" w:w="1361"/>
-            <w:vAlign w:val="center"/>
-          </w:tcPr>
-          <w:p>
-            <w:pPr>
-              <w:jc w:val="center"/>
-            </w:pPr>
-            <w:r/>
-            <w:r>
-              <w:rPr>
-                <w:rFonts w:ascii="Malgun Gothic" w:hAnsi="Malgun Gothic" w:eastAsia="Malgun Gothic"/>
-                <w:b w:val="0"/>
-                <w:sz w:val="18"/>
-              </w:rPr>
-              <w:t>완료</w:t>
-            </w:r>
-          </w:p>
-        </w:tc>
-      </w:tr>
-      <w:tr>
-        <w:tc>
-          <w:tcPr>
-            <w:tcW w:type="dxa" w:w="1701"/>
-            <w:vAlign w:val="center"/>
-          </w:tcPr>
-          <w:p>
-            <w:pPr>
-              <w:jc w:val="center"/>
-            </w:pPr>
-            <w:r/>
-            <w:r>
-              <w:rPr>
-                <w:rFonts w:ascii="Malgun Gothic" w:hAnsi="Malgun Gothic" w:eastAsia="Malgun Gothic"/>
-                <w:b w:val="0"/>
-                <w:sz w:val="18"/>
-              </w:rPr>
-              <w:t>M2</w:t>
-            </w:r>
-          </w:p>
-        </w:tc>
-        <w:tc>
-          <w:tcPr>
-            <w:tcW w:type="dxa" w:w="5102"/>
-            <w:vAlign w:val="center"/>
-          </w:tcPr>
-          <w:p>
-            <w:pPr>
-              <w:jc w:val="left"/>
-            </w:pPr>
-            <w:r/>
-            <w:r>
-              <w:rPr>
-                <w:rFonts w:ascii="Malgun Gothic" w:hAnsi="Malgun Gothic" w:eastAsia="Malgun Gothic"/>
-                <w:b w:val="0"/>
-                <w:sz w:val="18"/>
-              </w:rPr>
-              <w:t>백엔드/DB 실행 성공</w:t>
-            </w:r>
-          </w:p>
-        </w:tc>
-        <w:tc>
-          <w:tcPr>
-            <w:tcW w:type="dxa" w:w="1361"/>
-            <w:vAlign w:val="center"/>
-          </w:tcPr>
-          <w:p>
-            <w:pPr>
-              <w:jc w:val="center"/>
-            </w:pPr>
-            <w:r/>
-            <w:r>
-              <w:rPr>
-                <w:rFonts w:ascii="Malgun Gothic" w:hAnsi="Malgun Gothic" w:eastAsia="Malgun Gothic"/>
-                <w:b w:val="0"/>
-                <w:sz w:val="18"/>
-              </w:rPr>
-              <w:t>완료</w:t>
-            </w:r>
-          </w:p>
-        </w:tc>
-      </w:tr>
-      <w:tr>
-        <w:tc>
-          <w:tcPr>
-            <w:tcW w:type="dxa" w:w="1701"/>
-            <w:vAlign w:val="center"/>
-          </w:tcPr>
-          <w:p>
-            <w:pPr>
-              <w:jc w:val="center"/>
-            </w:pPr>
-            <w:r/>
-            <w:r>
-              <w:rPr>
-                <w:rFonts w:ascii="Malgun Gothic" w:hAnsi="Malgun Gothic" w:eastAsia="Malgun Gothic"/>
-                <w:b w:val="0"/>
-                <w:sz w:val="18"/>
-              </w:rPr>
-              <w:t>M3</w:t>
-            </w:r>
-          </w:p>
-        </w:tc>
-        <w:tc>
-          <w:tcPr>
-            <w:tcW w:type="dxa" w:w="5102"/>
-            <w:vAlign w:val="center"/>
-          </w:tcPr>
-          <w:p>
-            <w:pPr>
-              <w:jc w:val="left"/>
-            </w:pPr>
-            <w:r/>
-            <w:r>
-              <w:rPr>
-                <w:rFonts w:ascii="Malgun Gothic" w:hAnsi="Malgun Gothic" w:eastAsia="Malgun Gothic"/>
-                <w:b w:val="0"/>
-                <w:sz w:val="18"/>
-              </w:rPr>
-              <w:t>Flutter 기본 화면 구현</w:t>
-            </w:r>
-          </w:p>
-        </w:tc>
-        <w:tc>
-          <w:tcPr>
-            <w:tcW w:type="dxa" w:w="1361"/>
-            <w:vAlign w:val="center"/>
-          </w:tcPr>
-          <w:p>
-            <w:pPr>
-              <w:jc w:val="center"/>
-            </w:pPr>
-            <w:r/>
-            <w:r>
-              <w:rPr>
-                <w:rFonts w:ascii="Malgun Gothic" w:hAnsi="Malgun Gothic" w:eastAsia="Malgun Gothic"/>
-                <w:b w:val="0"/>
-                <w:sz w:val="18"/>
-              </w:rPr>
-              <w:t>완료</w:t>
-            </w:r>
-          </w:p>
-        </w:tc>
-      </w:tr>
-      <w:tr>
-        <w:tc>
-          <w:tcPr>
-            <w:tcW w:type="dxa" w:w="1701"/>
-            <w:vAlign w:val="center"/>
-          </w:tcPr>
-          <w:p>
-            <w:pPr>
-              <w:jc w:val="center"/>
-            </w:pPr>
-            <w:r/>
-            <w:r>
-              <w:rPr>
-                <w:rFonts w:ascii="Malgun Gothic" w:hAnsi="Malgun Gothic" w:eastAsia="Malgun Gothic"/>
-                <w:b w:val="0"/>
-                <w:sz w:val="18"/>
-              </w:rPr>
-              <w:t>M4</w:t>
-            </w:r>
-          </w:p>
-        </w:tc>
-        <w:tc>
-          <w:tcPr>
-            <w:tcW w:type="dxa" w:w="5102"/>
-            <w:vAlign w:val="center"/>
-          </w:tcPr>
-          <w:p>
-            <w:pPr>
-              <w:jc w:val="left"/>
-            </w:pPr>
-            <w:r/>
-            <w:r>
-              <w:rPr>
-                <w:rFonts w:ascii="Malgun Gothic" w:hAnsi="Malgun Gothic" w:eastAsia="Malgun Gothic"/>
-                <w:b w:val="0"/>
-                <w:sz w:val="18"/>
-              </w:rPr>
-              <w:t>GitHub private 업로드</w:t>
-            </w:r>
-          </w:p>
-        </w:tc>
-        <w:tc>
-          <w:tcPr>
-            <w:tcW w:type="dxa" w:w="1361"/>
-            <w:vAlign w:val="center"/>
-          </w:tcPr>
-          <w:p>
-            <w:pPr>
-              <w:jc w:val="center"/>
-            </w:pPr>
-            <w:r/>
-            <w:r>
-              <w:rPr>
-                <w:rFonts w:ascii="Malgun Gothic" w:hAnsi="Malgun Gothic" w:eastAsia="Malgun Gothic"/>
-                <w:b w:val="0"/>
-                <w:sz w:val="18"/>
-              </w:rPr>
-              <w:t>완료</w:t>
-            </w:r>
-          </w:p>
-        </w:tc>
-      </w:tr>
-      <w:tr>
-        <w:tc>
-          <w:tcPr>
-            <w:tcW w:type="dxa" w:w="1701"/>
-            <w:vAlign w:val="center"/>
-          </w:tcPr>
-          <w:p>
-            <w:pPr>
-              <w:jc w:val="center"/>
-            </w:pPr>
-            <w:r/>
-            <w:r>
-              <w:rPr>
-                <w:rFonts w:ascii="Malgun Gothic" w:hAnsi="Malgun Gothic" w:eastAsia="Malgun Gothic"/>
-                <w:b w:val="0"/>
-                <w:sz w:val="18"/>
-              </w:rPr>
-              <w:t>M5</w:t>
-            </w:r>
-          </w:p>
-        </w:tc>
-        <w:tc>
-          <w:tcPr>
-            <w:tcW w:type="dxa" w:w="5102"/>
-            <w:vAlign w:val="center"/>
-          </w:tcPr>
-          <w:p>
-            <w:pPr>
-              <w:jc w:val="left"/>
-            </w:pPr>
-            <w:r/>
-            <w:r>
-              <w:rPr>
-                <w:rFonts w:ascii="Malgun Gothic" w:hAnsi="Malgun Gothic" w:eastAsia="Malgun Gothic"/>
-                <w:b w:val="0"/>
-                <w:sz w:val="18"/>
-              </w:rPr>
-              <w:t>Android Emulator 검증</w:t>
-            </w:r>
-          </w:p>
-        </w:tc>
-        <w:tc>
-          <w:tcPr>
-            <w:tcW w:type="dxa" w:w="1361"/>
-            <w:vAlign w:val="center"/>
-          </w:tcPr>
-          <w:p>
-            <w:pPr>
-              <w:jc w:val="center"/>
-            </w:pPr>
-            <w:r/>
-            <w:r>
-              <w:rPr>
-                <w:rFonts w:ascii="Malgun Gothic" w:hAnsi="Malgun Gothic" w:eastAsia="Malgun Gothic"/>
-                <w:b w:val="0"/>
-                <w:sz w:val="18"/>
-              </w:rPr>
-              <w:t>예정</w:t>
-            </w:r>
-          </w:p>
-        </w:tc>
-      </w:tr>
-    </w:tbl>
-    <w:p/>
-    <w:p>
-      <w:pPr>
-        <w:pStyle w:val="Heading1"/>
-      </w:pPr>
-      <w:r>
-        <w:rPr>
-          <w:rFonts w:ascii="Malgun Gothic" w:hAnsi="Malgun Gothic" w:eastAsia="Malgun Gothic"/>
-          <w:color w:val="1F3864"/>
-        </w:rPr>
-        <w:t>4. 시스템 아키텍처</w:t>
+        <w:t>3. 시스템 아키텍처</w:t>
       </w:r>
     </w:p>
     <w:tbl>
@@ -3296,6 +894,14 @@
         <w:tblW w:type="auto" w:w="0"/>
         <w:jc w:val="center"/>
         <w:tblLook w:firstColumn="1" w:firstRow="1" w:lastColumn="0" w:lastRow="0" w:noHBand="0" w:noVBand="1" w:val="04A0"/>
+        <w:tblBorders>
+          <w:top w:val="single" w:sz="4" w:space="0" w:color="DDE2E8"/>
+          <w:left w:val="single" w:sz="4" w:space="0" w:color="DDE2E8"/>
+          <w:bottom w:val="single" w:sz="4" w:space="0" w:color="DDE2E8"/>
+          <w:right w:val="single" w:sz="4" w:space="0" w:color="DDE2E8"/>
+          <w:insideH w:val="single" w:sz="4" w:space="0" w:color="DDE2E8"/>
+          <w:insideV w:val="single" w:sz="4" w:space="0" w:color="DDE2E8"/>
+        </w:tblBorders>
       </w:tblPr>
       <w:tblGrid>
         <w:gridCol w:w="10200"/>
@@ -3304,7 +910,7 @@
         <w:tc>
           <w:tcPr>
             <w:tcW w:type="dxa" w:w="10200"/>
-            <w:shd w:fill="D9EAF7"/>
+            <w:shd w:fill="EAF2FF"/>
           </w:tcPr>
           <w:p>
             <w:pPr>
@@ -3314,7 +920,7 @@
               <w:rPr>
                 <w:rFonts w:ascii="Malgun Gothic" w:hAnsi="Malgun Gothic" w:eastAsia="Malgun Gothic"/>
                 <w:b/>
-                <w:color w:val="1F3864"/>
+                <w:color w:val="1C5797"/>
                 <w:sz w:val="20"/>
               </w:rPr>
               <w:t>Architecture</w:t>
@@ -3327,9 +933,11 @@
             <w:r>
               <w:rPr>
                 <w:rFonts w:ascii="Malgun Gothic" w:hAnsi="Malgun Gothic" w:eastAsia="Malgun Gothic"/>
+                <w:b w:val="0"/>
+                <w:color w:val="191C22"/>
                 <w:sz w:val="18"/>
               </w:rPr>
-              <w:t>Flutter App -&gt; REST API -&gt; FastAPI Backend -&gt; SQLAlchemy ORM -&gt; MySQL Database</w:t>
+              <w:t>Flutter App -&gt; REST API -&gt; FastAPI -&gt; SQLAlchemy -&gt; MySQL</w:t>
             </w:r>
           </w:p>
         </w:tc>
@@ -3343,12 +951,12 @@
         <w:jc w:val="center"/>
         <w:tblLook w:firstColumn="1" w:firstRow="1" w:lastColumn="0" w:lastRow="0" w:noHBand="0" w:noVBand="1" w:val="04A0"/>
         <w:tblBorders>
-          <w:top w:val="single" w:sz="4" w:space="0" w:color="D9D9D9"/>
-          <w:left w:val="single" w:sz="4" w:space="0" w:color="D9D9D9"/>
-          <w:bottom w:val="single" w:sz="4" w:space="0" w:color="D9D9D9"/>
-          <w:right w:val="single" w:sz="4" w:space="0" w:color="D9D9D9"/>
-          <w:insideH w:val="single" w:sz="4" w:space="0" w:color="D9D9D9"/>
-          <w:insideV w:val="single" w:sz="4" w:space="0" w:color="D9D9D9"/>
+          <w:top w:val="single" w:sz="4" w:space="0" w:color="DDE2E8"/>
+          <w:left w:val="single" w:sz="4" w:space="0" w:color="DDE2E8"/>
+          <w:bottom w:val="single" w:sz="4" w:space="0" w:color="DDE2E8"/>
+          <w:right w:val="single" w:sz="4" w:space="0" w:color="DDE2E8"/>
+          <w:insideH w:val="single" w:sz="4" w:space="0" w:color="DDE2E8"/>
+          <w:insideV w:val="single" w:sz="4" w:space="0" w:color="DDE2E8"/>
         </w:tblBorders>
       </w:tblPr>
       <w:tblGrid>
@@ -3356,17 +964,15 @@
         <w:gridCol w:w="5100"/>
       </w:tblGrid>
       <w:tr>
-        <w:trPr>
-          <w:tblHeader w:val="true"/>
-        </w:trPr>
         <w:tc>
           <w:tcPr>
             <w:tcW w:type="dxa" w:w="2268"/>
-            <w:shd w:fill="D9EAF7"/>
+            <w:shd w:fill="EAF2FF"/>
             <w:vAlign w:val="center"/>
           </w:tcPr>
           <w:p>
             <w:pPr>
+              <w:spacing w:after="0"/>
               <w:jc w:val="center"/>
             </w:pPr>
             <w:r/>
@@ -3374,7 +980,7 @@
               <w:rPr>
                 <w:rFonts w:ascii="Malgun Gothic" w:hAnsi="Malgun Gothic" w:eastAsia="Malgun Gothic"/>
                 <w:b/>
-                <w:color w:val="1F3864"/>
+                <w:color w:val="191C22"/>
                 <w:sz w:val="18"/>
               </w:rPr>
               <w:t>구성 요소</w:t>
@@ -3384,11 +990,12 @@
         <w:tc>
           <w:tcPr>
             <w:tcW w:type="dxa" w:w="6236"/>
-            <w:shd w:fill="D9EAF7"/>
+            <w:shd w:fill="EAF2FF"/>
             <w:vAlign w:val="center"/>
           </w:tcPr>
           <w:p>
             <w:pPr>
+              <w:spacing w:after="0"/>
               <w:jc w:val="center"/>
             </w:pPr>
             <w:r/>
@@ -3396,7 +1003,7 @@
               <w:rPr>
                 <w:rFonts w:ascii="Malgun Gothic" w:hAnsi="Malgun Gothic" w:eastAsia="Malgun Gothic"/>
                 <w:b/>
-                <w:color w:val="1F3864"/>
+                <w:color w:val="191C22"/>
                 <w:sz w:val="18"/>
               </w:rPr>
               <w:t>역할</w:t>
@@ -3412,16 +1019,18 @@
           </w:tcPr>
           <w:p>
             <w:pPr>
-              <w:jc w:val="left"/>
+              <w:spacing w:after="0"/>
+              <w:jc w:val="center"/>
             </w:pPr>
             <w:r/>
             <w:r>
               <w:rPr>
                 <w:rFonts w:ascii="Malgun Gothic" w:hAnsi="Malgun Gothic" w:eastAsia="Malgun Gothic"/>
                 <w:b w:val="0"/>
+                <w:color w:val="191C22"/>
                 <w:sz w:val="18"/>
               </w:rPr>
-              <w:t>Flutter App</w:t>
+              <w:t>Flutter</w:t>
             </w:r>
           </w:p>
         </w:tc>
@@ -3432,16 +1041,17 @@
           </w:tcPr>
           <w:p>
             <w:pPr>
-              <w:jc w:val="left"/>
+              <w:spacing w:after="0"/>
             </w:pPr>
             <w:r/>
             <w:r>
               <w:rPr>
                 <w:rFonts w:ascii="Malgun Gothic" w:hAnsi="Malgun Gothic" w:eastAsia="Malgun Gothic"/>
                 <w:b w:val="0"/>
+                <w:color w:val="191C22"/>
                 <w:sz w:val="18"/>
               </w:rPr>
-              <w:t>사용자 화면, 입력 처리, API 호출</w:t>
+              <w:t>사용자 화면, 입력 검증, REST API 호출, 로컬 세션 저장</w:t>
             </w:r>
           </w:p>
         </w:tc>
@@ -3454,16 +1064,18 @@
           </w:tcPr>
           <w:p>
             <w:pPr>
-              <w:jc w:val="left"/>
+              <w:spacing w:after="0"/>
+              <w:jc w:val="center"/>
             </w:pPr>
             <w:r/>
             <w:r>
               <w:rPr>
                 <w:rFonts w:ascii="Malgun Gothic" w:hAnsi="Malgun Gothic" w:eastAsia="Malgun Gothic"/>
                 <w:b w:val="0"/>
+                <w:color w:val="191C22"/>
                 <w:sz w:val="18"/>
               </w:rPr>
-              <w:t>FastAPI Backend</w:t>
+              <w:t>FastAPI</w:t>
             </w:r>
           </w:p>
         </w:tc>
@@ -3474,16 +1086,17 @@
           </w:tcPr>
           <w:p>
             <w:pPr>
-              <w:jc w:val="left"/>
+              <w:spacing w:after="0"/>
             </w:pPr>
             <w:r/>
             <w:r>
               <w:rPr>
                 <w:rFonts w:ascii="Malgun Gothic" w:hAnsi="Malgun Gothic" w:eastAsia="Malgun Gothic"/>
                 <w:b w:val="0"/>
+                <w:color w:val="191C22"/>
                 <w:sz w:val="18"/>
               </w:rPr>
-              <w:t>인증, 러닝 기록 저장, 피드 조회 API 제공</w:t>
+              <w:t>인증, 사용자, 러닝 기록, 피드 API 제공</w:t>
             </w:r>
           </w:p>
         </w:tc>
@@ -3496,6 +1109,7 @@
           </w:tcPr>
           <w:p>
             <w:pPr>
+              <w:spacing w:after="0"/>
               <w:jc w:val="center"/>
             </w:pPr>
             <w:r/>
@@ -3503,6 +1117,7 @@
               <w:rPr>
                 <w:rFonts w:ascii="Malgun Gothic" w:hAnsi="Malgun Gothic" w:eastAsia="Malgun Gothic"/>
                 <w:b w:val="0"/>
+                <w:color w:val="191C22"/>
                 <w:sz w:val="18"/>
               </w:rPr>
               <w:t>MySQL</w:t>
@@ -3516,16 +1131,17 @@
           </w:tcPr>
           <w:p>
             <w:pPr>
-              <w:jc w:val="left"/>
+              <w:spacing w:after="0"/>
             </w:pPr>
             <w:r/>
             <w:r>
               <w:rPr>
                 <w:rFonts w:ascii="Malgun Gothic" w:hAnsi="Malgun Gothic" w:eastAsia="Malgun Gothic"/>
                 <w:b w:val="0"/>
+                <w:color w:val="191C22"/>
                 <w:sz w:val="18"/>
               </w:rPr>
-              <w:t>사용자 정보와 러닝 기록 저장</w:t>
+              <w:t>사용자와 러닝 기록 저장</w:t>
             </w:r>
           </w:p>
         </w:tc>
@@ -3538,13 +1154,14 @@
           </w:tcPr>
           <w:p>
             <w:pPr>
-              <w:jc w:val="left"/>
+              <w:spacing w:after="0"/>
             </w:pPr>
             <w:r/>
             <w:r>
               <w:rPr>
                 <w:rFonts w:ascii="Malgun Gothic" w:hAnsi="Malgun Gothic" w:eastAsia="Malgun Gothic"/>
                 <w:b w:val="0"/>
+                <w:color w:val="191C22"/>
                 <w:sz w:val="18"/>
               </w:rPr>
               <w:t>Docker Compose</w:t>
@@ -3558,16 +1175,17 @@
           </w:tcPr>
           <w:p>
             <w:pPr>
-              <w:jc w:val="left"/>
+              <w:spacing w:after="0"/>
             </w:pPr>
             <w:r/>
             <w:r>
               <w:rPr>
                 <w:rFonts w:ascii="Malgun Gothic" w:hAnsi="Malgun Gothic" w:eastAsia="Malgun Gothic"/>
                 <w:b w:val="0"/>
+                <w:color w:val="191C22"/>
                 <w:sz w:val="18"/>
               </w:rPr>
-              <w:t>개발용 MySQL 컨테이너 실행</w:t>
+              <w:t>개발용 MySQL 실행 환경</w:t>
             </w:r>
           </w:p>
         </w:tc>
@@ -3580,16 +1198,17 @@
           </w:tcPr>
           <w:p>
             <w:pPr>
-              <w:jc w:val="left"/>
+              <w:spacing w:after="0"/>
             </w:pPr>
             <w:r/>
             <w:r>
               <w:rPr>
                 <w:rFonts w:ascii="Malgun Gothic" w:hAnsi="Malgun Gothic" w:eastAsia="Malgun Gothic"/>
                 <w:b w:val="0"/>
+                <w:color w:val="191C22"/>
                 <w:sz w:val="18"/>
               </w:rPr>
-              <w:t>Android Studio</w:t>
+              <w:t>PowerShell Scripts</w:t>
             </w:r>
           </w:p>
         </w:tc>
@@ -3600,16 +1219,17 @@
           </w:tcPr>
           <w:p>
             <w:pPr>
-              <w:jc w:val="left"/>
+              <w:spacing w:after="0"/>
             </w:pPr>
             <w:r/>
             <w:r>
               <w:rPr>
                 <w:rFonts w:ascii="Malgun Gothic" w:hAnsi="Malgun Gothic" w:eastAsia="Malgun Gothic"/>
                 <w:b w:val="0"/>
+                <w:color w:val="191C22"/>
                 <w:sz w:val="18"/>
               </w:rPr>
-              <w:t>Android 앱 실행 및 에뮬레이터 관리</w:t>
+              <w:t>DB, 백엔드, smoke test 실행 자동화</w:t>
             </w:r>
           </w:p>
         </w:tc>
@@ -3618,50 +1238,16 @@
     <w:p/>
     <w:p>
       <w:pPr>
-        <w:pStyle w:val="Heading2"/>
-      </w:pPr>
-      <w:r>
-        <w:rPr>
-          <w:rFonts w:ascii="Malgun Gothic" w:hAnsi="Malgun Gothic" w:eastAsia="Malgun Gothic"/>
-          <w:color w:val="1E7A5B"/>
-        </w:rPr>
-        <w:t>인증 흐름</w:t>
-      </w:r>
-    </w:p>
-    <w:p>
-      <w:pPr>
-        <w:pStyle w:val="ListBullet"/>
-      </w:pPr>
-      <w:r>
-        <w:t>회원가입 또는 로그인 요청을 FastAPI 서버로 전송한다.</w:t>
-      </w:r>
-    </w:p>
-    <w:p>
-      <w:pPr>
-        <w:pStyle w:val="ListBullet"/>
-      </w:pPr>
-      <w:r>
-        <w:t>서버는 사용자 정보를 검증하고 JWT access token을 발급한다.</w:t>
-      </w:r>
-    </w:p>
-    <w:p>
-      <w:pPr>
-        <w:pStyle w:val="ListBullet"/>
-      </w:pPr>
-      <w:r>
-        <w:t>Flutter 앱은 인증 API 호출 시 Authorization header에 Bearer token을 포함한다.</w:t>
-      </w:r>
-    </w:p>
-    <w:p>
-      <w:pPr>
         <w:pStyle w:val="Heading1"/>
       </w:pPr>
       <w:r>
         <w:rPr>
           <w:rFonts w:ascii="Malgun Gothic" w:hAnsi="Malgun Gothic" w:eastAsia="Malgun Gothic"/>
-          <w:color w:val="1F3864"/>
+          <w:b/>
+          <w:color w:val="1C5797"/>
+          <w:sz w:val="32"/>
         </w:rPr>
-        <w:t>5. API 명세</w:t>
+        <w:t>4. API 명세 요약</w:t>
       </w:r>
     </w:p>
     <w:tbl>
@@ -3671,12 +1257,12 @@
         <w:jc w:val="center"/>
         <w:tblLook w:firstColumn="1" w:firstRow="1" w:lastColumn="0" w:lastRow="0" w:noHBand="0" w:noVBand="1" w:val="04A0"/>
         <w:tblBorders>
-          <w:top w:val="single" w:sz="4" w:space="0" w:color="D9D9D9"/>
-          <w:left w:val="single" w:sz="4" w:space="0" w:color="D9D9D9"/>
-          <w:bottom w:val="single" w:sz="4" w:space="0" w:color="D9D9D9"/>
-          <w:right w:val="single" w:sz="4" w:space="0" w:color="D9D9D9"/>
-          <w:insideH w:val="single" w:sz="4" w:space="0" w:color="D9D9D9"/>
-          <w:insideV w:val="single" w:sz="4" w:space="0" w:color="D9D9D9"/>
+          <w:top w:val="single" w:sz="4" w:space="0" w:color="DDE2E8"/>
+          <w:left w:val="single" w:sz="4" w:space="0" w:color="DDE2E8"/>
+          <w:bottom w:val="single" w:sz="4" w:space="0" w:color="DDE2E8"/>
+          <w:right w:val="single" w:sz="4" w:space="0" w:color="DDE2E8"/>
+          <w:insideH w:val="single" w:sz="4" w:space="0" w:color="DDE2E8"/>
+          <w:insideV w:val="single" w:sz="4" w:space="0" w:color="DDE2E8"/>
         </w:tblBorders>
       </w:tblPr>
       <w:tblGrid>
@@ -3686,17 +1272,15 @@
         <w:gridCol w:w="2550"/>
       </w:tblGrid>
       <w:tr>
-        <w:trPr>
-          <w:tblHeader w:val="true"/>
-        </w:trPr>
         <w:tc>
           <w:tcPr>
-            <w:tcW w:type="dxa" w:w="1304"/>
-            <w:shd w:fill="D9EAF7"/>
+            <w:tcW w:type="dxa" w:w="1247"/>
+            <w:shd w:fill="EAF2FF"/>
             <w:vAlign w:val="center"/>
           </w:tcPr>
           <w:p>
             <w:pPr>
+              <w:spacing w:after="0"/>
               <w:jc w:val="center"/>
             </w:pPr>
             <w:r/>
@@ -3704,7 +1288,7 @@
               <w:rPr>
                 <w:rFonts w:ascii="Malgun Gothic" w:hAnsi="Malgun Gothic" w:eastAsia="Malgun Gothic"/>
                 <w:b/>
-                <w:color w:val="1F3864"/>
+                <w:color w:val="191C22"/>
                 <w:sz w:val="18"/>
               </w:rPr>
               <w:t>Method</w:t>
@@ -3713,12 +1297,13 @@
         </w:tc>
         <w:tc>
           <w:tcPr>
-            <w:tcW w:type="dxa" w:w="2551"/>
-            <w:shd w:fill="D9EAF7"/>
+            <w:tcW w:type="dxa" w:w="2721"/>
+            <w:shd w:fill="EAF2FF"/>
             <w:vAlign w:val="center"/>
           </w:tcPr>
           <w:p>
             <w:pPr>
+              <w:spacing w:after="0"/>
               <w:jc w:val="center"/>
             </w:pPr>
             <w:r/>
@@ -3726,7 +1311,7 @@
               <w:rPr>
                 <w:rFonts w:ascii="Malgun Gothic" w:hAnsi="Malgun Gothic" w:eastAsia="Malgun Gothic"/>
                 <w:b/>
-                <w:color w:val="1F3864"/>
+                <w:color w:val="191C22"/>
                 <w:sz w:val="18"/>
               </w:rPr>
               <w:t>Endpoint</w:t>
@@ -3735,12 +1320,13 @@
         </w:tc>
         <w:tc>
           <w:tcPr>
-            <w:tcW w:type="dxa" w:w="3231"/>
-            <w:shd w:fill="D9EAF7"/>
+            <w:tcW w:type="dxa" w:w="3118"/>
+            <w:shd w:fill="EAF2FF"/>
             <w:vAlign w:val="center"/>
           </w:tcPr>
           <w:p>
             <w:pPr>
+              <w:spacing w:after="0"/>
               <w:jc w:val="center"/>
             </w:pPr>
             <w:r/>
@@ -3748,7 +1334,7 @@
               <w:rPr>
                 <w:rFonts w:ascii="Malgun Gothic" w:hAnsi="Malgun Gothic" w:eastAsia="Malgun Gothic"/>
                 <w:b/>
-                <w:color w:val="1F3864"/>
+                <w:color w:val="191C22"/>
                 <w:sz w:val="18"/>
               </w:rPr>
               <w:t>설명</w:t>
@@ -3758,11 +1344,12 @@
         <w:tc>
           <w:tcPr>
             <w:tcW w:type="dxa" w:w="1134"/>
-            <w:shd w:fill="D9EAF7"/>
+            <w:shd w:fill="EAF2FF"/>
             <w:vAlign w:val="center"/>
           </w:tcPr>
           <w:p>
             <w:pPr>
+              <w:spacing w:after="0"/>
               <w:jc w:val="center"/>
             </w:pPr>
             <w:r/>
@@ -3770,7 +1357,7 @@
               <w:rPr>
                 <w:rFonts w:ascii="Malgun Gothic" w:hAnsi="Malgun Gothic" w:eastAsia="Malgun Gothic"/>
                 <w:b/>
-                <w:color w:val="1F3864"/>
+                <w:color w:val="191C22"/>
                 <w:sz w:val="18"/>
               </w:rPr>
               <w:t>인증</w:t>
@@ -3781,11 +1368,12 @@
       <w:tr>
         <w:tc>
           <w:tcPr>
-            <w:tcW w:type="dxa" w:w="1304"/>
+            <w:tcW w:type="dxa" w:w="1247"/>
             <w:vAlign w:val="center"/>
           </w:tcPr>
           <w:p>
             <w:pPr>
+              <w:spacing w:after="0"/>
               <w:jc w:val="center"/>
             </w:pPr>
             <w:r/>
@@ -3793,6 +1381,7 @@
               <w:rPr>
                 <w:rFonts w:ascii="Malgun Gothic" w:hAnsi="Malgun Gothic" w:eastAsia="Malgun Gothic"/>
                 <w:b w:val="0"/>
+                <w:color w:val="191C22"/>
                 <w:sz w:val="18"/>
               </w:rPr>
               <w:t>GET</w:t>
@@ -3801,11 +1390,12 @@
         </w:tc>
         <w:tc>
           <w:tcPr>
-            <w:tcW w:type="dxa" w:w="2551"/>
+            <w:tcW w:type="dxa" w:w="2721"/>
             <w:vAlign w:val="center"/>
           </w:tcPr>
           <w:p>
             <w:pPr>
+              <w:spacing w:after="0"/>
               <w:jc w:val="center"/>
             </w:pPr>
             <w:r/>
@@ -3813,6 +1403,7 @@
               <w:rPr>
                 <w:rFonts w:ascii="Malgun Gothic" w:hAnsi="Malgun Gothic" w:eastAsia="Malgun Gothic"/>
                 <w:b w:val="0"/>
+                <w:color w:val="191C22"/>
                 <w:sz w:val="18"/>
               </w:rPr>
               <w:t>/health</w:t>
@@ -3821,11 +1412,12 @@
         </w:tc>
         <w:tc>
           <w:tcPr>
-            <w:tcW w:type="dxa" w:w="3231"/>
+            <w:tcW w:type="dxa" w:w="3118"/>
             <w:vAlign w:val="center"/>
           </w:tcPr>
           <w:p>
             <w:pPr>
+              <w:spacing w:after="0"/>
               <w:jc w:val="center"/>
             </w:pPr>
             <w:r/>
@@ -3833,6 +1425,7 @@
               <w:rPr>
                 <w:rFonts w:ascii="Malgun Gothic" w:hAnsi="Malgun Gothic" w:eastAsia="Malgun Gothic"/>
                 <w:b w:val="0"/>
+                <w:color w:val="191C22"/>
                 <w:sz w:val="18"/>
               </w:rPr>
               <w:t>서버 상태 확인</w:t>
@@ -3846,6 +1439,7 @@
           </w:tcPr>
           <w:p>
             <w:pPr>
+              <w:spacing w:after="0"/>
               <w:jc w:val="center"/>
             </w:pPr>
             <w:r/>
@@ -3853,6 +1447,7 @@
               <w:rPr>
                 <w:rFonts w:ascii="Malgun Gothic" w:hAnsi="Malgun Gothic" w:eastAsia="Malgun Gothic"/>
                 <w:b w:val="0"/>
+                <w:color w:val="191C22"/>
                 <w:sz w:val="18"/>
               </w:rPr>
               <w:t>불필요</w:t>
@@ -3863,11 +1458,12 @@
       <w:tr>
         <w:tc>
           <w:tcPr>
-            <w:tcW w:type="dxa" w:w="1304"/>
+            <w:tcW w:type="dxa" w:w="1247"/>
             <w:vAlign w:val="center"/>
           </w:tcPr>
           <w:p>
             <w:pPr>
+              <w:spacing w:after="0"/>
               <w:jc w:val="center"/>
             </w:pPr>
             <w:r/>
@@ -3875,6 +1471,183 @@
               <w:rPr>
                 <w:rFonts w:ascii="Malgun Gothic" w:hAnsi="Malgun Gothic" w:eastAsia="Malgun Gothic"/>
                 <w:b w:val="0"/>
+                <w:color w:val="191C22"/>
+                <w:sz w:val="18"/>
+              </w:rPr>
+              <w:t>GET</w:t>
+            </w:r>
+          </w:p>
+        </w:tc>
+        <w:tc>
+          <w:tcPr>
+            <w:tcW w:type="dxa" w:w="2721"/>
+            <w:vAlign w:val="center"/>
+          </w:tcPr>
+          <w:p>
+            <w:pPr>
+              <w:spacing w:after="0"/>
+            </w:pPr>
+            <w:r/>
+            <w:r>
+              <w:rPr>
+                <w:rFonts w:ascii="Malgun Gothic" w:hAnsi="Malgun Gothic" w:eastAsia="Malgun Gothic"/>
+                <w:b w:val="0"/>
+                <w:color w:val="191C22"/>
+                <w:sz w:val="18"/>
+              </w:rPr>
+              <w:t>/auth/check-email</w:t>
+            </w:r>
+          </w:p>
+        </w:tc>
+        <w:tc>
+          <w:tcPr>
+            <w:tcW w:type="dxa" w:w="3118"/>
+            <w:vAlign w:val="center"/>
+          </w:tcPr>
+          <w:p>
+            <w:pPr>
+              <w:spacing w:after="0"/>
+            </w:pPr>
+            <w:r/>
+            <w:r>
+              <w:rPr>
+                <w:rFonts w:ascii="Malgun Gothic" w:hAnsi="Malgun Gothic" w:eastAsia="Malgun Gothic"/>
+                <w:b w:val="0"/>
+                <w:color w:val="191C22"/>
+                <w:sz w:val="18"/>
+              </w:rPr>
+              <w:t>이메일 중복 확인</w:t>
+            </w:r>
+          </w:p>
+        </w:tc>
+        <w:tc>
+          <w:tcPr>
+            <w:tcW w:type="dxa" w:w="1134"/>
+            <w:vAlign w:val="center"/>
+          </w:tcPr>
+          <w:p>
+            <w:pPr>
+              <w:spacing w:after="0"/>
+              <w:jc w:val="center"/>
+            </w:pPr>
+            <w:r/>
+            <w:r>
+              <w:rPr>
+                <w:rFonts w:ascii="Malgun Gothic" w:hAnsi="Malgun Gothic" w:eastAsia="Malgun Gothic"/>
+                <w:b w:val="0"/>
+                <w:color w:val="191C22"/>
+                <w:sz w:val="18"/>
+              </w:rPr>
+              <w:t>불필요</w:t>
+            </w:r>
+          </w:p>
+        </w:tc>
+      </w:tr>
+      <w:tr>
+        <w:tc>
+          <w:tcPr>
+            <w:tcW w:type="dxa" w:w="1247"/>
+            <w:vAlign w:val="center"/>
+          </w:tcPr>
+          <w:p>
+            <w:pPr>
+              <w:spacing w:after="0"/>
+              <w:jc w:val="center"/>
+            </w:pPr>
+            <w:r/>
+            <w:r>
+              <w:rPr>
+                <w:rFonts w:ascii="Malgun Gothic" w:hAnsi="Malgun Gothic" w:eastAsia="Malgun Gothic"/>
+                <w:b w:val="0"/>
+                <w:color w:val="191C22"/>
+                <w:sz w:val="18"/>
+              </w:rPr>
+              <w:t>GET</w:t>
+            </w:r>
+          </w:p>
+        </w:tc>
+        <w:tc>
+          <w:tcPr>
+            <w:tcW w:type="dxa" w:w="2721"/>
+            <w:vAlign w:val="center"/>
+          </w:tcPr>
+          <w:p>
+            <w:pPr>
+              <w:spacing w:after="0"/>
+            </w:pPr>
+            <w:r/>
+            <w:r>
+              <w:rPr>
+                <w:rFonts w:ascii="Malgun Gothic" w:hAnsi="Malgun Gothic" w:eastAsia="Malgun Gothic"/>
+                <w:b w:val="0"/>
+                <w:color w:val="191C22"/>
+                <w:sz w:val="18"/>
+              </w:rPr>
+              <w:t>/auth/check-username</w:t>
+            </w:r>
+          </w:p>
+        </w:tc>
+        <w:tc>
+          <w:tcPr>
+            <w:tcW w:type="dxa" w:w="3118"/>
+            <w:vAlign w:val="center"/>
+          </w:tcPr>
+          <w:p>
+            <w:pPr>
+              <w:spacing w:after="0"/>
+            </w:pPr>
+            <w:r/>
+            <w:r>
+              <w:rPr>
+                <w:rFonts w:ascii="Malgun Gothic" w:hAnsi="Malgun Gothic" w:eastAsia="Malgun Gothic"/>
+                <w:b w:val="0"/>
+                <w:color w:val="191C22"/>
+                <w:sz w:val="18"/>
+              </w:rPr>
+              <w:t>닉네임 중복 확인</w:t>
+            </w:r>
+          </w:p>
+        </w:tc>
+        <w:tc>
+          <w:tcPr>
+            <w:tcW w:type="dxa" w:w="1134"/>
+            <w:vAlign w:val="center"/>
+          </w:tcPr>
+          <w:p>
+            <w:pPr>
+              <w:spacing w:after="0"/>
+              <w:jc w:val="center"/>
+            </w:pPr>
+            <w:r/>
+            <w:r>
+              <w:rPr>
+                <w:rFonts w:ascii="Malgun Gothic" w:hAnsi="Malgun Gothic" w:eastAsia="Malgun Gothic"/>
+                <w:b w:val="0"/>
+                <w:color w:val="191C22"/>
+                <w:sz w:val="18"/>
+              </w:rPr>
+              <w:t>불필요</w:t>
+            </w:r>
+          </w:p>
+        </w:tc>
+      </w:tr>
+      <w:tr>
+        <w:tc>
+          <w:tcPr>
+            <w:tcW w:type="dxa" w:w="1247"/>
+            <w:vAlign w:val="center"/>
+          </w:tcPr>
+          <w:p>
+            <w:pPr>
+              <w:spacing w:after="0"/>
+              <w:jc w:val="center"/>
+            </w:pPr>
+            <w:r/>
+            <w:r>
+              <w:rPr>
+                <w:rFonts w:ascii="Malgun Gothic" w:hAnsi="Malgun Gothic" w:eastAsia="Malgun Gothic"/>
+                <w:b w:val="0"/>
+                <w:color w:val="191C22"/>
                 <w:sz w:val="18"/>
               </w:rPr>
               <w:t>POST</w:t>
@@ -3883,18 +1656,19 @@
         </w:tc>
         <w:tc>
           <w:tcPr>
-            <w:tcW w:type="dxa" w:w="2551"/>
+            <w:tcW w:type="dxa" w:w="2721"/>
             <w:vAlign w:val="center"/>
           </w:tcPr>
           <w:p>
             <w:pPr>
-              <w:jc w:val="left"/>
+              <w:spacing w:after="0"/>
             </w:pPr>
             <w:r/>
             <w:r>
               <w:rPr>
                 <w:rFonts w:ascii="Malgun Gothic" w:hAnsi="Malgun Gothic" w:eastAsia="Malgun Gothic"/>
                 <w:b w:val="0"/>
+                <w:color w:val="191C22"/>
                 <w:sz w:val="18"/>
               </w:rPr>
               <w:t>/auth/signup</w:t>
@@ -3903,11 +1677,12 @@
         </w:tc>
         <w:tc>
           <w:tcPr>
-            <w:tcW w:type="dxa" w:w="3231"/>
+            <w:tcW w:type="dxa" w:w="3118"/>
             <w:vAlign w:val="center"/>
           </w:tcPr>
           <w:p>
             <w:pPr>
+              <w:spacing w:after="0"/>
               <w:jc w:val="center"/>
             </w:pPr>
             <w:r/>
@@ -3915,6 +1690,7 @@
               <w:rPr>
                 <w:rFonts w:ascii="Malgun Gothic" w:hAnsi="Malgun Gothic" w:eastAsia="Malgun Gothic"/>
                 <w:b w:val="0"/>
+                <w:color w:val="191C22"/>
                 <w:sz w:val="18"/>
               </w:rPr>
               <w:t>회원가입</w:t>
@@ -3928,6 +1704,7 @@
           </w:tcPr>
           <w:p>
             <w:pPr>
+              <w:spacing w:after="0"/>
               <w:jc w:val="center"/>
             </w:pPr>
             <w:r/>
@@ -3935,6 +1712,7 @@
               <w:rPr>
                 <w:rFonts w:ascii="Malgun Gothic" w:hAnsi="Malgun Gothic" w:eastAsia="Malgun Gothic"/>
                 <w:b w:val="0"/>
+                <w:color w:val="191C22"/>
                 <w:sz w:val="18"/>
               </w:rPr>
               <w:t>불필요</w:t>
@@ -3945,11 +1723,12 @@
       <w:tr>
         <w:tc>
           <w:tcPr>
-            <w:tcW w:type="dxa" w:w="1304"/>
+            <w:tcW w:type="dxa" w:w="1247"/>
             <w:vAlign w:val="center"/>
           </w:tcPr>
           <w:p>
             <w:pPr>
+              <w:spacing w:after="0"/>
               <w:jc w:val="center"/>
             </w:pPr>
             <w:r/>
@@ -3957,6 +1736,7 @@
               <w:rPr>
                 <w:rFonts w:ascii="Malgun Gothic" w:hAnsi="Malgun Gothic" w:eastAsia="Malgun Gothic"/>
                 <w:b w:val="0"/>
+                <w:color w:val="191C22"/>
                 <w:sz w:val="18"/>
               </w:rPr>
               <w:t>POST</w:t>
@@ -3965,18 +1745,19 @@
         </w:tc>
         <w:tc>
           <w:tcPr>
-            <w:tcW w:type="dxa" w:w="2551"/>
+            <w:tcW w:type="dxa" w:w="2721"/>
             <w:vAlign w:val="center"/>
           </w:tcPr>
           <w:p>
             <w:pPr>
-              <w:jc w:val="left"/>
+              <w:spacing w:after="0"/>
             </w:pPr>
             <w:r/>
             <w:r>
               <w:rPr>
                 <w:rFonts w:ascii="Malgun Gothic" w:hAnsi="Malgun Gothic" w:eastAsia="Malgun Gothic"/>
                 <w:b w:val="0"/>
+                <w:color w:val="191C22"/>
                 <w:sz w:val="18"/>
               </w:rPr>
               <w:t>/auth/login</w:t>
@@ -3985,11 +1766,12 @@
         </w:tc>
         <w:tc>
           <w:tcPr>
-            <w:tcW w:type="dxa" w:w="3231"/>
+            <w:tcW w:type="dxa" w:w="3118"/>
             <w:vAlign w:val="center"/>
           </w:tcPr>
           <w:p>
             <w:pPr>
+              <w:spacing w:after="0"/>
               <w:jc w:val="center"/>
             </w:pPr>
             <w:r/>
@@ -3997,6 +1779,7 @@
               <w:rPr>
                 <w:rFonts w:ascii="Malgun Gothic" w:hAnsi="Malgun Gothic" w:eastAsia="Malgun Gothic"/>
                 <w:b w:val="0"/>
+                <w:color w:val="191C22"/>
                 <w:sz w:val="18"/>
               </w:rPr>
               <w:t>로그인</w:t>
@@ -4010,6 +1793,7 @@
           </w:tcPr>
           <w:p>
             <w:pPr>
+              <w:spacing w:after="0"/>
               <w:jc w:val="center"/>
             </w:pPr>
             <w:r/>
@@ -4017,6 +1801,7 @@
               <w:rPr>
                 <w:rFonts w:ascii="Malgun Gothic" w:hAnsi="Malgun Gothic" w:eastAsia="Malgun Gothic"/>
                 <w:b w:val="0"/>
+                <w:color w:val="191C22"/>
                 <w:sz w:val="18"/>
               </w:rPr>
               <w:t>불필요</w:t>
@@ -4027,11 +1812,12 @@
       <w:tr>
         <w:tc>
           <w:tcPr>
-            <w:tcW w:type="dxa" w:w="1304"/>
+            <w:tcW w:type="dxa" w:w="1247"/>
             <w:vAlign w:val="center"/>
           </w:tcPr>
           <w:p>
             <w:pPr>
+              <w:spacing w:after="0"/>
               <w:jc w:val="center"/>
             </w:pPr>
             <w:r/>
@@ -4039,6 +1825,7 @@
               <w:rPr>
                 <w:rFonts w:ascii="Malgun Gothic" w:hAnsi="Malgun Gothic" w:eastAsia="Malgun Gothic"/>
                 <w:b w:val="0"/>
+                <w:color w:val="191C22"/>
                 <w:sz w:val="18"/>
               </w:rPr>
               <w:t>GET</w:t>
@@ -4047,18 +1834,19 @@
         </w:tc>
         <w:tc>
           <w:tcPr>
-            <w:tcW w:type="dxa" w:w="2551"/>
+            <w:tcW w:type="dxa" w:w="2721"/>
             <w:vAlign w:val="center"/>
           </w:tcPr>
           <w:p>
             <w:pPr>
-              <w:jc w:val="left"/>
+              <w:spacing w:after="0"/>
             </w:pPr>
             <w:r/>
             <w:r>
               <w:rPr>
                 <w:rFonts w:ascii="Malgun Gothic" w:hAnsi="Malgun Gothic" w:eastAsia="Malgun Gothic"/>
                 <w:b w:val="0"/>
+                <w:color w:val="191C22"/>
                 <w:sz w:val="18"/>
               </w:rPr>
               <w:t>/users/me</w:t>
@@ -4067,11 +1855,12 @@
         </w:tc>
         <w:tc>
           <w:tcPr>
-            <w:tcW w:type="dxa" w:w="3231"/>
+            <w:tcW w:type="dxa" w:w="3118"/>
             <w:vAlign w:val="center"/>
           </w:tcPr>
           <w:p>
             <w:pPr>
+              <w:spacing w:after="0"/>
               <w:jc w:val="center"/>
             </w:pPr>
             <w:r/>
@@ -4079,6 +1868,7 @@
               <w:rPr>
                 <w:rFonts w:ascii="Malgun Gothic" w:hAnsi="Malgun Gothic" w:eastAsia="Malgun Gothic"/>
                 <w:b w:val="0"/>
+                <w:color w:val="191C22"/>
                 <w:sz w:val="18"/>
               </w:rPr>
               <w:t>내 프로필 조회</w:t>
@@ -4092,6 +1882,7 @@
           </w:tcPr>
           <w:p>
             <w:pPr>
+              <w:spacing w:after="0"/>
               <w:jc w:val="center"/>
             </w:pPr>
             <w:r/>
@@ -4099,6 +1890,7 @@
               <w:rPr>
                 <w:rFonts w:ascii="Malgun Gothic" w:hAnsi="Malgun Gothic" w:eastAsia="Malgun Gothic"/>
                 <w:b w:val="0"/>
+                <w:color w:val="191C22"/>
                 <w:sz w:val="18"/>
               </w:rPr>
               <w:t>필요</w:t>
@@ -4109,11 +1901,12 @@
       <w:tr>
         <w:tc>
           <w:tcPr>
-            <w:tcW w:type="dxa" w:w="1304"/>
+            <w:tcW w:type="dxa" w:w="1247"/>
             <w:vAlign w:val="center"/>
           </w:tcPr>
           <w:p>
             <w:pPr>
+              <w:spacing w:after="0"/>
               <w:jc w:val="center"/>
             </w:pPr>
             <w:r/>
@@ -4121,6 +1914,7 @@
               <w:rPr>
                 <w:rFonts w:ascii="Malgun Gothic" w:hAnsi="Malgun Gothic" w:eastAsia="Malgun Gothic"/>
                 <w:b w:val="0"/>
+                <w:color w:val="191C22"/>
                 <w:sz w:val="18"/>
               </w:rPr>
               <w:t>POST</w:t>
@@ -4129,18 +1923,19 @@
         </w:tc>
         <w:tc>
           <w:tcPr>
-            <w:tcW w:type="dxa" w:w="2551"/>
+            <w:tcW w:type="dxa" w:w="2721"/>
             <w:vAlign w:val="center"/>
           </w:tcPr>
           <w:p>
             <w:pPr>
-              <w:jc w:val="left"/>
+              <w:spacing w:after="0"/>
             </w:pPr>
             <w:r/>
             <w:r>
               <w:rPr>
                 <w:rFonts w:ascii="Malgun Gothic" w:hAnsi="Malgun Gothic" w:eastAsia="Malgun Gothic"/>
                 <w:b w:val="0"/>
+                <w:color w:val="191C22"/>
                 <w:sz w:val="18"/>
               </w:rPr>
               <w:t>/running-records</w:t>
@@ -4149,11 +1944,12 @@
         </w:tc>
         <w:tc>
           <w:tcPr>
-            <w:tcW w:type="dxa" w:w="3231"/>
+            <w:tcW w:type="dxa" w:w="3118"/>
             <w:vAlign w:val="center"/>
           </w:tcPr>
           <w:p>
             <w:pPr>
+              <w:spacing w:after="0"/>
               <w:jc w:val="center"/>
             </w:pPr>
             <w:r/>
@@ -4161,6 +1957,7 @@
               <w:rPr>
                 <w:rFonts w:ascii="Malgun Gothic" w:hAnsi="Malgun Gothic" w:eastAsia="Malgun Gothic"/>
                 <w:b w:val="0"/>
+                <w:color w:val="191C22"/>
                 <w:sz w:val="18"/>
               </w:rPr>
               <w:t>러닝 기록 저장</w:t>
@@ -4174,6 +1971,7 @@
           </w:tcPr>
           <w:p>
             <w:pPr>
+              <w:spacing w:after="0"/>
               <w:jc w:val="center"/>
             </w:pPr>
             <w:r/>
@@ -4181,6 +1979,7 @@
               <w:rPr>
                 <w:rFonts w:ascii="Malgun Gothic" w:hAnsi="Malgun Gothic" w:eastAsia="Malgun Gothic"/>
                 <w:b w:val="0"/>
+                <w:color w:val="191C22"/>
                 <w:sz w:val="18"/>
               </w:rPr>
               <w:t>필요</w:t>
@@ -4191,11 +1990,12 @@
       <w:tr>
         <w:tc>
           <w:tcPr>
-            <w:tcW w:type="dxa" w:w="1304"/>
+            <w:tcW w:type="dxa" w:w="1247"/>
             <w:vAlign w:val="center"/>
           </w:tcPr>
           <w:p>
             <w:pPr>
+              <w:spacing w:after="0"/>
               <w:jc w:val="center"/>
             </w:pPr>
             <w:r/>
@@ -4203,6 +2003,7 @@
               <w:rPr>
                 <w:rFonts w:ascii="Malgun Gothic" w:hAnsi="Malgun Gothic" w:eastAsia="Malgun Gothic"/>
                 <w:b w:val="0"/>
+                <w:color w:val="191C22"/>
                 <w:sz w:val="18"/>
               </w:rPr>
               <w:t>GET</w:t>
@@ -4211,18 +2012,19 @@
         </w:tc>
         <w:tc>
           <w:tcPr>
-            <w:tcW w:type="dxa" w:w="2551"/>
+            <w:tcW w:type="dxa" w:w="2721"/>
             <w:vAlign w:val="center"/>
           </w:tcPr>
           <w:p>
             <w:pPr>
-              <w:jc w:val="left"/>
+              <w:spacing w:after="0"/>
             </w:pPr>
             <w:r/>
             <w:r>
               <w:rPr>
                 <w:rFonts w:ascii="Malgun Gothic" w:hAnsi="Malgun Gothic" w:eastAsia="Malgun Gothic"/>
                 <w:b w:val="0"/>
+                <w:color w:val="191C22"/>
                 <w:sz w:val="18"/>
               </w:rPr>
               <w:t>/running-records/me</w:t>
@@ -4231,18 +2033,19 @@
         </w:tc>
         <w:tc>
           <w:tcPr>
-            <w:tcW w:type="dxa" w:w="3231"/>
+            <w:tcW w:type="dxa" w:w="3118"/>
             <w:vAlign w:val="center"/>
           </w:tcPr>
           <w:p>
             <w:pPr>
-              <w:jc w:val="left"/>
+              <w:spacing w:after="0"/>
             </w:pPr>
             <w:r/>
             <w:r>
               <w:rPr>
                 <w:rFonts w:ascii="Malgun Gothic" w:hAnsi="Malgun Gothic" w:eastAsia="Malgun Gothic"/>
                 <w:b w:val="0"/>
+                <w:color w:val="191C22"/>
                 <w:sz w:val="18"/>
               </w:rPr>
               <w:t>내 러닝 기록 조회</w:t>
@@ -4256,6 +2059,7 @@
           </w:tcPr>
           <w:p>
             <w:pPr>
+              <w:spacing w:after="0"/>
               <w:jc w:val="center"/>
             </w:pPr>
             <w:r/>
@@ -4263,6 +2067,7 @@
               <w:rPr>
                 <w:rFonts w:ascii="Malgun Gothic" w:hAnsi="Malgun Gothic" w:eastAsia="Malgun Gothic"/>
                 <w:b w:val="0"/>
+                <w:color w:val="191C22"/>
                 <w:sz w:val="18"/>
               </w:rPr>
               <w:t>필요</w:t>
@@ -4273,11 +2078,12 @@
       <w:tr>
         <w:tc>
           <w:tcPr>
-            <w:tcW w:type="dxa" w:w="1304"/>
+            <w:tcW w:type="dxa" w:w="1247"/>
             <w:vAlign w:val="center"/>
           </w:tcPr>
           <w:p>
             <w:pPr>
+              <w:spacing w:after="0"/>
               <w:jc w:val="center"/>
             </w:pPr>
             <w:r/>
@@ -4285,6 +2091,7 @@
               <w:rPr>
                 <w:rFonts w:ascii="Malgun Gothic" w:hAnsi="Malgun Gothic" w:eastAsia="Malgun Gothic"/>
                 <w:b w:val="0"/>
+                <w:color w:val="191C22"/>
                 <w:sz w:val="18"/>
               </w:rPr>
               <w:t>GET</w:t>
@@ -4293,11 +2100,12 @@
         </w:tc>
         <w:tc>
           <w:tcPr>
-            <w:tcW w:type="dxa" w:w="2551"/>
+            <w:tcW w:type="dxa" w:w="2721"/>
             <w:vAlign w:val="center"/>
           </w:tcPr>
           <w:p>
             <w:pPr>
+              <w:spacing w:after="0"/>
               <w:jc w:val="center"/>
             </w:pPr>
             <w:r/>
@@ -4305,6 +2113,7 @@
               <w:rPr>
                 <w:rFonts w:ascii="Malgun Gothic" w:hAnsi="Malgun Gothic" w:eastAsia="Malgun Gothic"/>
                 <w:b w:val="0"/>
+                <w:color w:val="191C22"/>
                 <w:sz w:val="18"/>
               </w:rPr>
               <w:t>/feed</w:t>
@@ -4313,11 +2122,12 @@
         </w:tc>
         <w:tc>
           <w:tcPr>
-            <w:tcW w:type="dxa" w:w="3231"/>
+            <w:tcW w:type="dxa" w:w="3118"/>
             <w:vAlign w:val="center"/>
           </w:tcPr>
           <w:p>
             <w:pPr>
+              <w:spacing w:after="0"/>
               <w:jc w:val="center"/>
             </w:pPr>
             <w:r/>
@@ -4325,9 +2135,10 @@
               <w:rPr>
                 <w:rFonts w:ascii="Malgun Gothic" w:hAnsi="Malgun Gothic" w:eastAsia="Malgun Gothic"/>
                 <w:b w:val="0"/>
+                <w:color w:val="191C22"/>
                 <w:sz w:val="18"/>
               </w:rPr>
-              <w:t>최신 피드 조회</w:t>
+              <w:t>피드 조회</w:t>
             </w:r>
           </w:p>
         </w:tc>
@@ -4338,6 +2149,7 @@
           </w:tcPr>
           <w:p>
             <w:pPr>
+              <w:spacing w:after="0"/>
               <w:jc w:val="center"/>
             </w:pPr>
             <w:r/>
@@ -4345,66 +2157,10 @@
               <w:rPr>
                 <w:rFonts w:ascii="Malgun Gothic" w:hAnsi="Malgun Gothic" w:eastAsia="Malgun Gothic"/>
                 <w:b w:val="0"/>
+                <w:color w:val="191C22"/>
                 <w:sz w:val="18"/>
               </w:rPr>
               <w:t>불필요</w:t>
-            </w:r>
-          </w:p>
-        </w:tc>
-      </w:tr>
-    </w:tbl>
-    <w:p/>
-    <w:p>
-      <w:pPr>
-        <w:pStyle w:val="Heading2"/>
-      </w:pPr>
-      <w:r>
-        <w:rPr>
-          <w:rFonts w:ascii="Malgun Gothic" w:hAnsi="Malgun Gothic" w:eastAsia="Malgun Gothic"/>
-          <w:color w:val="1E7A5B"/>
-        </w:rPr>
-        <w:t>러닝 기록 저장 예시</w:t>
-      </w:r>
-    </w:p>
-    <w:tbl>
-      <w:tblPr>
-        <w:tblW w:type="auto" w:w="0"/>
-        <w:jc w:val="center"/>
-        <w:tblLook w:firstColumn="1" w:firstRow="1" w:lastColumn="0" w:lastRow="0" w:noHBand="0" w:noVBand="1" w:val="04A0"/>
-      </w:tblPr>
-      <w:tblGrid>
-        <w:gridCol w:w="10200"/>
-      </w:tblGrid>
-      <w:tr>
-        <w:tc>
-          <w:tcPr>
-            <w:tcW w:type="dxa" w:w="10200"/>
-            <w:shd w:fill="F2F2F2"/>
-          </w:tcPr>
-          <w:p>
-            <w:pPr>
-              <w:spacing w:after="80"/>
-            </w:pPr>
-            <w:r>
-              <w:rPr>
-                <w:rFonts w:ascii="Malgun Gothic" w:hAnsi="Malgun Gothic" w:eastAsia="Malgun Gothic"/>
-                <w:b/>
-                <w:color w:val="1F3864"/>
-                <w:sz w:val="20"/>
-              </w:rPr>
-              <w:t>POST /running-records</w:t>
-            </w:r>
-          </w:p>
-          <w:p>
-            <w:pPr>
-              <w:spacing w:after="0"/>
-            </w:pPr>
-            <w:r>
-              <w:rPr>
-                <w:rFonts w:ascii="Malgun Gothic" w:hAnsi="Malgun Gothic" w:eastAsia="Malgun Gothic"/>
-                <w:sz w:val="18"/>
-              </w:rPr>
-              <w:t>{ "distance_km": 5.0, "duration_seconds": 1800, "run_date": "2026-05-06", "memo": "5km easy run" }</w:t>
             </w:r>
           </w:p>
         </w:tc>
@@ -4418,66 +2174,11 @@
       <w:r>
         <w:rPr>
           <w:rFonts w:ascii="Malgun Gothic" w:hAnsi="Malgun Gothic" w:eastAsia="Malgun Gothic"/>
-          <w:color w:val="1F3864"/>
+          <w:b/>
+          <w:color w:val="1C5797"/>
+          <w:sz w:val="32"/>
         </w:rPr>
-        <w:t>6. DB 설계</w:t>
-      </w:r>
-    </w:p>
-    <w:tbl>
-      <w:tblPr>
-        <w:tblW w:type="auto" w:w="0"/>
-        <w:jc w:val="center"/>
-        <w:tblLook w:firstColumn="1" w:firstRow="1" w:lastColumn="0" w:lastRow="0" w:noHBand="0" w:noVBand="1" w:val="04A0"/>
-      </w:tblPr>
-      <w:tblGrid>
-        <w:gridCol w:w="10200"/>
-      </w:tblGrid>
-      <w:tr>
-        <w:tc>
-          <w:tcPr>
-            <w:tcW w:type="dxa" w:w="10200"/>
-            <w:shd w:fill="D9EAF7"/>
-          </w:tcPr>
-          <w:p>
-            <w:pPr>
-              <w:spacing w:after="80"/>
-            </w:pPr>
-            <w:r>
-              <w:rPr>
-                <w:rFonts w:ascii="Malgun Gothic" w:hAnsi="Malgun Gothic" w:eastAsia="Malgun Gothic"/>
-                <w:b/>
-                <w:color w:val="1F3864"/>
-                <w:sz w:val="20"/>
-              </w:rPr>
-              <w:t>ERD</w:t>
-            </w:r>
-          </w:p>
-          <w:p>
-            <w:pPr>
-              <w:spacing w:after="0"/>
-            </w:pPr>
-            <w:r>
-              <w:rPr>
-                <w:rFonts w:ascii="Malgun Gothic" w:hAnsi="Malgun Gothic" w:eastAsia="Malgun Gothic"/>
-                <w:sz w:val="18"/>
-              </w:rPr>
-              <w:t>users 1 ─── N running_records</w:t>
-            </w:r>
-          </w:p>
-        </w:tc>
-      </w:tr>
-    </w:tbl>
-    <w:p/>
-    <w:p>
-      <w:pPr>
-        <w:pStyle w:val="Heading2"/>
-      </w:pPr>
-      <w:r>
-        <w:rPr>
-          <w:rFonts w:ascii="Malgun Gothic" w:hAnsi="Malgun Gothic" w:eastAsia="Malgun Gothic"/>
-          <w:color w:val="1E7A5B"/>
-        </w:rPr>
-        <w:t>users 테이블</w:t>
+        <w:t>5. DB 설계</w:t>
       </w:r>
     </w:p>
     <w:tbl>
@@ -4487,12 +2188,12 @@
         <w:jc w:val="center"/>
         <w:tblLook w:firstColumn="1" w:firstRow="1" w:lastColumn="0" w:lastRow="0" w:noHBand="0" w:noVBand="1" w:val="04A0"/>
         <w:tblBorders>
-          <w:top w:val="single" w:sz="4" w:space="0" w:color="D9D9D9"/>
-          <w:left w:val="single" w:sz="4" w:space="0" w:color="D9D9D9"/>
-          <w:bottom w:val="single" w:sz="4" w:space="0" w:color="D9D9D9"/>
-          <w:right w:val="single" w:sz="4" w:space="0" w:color="D9D9D9"/>
-          <w:insideH w:val="single" w:sz="4" w:space="0" w:color="D9D9D9"/>
-          <w:insideV w:val="single" w:sz="4" w:space="0" w:color="D9D9D9"/>
+          <w:top w:val="single" w:sz="4" w:space="0" w:color="DDE2E8"/>
+          <w:left w:val="single" w:sz="4" w:space="0" w:color="DDE2E8"/>
+          <w:bottom w:val="single" w:sz="4" w:space="0" w:color="DDE2E8"/>
+          <w:right w:val="single" w:sz="4" w:space="0" w:color="DDE2E8"/>
+          <w:insideH w:val="single" w:sz="4" w:space="0" w:color="DDE2E8"/>
+          <w:insideV w:val="single" w:sz="4" w:space="0" w:color="DDE2E8"/>
         </w:tblBorders>
       </w:tblPr>
       <w:tblGrid>
@@ -4501,17 +2202,15 @@
         <w:gridCol w:w="3400"/>
       </w:tblGrid>
       <w:tr>
-        <w:trPr>
-          <w:tblHeader w:val="true"/>
-        </w:trPr>
         <w:tc>
           <w:tcPr>
-            <w:tcW w:type="dxa" w:w="2268"/>
-            <w:shd w:fill="D9EAF7"/>
+            <w:tcW w:type="dxa" w:w="1814"/>
+            <w:shd w:fill="EAF2FF"/>
             <w:vAlign w:val="center"/>
           </w:tcPr>
           <w:p>
             <w:pPr>
+              <w:spacing w:after="0"/>
               <w:jc w:val="center"/>
             </w:pPr>
             <w:r/>
@@ -4519,21 +2218,22 @@
               <w:rPr>
                 <w:rFonts w:ascii="Malgun Gothic" w:hAnsi="Malgun Gothic" w:eastAsia="Malgun Gothic"/>
                 <w:b/>
-                <w:color w:val="1F3864"/>
+                <w:color w:val="191C22"/>
                 <w:sz w:val="18"/>
               </w:rPr>
-              <w:t>컬럼</w:t>
+              <w:t>테이블</w:t>
             </w:r>
           </w:p>
         </w:tc>
         <w:tc>
           <w:tcPr>
-            <w:tcW w:type="dxa" w:w="2268"/>
-            <w:shd w:fill="D9EAF7"/>
+            <w:tcW w:type="dxa" w:w="3685"/>
+            <w:shd w:fill="EAF2FF"/>
             <w:vAlign w:val="center"/>
           </w:tcPr>
           <w:p>
             <w:pPr>
+              <w:spacing w:after="0"/>
               <w:jc w:val="center"/>
             </w:pPr>
             <w:r/>
@@ -4541,21 +2241,22 @@
               <w:rPr>
                 <w:rFonts w:ascii="Malgun Gothic" w:hAnsi="Malgun Gothic" w:eastAsia="Malgun Gothic"/>
                 <w:b/>
-                <w:color w:val="1F3864"/>
+                <w:color w:val="191C22"/>
                 <w:sz w:val="18"/>
               </w:rPr>
-              <w:t>타입</w:t>
+              <w:t>핵심 컬럼</w:t>
             </w:r>
           </w:p>
         </w:tc>
         <w:tc>
           <w:tcPr>
-            <w:tcW w:type="dxa" w:w="3969"/>
-            <w:shd w:fill="D9EAF7"/>
+            <w:tcW w:type="dxa" w:w="3005"/>
+            <w:shd w:fill="EAF2FF"/>
             <w:vAlign w:val="center"/>
           </w:tcPr>
           <w:p>
             <w:pPr>
+              <w:spacing w:after="0"/>
               <w:jc w:val="center"/>
             </w:pPr>
             <w:r/>
@@ -4563,7 +2264,7 @@
               <w:rPr>
                 <w:rFonts w:ascii="Malgun Gothic" w:hAnsi="Malgun Gothic" w:eastAsia="Malgun Gothic"/>
                 <w:b/>
-                <w:color w:val="1F3864"/>
+                <w:color w:val="191C22"/>
                 <w:sz w:val="18"/>
               </w:rPr>
               <w:t>설명</w:t>
@@ -4574,11 +2275,12 @@
       <w:tr>
         <w:tc>
           <w:tcPr>
-            <w:tcW w:type="dxa" w:w="2268"/>
+            <w:tcW w:type="dxa" w:w="1814"/>
             <w:vAlign w:val="center"/>
           </w:tcPr>
           <w:p>
             <w:pPr>
+              <w:spacing w:after="0"/>
               <w:jc w:val="center"/>
             </w:pPr>
             <w:r/>
@@ -4586,49 +2288,52 @@
               <w:rPr>
                 <w:rFonts w:ascii="Malgun Gothic" w:hAnsi="Malgun Gothic" w:eastAsia="Malgun Gothic"/>
                 <w:b w:val="0"/>
+                <w:color w:val="191C22"/>
                 <w:sz w:val="18"/>
               </w:rPr>
-              <w:t>id</w:t>
+              <w:t>users</w:t>
             </w:r>
           </w:p>
         </w:tc>
         <w:tc>
           <w:tcPr>
-            <w:tcW w:type="dxa" w:w="2268"/>
+            <w:tcW w:type="dxa" w:w="3685"/>
             <w:vAlign w:val="center"/>
           </w:tcPr>
           <w:p>
             <w:pPr>
-              <w:jc w:val="left"/>
+              <w:spacing w:after="0"/>
             </w:pPr>
             <w:r/>
             <w:r>
               <w:rPr>
                 <w:rFonts w:ascii="Malgun Gothic" w:hAnsi="Malgun Gothic" w:eastAsia="Malgun Gothic"/>
                 <w:b w:val="0"/>
+                <w:color w:val="191C22"/>
                 <w:sz w:val="18"/>
               </w:rPr>
-              <w:t>Integer / PK</w:t>
+              <w:t>id, email, username, hashed_password, created_at</w:t>
             </w:r>
           </w:p>
         </w:tc>
         <w:tc>
           <w:tcPr>
-            <w:tcW w:type="dxa" w:w="3969"/>
+            <w:tcW w:type="dxa" w:w="3005"/>
             <w:vAlign w:val="center"/>
           </w:tcPr>
           <w:p>
             <w:pPr>
-              <w:jc w:val="center"/>
+              <w:spacing w:after="0"/>
             </w:pPr>
             <w:r/>
             <w:r>
               <w:rPr>
                 <w:rFonts w:ascii="Malgun Gothic" w:hAnsi="Malgun Gothic" w:eastAsia="Malgun Gothic"/>
                 <w:b w:val="0"/>
+                <w:color w:val="191C22"/>
                 <w:sz w:val="18"/>
               </w:rPr>
-              <w:t>사용자 ID</w:t>
+              <w:t>회원 계정과 인증 정보를 저장</w:t>
             </w:r>
           </w:p>
         </w:tc>
@@ -4636,848 +2341,64 @@
       <w:tr>
         <w:tc>
           <w:tcPr>
-            <w:tcW w:type="dxa" w:w="2268"/>
+            <w:tcW w:type="dxa" w:w="1814"/>
             <w:vAlign w:val="center"/>
           </w:tcPr>
           <w:p>
             <w:pPr>
-              <w:jc w:val="center"/>
+              <w:spacing w:after="0"/>
             </w:pPr>
             <w:r/>
             <w:r>
               <w:rPr>
                 <w:rFonts w:ascii="Malgun Gothic" w:hAnsi="Malgun Gothic" w:eastAsia="Malgun Gothic"/>
                 <w:b w:val="0"/>
+                <w:color w:val="191C22"/>
                 <w:sz w:val="18"/>
               </w:rPr>
-              <w:t>email</w:t>
+              <w:t>running_records</w:t>
             </w:r>
           </w:p>
         </w:tc>
         <w:tc>
           <w:tcPr>
-            <w:tcW w:type="dxa" w:w="2268"/>
+            <w:tcW w:type="dxa" w:w="3685"/>
             <w:vAlign w:val="center"/>
           </w:tcPr>
           <w:p>
             <w:pPr>
-              <w:jc w:val="left"/>
+              <w:spacing w:after="0"/>
             </w:pPr>
             <w:r/>
             <w:r>
               <w:rPr>
                 <w:rFonts w:ascii="Malgun Gothic" w:hAnsi="Malgun Gothic" w:eastAsia="Malgun Gothic"/>
                 <w:b w:val="0"/>
+                <w:color w:val="191C22"/>
                 <w:sz w:val="18"/>
               </w:rPr>
-              <w:t>String(255)</w:t>
+              <w:t>id, user_id, distance_km, duration_seconds, pace, run_date, memo</w:t>
             </w:r>
           </w:p>
         </w:tc>
         <w:tc>
           <w:tcPr>
-            <w:tcW w:type="dxa" w:w="3969"/>
+            <w:tcW w:type="dxa" w:w="3005"/>
             <w:vAlign w:val="center"/>
           </w:tcPr>
           <w:p>
             <w:pPr>
-              <w:jc w:val="left"/>
+              <w:spacing w:after="0"/>
             </w:pPr>
             <w:r/>
             <w:r>
               <w:rPr>
                 <w:rFonts w:ascii="Malgun Gothic" w:hAnsi="Malgun Gothic" w:eastAsia="Malgun Gothic"/>
                 <w:b w:val="0"/>
+                <w:color w:val="191C22"/>
                 <w:sz w:val="18"/>
               </w:rPr>
-              <w:t>로그인 이메일, Unique</w:t>
-            </w:r>
-          </w:p>
-        </w:tc>
-      </w:tr>
-      <w:tr>
-        <w:tc>
-          <w:tcPr>
-            <w:tcW w:type="dxa" w:w="2268"/>
-            <w:vAlign w:val="center"/>
-          </w:tcPr>
-          <w:p>
-            <w:pPr>
-              <w:jc w:val="center"/>
-            </w:pPr>
-            <w:r/>
-            <w:r>
-              <w:rPr>
-                <w:rFonts w:ascii="Malgun Gothic" w:hAnsi="Malgun Gothic" w:eastAsia="Malgun Gothic"/>
-                <w:b w:val="0"/>
-                <w:sz w:val="18"/>
-              </w:rPr>
-              <w:t>username</w:t>
-            </w:r>
-          </w:p>
-        </w:tc>
-        <w:tc>
-          <w:tcPr>
-            <w:tcW w:type="dxa" w:w="2268"/>
-            <w:vAlign w:val="center"/>
-          </w:tcPr>
-          <w:p>
-            <w:pPr>
-              <w:jc w:val="left"/>
-            </w:pPr>
-            <w:r/>
-            <w:r>
-              <w:rPr>
-                <w:rFonts w:ascii="Malgun Gothic" w:hAnsi="Malgun Gothic" w:eastAsia="Malgun Gothic"/>
-                <w:b w:val="0"/>
-                <w:sz w:val="18"/>
-              </w:rPr>
-              <w:t>String(50)</w:t>
-            </w:r>
-          </w:p>
-        </w:tc>
-        <w:tc>
-          <w:tcPr>
-            <w:tcW w:type="dxa" w:w="3969"/>
-            <w:vAlign w:val="center"/>
-          </w:tcPr>
-          <w:p>
-            <w:pPr>
-              <w:jc w:val="left"/>
-            </w:pPr>
-            <w:r/>
-            <w:r>
-              <w:rPr>
-                <w:rFonts w:ascii="Malgun Gothic" w:hAnsi="Malgun Gothic" w:eastAsia="Malgun Gothic"/>
-                <w:b w:val="0"/>
-                <w:sz w:val="18"/>
-              </w:rPr>
-              <w:t>닉네임, Unique</w:t>
-            </w:r>
-          </w:p>
-        </w:tc>
-      </w:tr>
-      <w:tr>
-        <w:tc>
-          <w:tcPr>
-            <w:tcW w:type="dxa" w:w="2268"/>
-            <w:vAlign w:val="center"/>
-          </w:tcPr>
-          <w:p>
-            <w:pPr>
-              <w:jc w:val="left"/>
-            </w:pPr>
-            <w:r/>
-            <w:r>
-              <w:rPr>
-                <w:rFonts w:ascii="Malgun Gothic" w:hAnsi="Malgun Gothic" w:eastAsia="Malgun Gothic"/>
-                <w:b w:val="0"/>
-                <w:sz w:val="18"/>
-              </w:rPr>
-              <w:t>hashed_password</w:t>
-            </w:r>
-          </w:p>
-        </w:tc>
-        <w:tc>
-          <w:tcPr>
-            <w:tcW w:type="dxa" w:w="2268"/>
-            <w:vAlign w:val="center"/>
-          </w:tcPr>
-          <w:p>
-            <w:pPr>
-              <w:jc w:val="left"/>
-            </w:pPr>
-            <w:r/>
-            <w:r>
-              <w:rPr>
-                <w:rFonts w:ascii="Malgun Gothic" w:hAnsi="Malgun Gothic" w:eastAsia="Malgun Gothic"/>
-                <w:b w:val="0"/>
-                <w:sz w:val="18"/>
-              </w:rPr>
-              <w:t>String(255)</w:t>
-            </w:r>
-          </w:p>
-        </w:tc>
-        <w:tc>
-          <w:tcPr>
-            <w:tcW w:type="dxa" w:w="3969"/>
-            <w:vAlign w:val="center"/>
-          </w:tcPr>
-          <w:p>
-            <w:pPr>
-              <w:jc w:val="center"/>
-            </w:pPr>
-            <w:r/>
-            <w:r>
-              <w:rPr>
-                <w:rFonts w:ascii="Malgun Gothic" w:hAnsi="Malgun Gothic" w:eastAsia="Malgun Gothic"/>
-                <w:b w:val="0"/>
-                <w:sz w:val="18"/>
-              </w:rPr>
-              <w:t>해시된 비밀번호</w:t>
-            </w:r>
-          </w:p>
-        </w:tc>
-      </w:tr>
-      <w:tr>
-        <w:tc>
-          <w:tcPr>
-            <w:tcW w:type="dxa" w:w="2268"/>
-            <w:vAlign w:val="center"/>
-          </w:tcPr>
-          <w:p>
-            <w:pPr>
-              <w:jc w:val="left"/>
-            </w:pPr>
-            <w:r/>
-            <w:r>
-              <w:rPr>
-                <w:rFonts w:ascii="Malgun Gothic" w:hAnsi="Malgun Gothic" w:eastAsia="Malgun Gothic"/>
-                <w:b w:val="0"/>
-                <w:sz w:val="18"/>
-              </w:rPr>
-              <w:t>created_at</w:t>
-            </w:r>
-          </w:p>
-        </w:tc>
-        <w:tc>
-          <w:tcPr>
-            <w:tcW w:type="dxa" w:w="2268"/>
-            <w:vAlign w:val="center"/>
-          </w:tcPr>
-          <w:p>
-            <w:pPr>
-              <w:jc w:val="center"/>
-            </w:pPr>
-            <w:r/>
-            <w:r>
-              <w:rPr>
-                <w:rFonts w:ascii="Malgun Gothic" w:hAnsi="Malgun Gothic" w:eastAsia="Malgun Gothic"/>
-                <w:b w:val="0"/>
-                <w:sz w:val="18"/>
-              </w:rPr>
-              <w:t>DateTime</w:t>
-            </w:r>
-          </w:p>
-        </w:tc>
-        <w:tc>
-          <w:tcPr>
-            <w:tcW w:type="dxa" w:w="3969"/>
-            <w:vAlign w:val="center"/>
-          </w:tcPr>
-          <w:p>
-            <w:pPr>
-              <w:jc w:val="center"/>
-            </w:pPr>
-            <w:r/>
-            <w:r>
-              <w:rPr>
-                <w:rFonts w:ascii="Malgun Gothic" w:hAnsi="Malgun Gothic" w:eastAsia="Malgun Gothic"/>
-                <w:b w:val="0"/>
-                <w:sz w:val="18"/>
-              </w:rPr>
-              <w:t>가입 시각</w:t>
-            </w:r>
-          </w:p>
-        </w:tc>
-      </w:tr>
-    </w:tbl>
-    <w:p/>
-    <w:p>
-      <w:pPr>
-        <w:pStyle w:val="Heading2"/>
-      </w:pPr>
-      <w:r>
-        <w:rPr>
-          <w:rFonts w:ascii="Malgun Gothic" w:hAnsi="Malgun Gothic" w:eastAsia="Malgun Gothic"/>
-          <w:color w:val="1E7A5B"/>
-        </w:rPr>
-        <w:t>running_records 테이블</w:t>
-      </w:r>
-    </w:p>
-    <w:tbl>
-      <w:tblPr>
-        <w:tblStyle w:val="TableGrid"/>
-        <w:tblW w:type="auto" w:w="0"/>
-        <w:jc w:val="center"/>
-        <w:tblLook w:firstColumn="1" w:firstRow="1" w:lastColumn="0" w:lastRow="0" w:noHBand="0" w:noVBand="1" w:val="04A0"/>
-        <w:tblBorders>
-          <w:top w:val="single" w:sz="4" w:space="0" w:color="D9D9D9"/>
-          <w:left w:val="single" w:sz="4" w:space="0" w:color="D9D9D9"/>
-          <w:bottom w:val="single" w:sz="4" w:space="0" w:color="D9D9D9"/>
-          <w:right w:val="single" w:sz="4" w:space="0" w:color="D9D9D9"/>
-          <w:insideH w:val="single" w:sz="4" w:space="0" w:color="D9D9D9"/>
-          <w:insideV w:val="single" w:sz="4" w:space="0" w:color="D9D9D9"/>
-        </w:tblBorders>
-      </w:tblPr>
-      <w:tblGrid>
-        <w:gridCol w:w="3400"/>
-        <w:gridCol w:w="3400"/>
-        <w:gridCol w:w="3400"/>
-      </w:tblGrid>
-      <w:tr>
-        <w:trPr>
-          <w:tblHeader w:val="true"/>
-        </w:trPr>
-        <w:tc>
-          <w:tcPr>
-            <w:tcW w:type="dxa" w:w="2268"/>
-            <w:shd w:fill="D9EAF7"/>
-            <w:vAlign w:val="center"/>
-          </w:tcPr>
-          <w:p>
-            <w:pPr>
-              <w:jc w:val="center"/>
-            </w:pPr>
-            <w:r/>
-            <w:r>
-              <w:rPr>
-                <w:rFonts w:ascii="Malgun Gothic" w:hAnsi="Malgun Gothic" w:eastAsia="Malgun Gothic"/>
-                <w:b/>
-                <w:color w:val="1F3864"/>
-                <w:sz w:val="18"/>
-              </w:rPr>
-              <w:t>컬럼</w:t>
-            </w:r>
-          </w:p>
-        </w:tc>
-        <w:tc>
-          <w:tcPr>
-            <w:tcW w:type="dxa" w:w="2268"/>
-            <w:shd w:fill="D9EAF7"/>
-            <w:vAlign w:val="center"/>
-          </w:tcPr>
-          <w:p>
-            <w:pPr>
-              <w:jc w:val="center"/>
-            </w:pPr>
-            <w:r/>
-            <w:r>
-              <w:rPr>
-                <w:rFonts w:ascii="Malgun Gothic" w:hAnsi="Malgun Gothic" w:eastAsia="Malgun Gothic"/>
-                <w:b/>
-                <w:color w:val="1F3864"/>
-                <w:sz w:val="18"/>
-              </w:rPr>
-              <w:t>타입</w:t>
-            </w:r>
-          </w:p>
-        </w:tc>
-        <w:tc>
-          <w:tcPr>
-            <w:tcW w:type="dxa" w:w="3969"/>
-            <w:shd w:fill="D9EAF7"/>
-            <w:vAlign w:val="center"/>
-          </w:tcPr>
-          <w:p>
-            <w:pPr>
-              <w:jc w:val="center"/>
-            </w:pPr>
-            <w:r/>
-            <w:r>
-              <w:rPr>
-                <w:rFonts w:ascii="Malgun Gothic" w:hAnsi="Malgun Gothic" w:eastAsia="Malgun Gothic"/>
-                <w:b/>
-                <w:color w:val="1F3864"/>
-                <w:sz w:val="18"/>
-              </w:rPr>
-              <w:t>설명</w:t>
-            </w:r>
-          </w:p>
-        </w:tc>
-      </w:tr>
-      <w:tr>
-        <w:tc>
-          <w:tcPr>
-            <w:tcW w:type="dxa" w:w="2268"/>
-            <w:vAlign w:val="center"/>
-          </w:tcPr>
-          <w:p>
-            <w:pPr>
-              <w:jc w:val="center"/>
-            </w:pPr>
-            <w:r/>
-            <w:r>
-              <w:rPr>
-                <w:rFonts w:ascii="Malgun Gothic" w:hAnsi="Malgun Gothic" w:eastAsia="Malgun Gothic"/>
-                <w:b w:val="0"/>
-                <w:sz w:val="18"/>
-              </w:rPr>
-              <w:t>id</w:t>
-            </w:r>
-          </w:p>
-        </w:tc>
-        <w:tc>
-          <w:tcPr>
-            <w:tcW w:type="dxa" w:w="2268"/>
-            <w:vAlign w:val="center"/>
-          </w:tcPr>
-          <w:p>
-            <w:pPr>
-              <w:jc w:val="left"/>
-            </w:pPr>
-            <w:r/>
-            <w:r>
-              <w:rPr>
-                <w:rFonts w:ascii="Malgun Gothic" w:hAnsi="Malgun Gothic" w:eastAsia="Malgun Gothic"/>
-                <w:b w:val="0"/>
-                <w:sz w:val="18"/>
-              </w:rPr>
-              <w:t>Integer / PK</w:t>
-            </w:r>
-          </w:p>
-        </w:tc>
-        <w:tc>
-          <w:tcPr>
-            <w:tcW w:type="dxa" w:w="3969"/>
-            <w:vAlign w:val="center"/>
-          </w:tcPr>
-          <w:p>
-            <w:pPr>
-              <w:jc w:val="center"/>
-            </w:pPr>
-            <w:r/>
-            <w:r>
-              <w:rPr>
-                <w:rFonts w:ascii="Malgun Gothic" w:hAnsi="Malgun Gothic" w:eastAsia="Malgun Gothic"/>
-                <w:b w:val="0"/>
-                <w:sz w:val="18"/>
-              </w:rPr>
-              <w:t>러닝 기록 ID</w:t>
-            </w:r>
-          </w:p>
-        </w:tc>
-      </w:tr>
-      <w:tr>
-        <w:tc>
-          <w:tcPr>
-            <w:tcW w:type="dxa" w:w="2268"/>
-            <w:vAlign w:val="center"/>
-          </w:tcPr>
-          <w:p>
-            <w:pPr>
-              <w:jc w:val="center"/>
-            </w:pPr>
-            <w:r/>
-            <w:r>
-              <w:rPr>
-                <w:rFonts w:ascii="Malgun Gothic" w:hAnsi="Malgun Gothic" w:eastAsia="Malgun Gothic"/>
-                <w:b w:val="0"/>
-                <w:sz w:val="18"/>
-              </w:rPr>
-              <w:t>user_id</w:t>
-            </w:r>
-          </w:p>
-        </w:tc>
-        <w:tc>
-          <w:tcPr>
-            <w:tcW w:type="dxa" w:w="2268"/>
-            <w:vAlign w:val="center"/>
-          </w:tcPr>
-          <w:p>
-            <w:pPr>
-              <w:jc w:val="left"/>
-            </w:pPr>
-            <w:r/>
-            <w:r>
-              <w:rPr>
-                <w:rFonts w:ascii="Malgun Gothic" w:hAnsi="Malgun Gothic" w:eastAsia="Malgun Gothic"/>
-                <w:b w:val="0"/>
-                <w:sz w:val="18"/>
-              </w:rPr>
-              <w:t>Integer / FK</w:t>
-            </w:r>
-          </w:p>
-        </w:tc>
-        <w:tc>
-          <w:tcPr>
-            <w:tcW w:type="dxa" w:w="3969"/>
-            <w:vAlign w:val="center"/>
-          </w:tcPr>
-          <w:p>
-            <w:pPr>
-              <w:jc w:val="center"/>
-            </w:pPr>
-            <w:r/>
-            <w:r>
-              <w:rPr>
-                <w:rFonts w:ascii="Malgun Gothic" w:hAnsi="Malgun Gothic" w:eastAsia="Malgun Gothic"/>
-                <w:b w:val="0"/>
-                <w:sz w:val="18"/>
-              </w:rPr>
-              <w:t>작성자 ID</w:t>
-            </w:r>
-          </w:p>
-        </w:tc>
-      </w:tr>
-      <w:tr>
-        <w:tc>
-          <w:tcPr>
-            <w:tcW w:type="dxa" w:w="2268"/>
-            <w:vAlign w:val="center"/>
-          </w:tcPr>
-          <w:p>
-            <w:pPr>
-              <w:jc w:val="left"/>
-            </w:pPr>
-            <w:r/>
-            <w:r>
-              <w:rPr>
-                <w:rFonts w:ascii="Malgun Gothic" w:hAnsi="Malgun Gothic" w:eastAsia="Malgun Gothic"/>
-                <w:b w:val="0"/>
-                <w:sz w:val="18"/>
-              </w:rPr>
-              <w:t>distance_km</w:t>
-            </w:r>
-          </w:p>
-        </w:tc>
-        <w:tc>
-          <w:tcPr>
-            <w:tcW w:type="dxa" w:w="2268"/>
-            <w:vAlign w:val="center"/>
-          </w:tcPr>
-          <w:p>
-            <w:pPr>
-              <w:jc w:val="center"/>
-            </w:pPr>
-            <w:r/>
-            <w:r>
-              <w:rPr>
-                <w:rFonts w:ascii="Malgun Gothic" w:hAnsi="Malgun Gothic" w:eastAsia="Malgun Gothic"/>
-                <w:b w:val="0"/>
-                <w:sz w:val="18"/>
-              </w:rPr>
-              <w:t>Float</w:t>
-            </w:r>
-          </w:p>
-        </w:tc>
-        <w:tc>
-          <w:tcPr>
-            <w:tcW w:type="dxa" w:w="3969"/>
-            <w:vAlign w:val="center"/>
-          </w:tcPr>
-          <w:p>
-            <w:pPr>
-              <w:jc w:val="center"/>
-            </w:pPr>
-            <w:r/>
-            <w:r>
-              <w:rPr>
-                <w:rFonts w:ascii="Malgun Gothic" w:hAnsi="Malgun Gothic" w:eastAsia="Malgun Gothic"/>
-                <w:b w:val="0"/>
-                <w:sz w:val="18"/>
-              </w:rPr>
-              <w:t>거리(km)</w:t>
-            </w:r>
-          </w:p>
-        </w:tc>
-      </w:tr>
-      <w:tr>
-        <w:tc>
-          <w:tcPr>
-            <w:tcW w:type="dxa" w:w="2268"/>
-            <w:vAlign w:val="center"/>
-          </w:tcPr>
-          <w:p>
-            <w:pPr>
-              <w:jc w:val="left"/>
-            </w:pPr>
-            <w:r/>
-            <w:r>
-              <w:rPr>
-                <w:rFonts w:ascii="Malgun Gothic" w:hAnsi="Malgun Gothic" w:eastAsia="Malgun Gothic"/>
-                <w:b w:val="0"/>
-                <w:sz w:val="18"/>
-              </w:rPr>
-              <w:t>duration_seconds</w:t>
-            </w:r>
-          </w:p>
-        </w:tc>
-        <w:tc>
-          <w:tcPr>
-            <w:tcW w:type="dxa" w:w="2268"/>
-            <w:vAlign w:val="center"/>
-          </w:tcPr>
-          <w:p>
-            <w:pPr>
-              <w:jc w:val="center"/>
-            </w:pPr>
-            <w:r/>
-            <w:r>
-              <w:rPr>
-                <w:rFonts w:ascii="Malgun Gothic" w:hAnsi="Malgun Gothic" w:eastAsia="Malgun Gothic"/>
-                <w:b w:val="0"/>
-                <w:sz w:val="18"/>
-              </w:rPr>
-              <w:t>Integer</w:t>
-            </w:r>
-          </w:p>
-        </w:tc>
-        <w:tc>
-          <w:tcPr>
-            <w:tcW w:type="dxa" w:w="3969"/>
-            <w:vAlign w:val="center"/>
-          </w:tcPr>
-          <w:p>
-            <w:pPr>
-              <w:jc w:val="center"/>
-            </w:pPr>
-            <w:r/>
-            <w:r>
-              <w:rPr>
-                <w:rFonts w:ascii="Malgun Gothic" w:hAnsi="Malgun Gothic" w:eastAsia="Malgun Gothic"/>
-                <w:b w:val="0"/>
-                <w:sz w:val="18"/>
-              </w:rPr>
-              <w:t>러닝 시간(초)</w:t>
-            </w:r>
-          </w:p>
-        </w:tc>
-      </w:tr>
-      <w:tr>
-        <w:tc>
-          <w:tcPr>
-            <w:tcW w:type="dxa" w:w="2268"/>
-            <w:vAlign w:val="center"/>
-          </w:tcPr>
-          <w:p>
-            <w:pPr>
-              <w:jc w:val="left"/>
-            </w:pPr>
-            <w:r/>
-            <w:r>
-              <w:rPr>
-                <w:rFonts w:ascii="Malgun Gothic" w:hAnsi="Malgun Gothic" w:eastAsia="Malgun Gothic"/>
-                <w:b w:val="0"/>
-                <w:sz w:val="18"/>
-              </w:rPr>
-              <w:t>pace_seconds_per_km</w:t>
-            </w:r>
-          </w:p>
-        </w:tc>
-        <w:tc>
-          <w:tcPr>
-            <w:tcW w:type="dxa" w:w="2268"/>
-            <w:vAlign w:val="center"/>
-          </w:tcPr>
-          <w:p>
-            <w:pPr>
-              <w:jc w:val="center"/>
-            </w:pPr>
-            <w:r/>
-            <w:r>
-              <w:rPr>
-                <w:rFonts w:ascii="Malgun Gothic" w:hAnsi="Malgun Gothic" w:eastAsia="Malgun Gothic"/>
-                <w:b w:val="0"/>
-                <w:sz w:val="18"/>
-              </w:rPr>
-              <w:t>Integer</w:t>
-            </w:r>
-          </w:p>
-        </w:tc>
-        <w:tc>
-          <w:tcPr>
-            <w:tcW w:type="dxa" w:w="3969"/>
-            <w:vAlign w:val="center"/>
-          </w:tcPr>
-          <w:p>
-            <w:pPr>
-              <w:jc w:val="center"/>
-            </w:pPr>
-            <w:r/>
-            <w:r>
-              <w:rPr>
-                <w:rFonts w:ascii="Malgun Gothic" w:hAnsi="Malgun Gothic" w:eastAsia="Malgun Gothic"/>
-                <w:b w:val="0"/>
-                <w:sz w:val="18"/>
-              </w:rPr>
-              <w:t>1km당 페이스</w:t>
-            </w:r>
-          </w:p>
-        </w:tc>
-      </w:tr>
-      <w:tr>
-        <w:tc>
-          <w:tcPr>
-            <w:tcW w:type="dxa" w:w="2268"/>
-            <w:vAlign w:val="center"/>
-          </w:tcPr>
-          <w:p>
-            <w:pPr>
-              <w:jc w:val="center"/>
-            </w:pPr>
-            <w:r/>
-            <w:r>
-              <w:rPr>
-                <w:rFonts w:ascii="Malgun Gothic" w:hAnsi="Malgun Gothic" w:eastAsia="Malgun Gothic"/>
-                <w:b w:val="0"/>
-                <w:sz w:val="18"/>
-              </w:rPr>
-              <w:t>run_date</w:t>
-            </w:r>
-          </w:p>
-        </w:tc>
-        <w:tc>
-          <w:tcPr>
-            <w:tcW w:type="dxa" w:w="2268"/>
-            <w:vAlign w:val="center"/>
-          </w:tcPr>
-          <w:p>
-            <w:pPr>
-              <w:jc w:val="center"/>
-            </w:pPr>
-            <w:r/>
-            <w:r>
-              <w:rPr>
-                <w:rFonts w:ascii="Malgun Gothic" w:hAnsi="Malgun Gothic" w:eastAsia="Malgun Gothic"/>
-                <w:b w:val="0"/>
-                <w:sz w:val="18"/>
-              </w:rPr>
-              <w:t>Date</w:t>
-            </w:r>
-          </w:p>
-        </w:tc>
-        <w:tc>
-          <w:tcPr>
-            <w:tcW w:type="dxa" w:w="3969"/>
-            <w:vAlign w:val="center"/>
-          </w:tcPr>
-          <w:p>
-            <w:pPr>
-              <w:jc w:val="center"/>
-            </w:pPr>
-            <w:r/>
-            <w:r>
-              <w:rPr>
-                <w:rFonts w:ascii="Malgun Gothic" w:hAnsi="Malgun Gothic" w:eastAsia="Malgun Gothic"/>
-                <w:b w:val="0"/>
-                <w:sz w:val="18"/>
-              </w:rPr>
-              <w:t>러닝 날짜</w:t>
-            </w:r>
-          </w:p>
-        </w:tc>
-      </w:tr>
-      <w:tr>
-        <w:tc>
-          <w:tcPr>
-            <w:tcW w:type="dxa" w:w="2268"/>
-            <w:vAlign w:val="center"/>
-          </w:tcPr>
-          <w:p>
-            <w:pPr>
-              <w:jc w:val="center"/>
-            </w:pPr>
-            <w:r/>
-            <w:r>
-              <w:rPr>
-                <w:rFonts w:ascii="Malgun Gothic" w:hAnsi="Malgun Gothic" w:eastAsia="Malgun Gothic"/>
-                <w:b w:val="0"/>
-                <w:sz w:val="18"/>
-              </w:rPr>
-              <w:t>memo</w:t>
-            </w:r>
-          </w:p>
-        </w:tc>
-        <w:tc>
-          <w:tcPr>
-            <w:tcW w:type="dxa" w:w="2268"/>
-            <w:vAlign w:val="center"/>
-          </w:tcPr>
-          <w:p>
-            <w:pPr>
-              <w:jc w:val="left"/>
-            </w:pPr>
-            <w:r/>
-            <w:r>
-              <w:rPr>
-                <w:rFonts w:ascii="Malgun Gothic" w:hAnsi="Malgun Gothic" w:eastAsia="Malgun Gothic"/>
-                <w:b w:val="0"/>
-                <w:sz w:val="18"/>
-              </w:rPr>
-              <w:t>String(255)</w:t>
-            </w:r>
-          </w:p>
-        </w:tc>
-        <w:tc>
-          <w:tcPr>
-            <w:tcW w:type="dxa" w:w="3969"/>
-            <w:vAlign w:val="center"/>
-          </w:tcPr>
-          <w:p>
-            <w:pPr>
-              <w:jc w:val="center"/>
-            </w:pPr>
-            <w:r/>
-            <w:r>
-              <w:rPr>
-                <w:rFonts w:ascii="Malgun Gothic" w:hAnsi="Malgun Gothic" w:eastAsia="Malgun Gothic"/>
-                <w:b w:val="0"/>
-                <w:sz w:val="18"/>
-              </w:rPr>
-              <w:t>메모</w:t>
-            </w:r>
-          </w:p>
-        </w:tc>
-      </w:tr>
-      <w:tr>
-        <w:tc>
-          <w:tcPr>
-            <w:tcW w:type="dxa" w:w="2268"/>
-            <w:vAlign w:val="center"/>
-          </w:tcPr>
-          <w:p>
-            <w:pPr>
-              <w:jc w:val="left"/>
-            </w:pPr>
-            <w:r/>
-            <w:r>
-              <w:rPr>
-                <w:rFonts w:ascii="Malgun Gothic" w:hAnsi="Malgun Gothic" w:eastAsia="Malgun Gothic"/>
-                <w:b w:val="0"/>
-                <w:sz w:val="18"/>
-              </w:rPr>
-              <w:t>created_at</w:t>
-            </w:r>
-          </w:p>
-        </w:tc>
-        <w:tc>
-          <w:tcPr>
-            <w:tcW w:type="dxa" w:w="2268"/>
-            <w:vAlign w:val="center"/>
-          </w:tcPr>
-          <w:p>
-            <w:pPr>
-              <w:jc w:val="center"/>
-            </w:pPr>
-            <w:r/>
-            <w:r>
-              <w:rPr>
-                <w:rFonts w:ascii="Malgun Gothic" w:hAnsi="Malgun Gothic" w:eastAsia="Malgun Gothic"/>
-                <w:b w:val="0"/>
-                <w:sz w:val="18"/>
-              </w:rPr>
-              <w:t>DateTime</w:t>
-            </w:r>
-          </w:p>
-        </w:tc>
-        <w:tc>
-          <w:tcPr>
-            <w:tcW w:type="dxa" w:w="3969"/>
-            <w:vAlign w:val="center"/>
-          </w:tcPr>
-          <w:p>
-            <w:pPr>
-              <w:jc w:val="center"/>
-            </w:pPr>
-            <w:r/>
-            <w:r>
-              <w:rPr>
-                <w:rFonts w:ascii="Malgun Gothic" w:hAnsi="Malgun Gothic" w:eastAsia="Malgun Gothic"/>
-                <w:b w:val="0"/>
-                <w:sz w:val="18"/>
-              </w:rPr>
-              <w:t>생성 시각</w:t>
+              <w:t>사용자별 러닝 기록 저장</w:t>
             </w:r>
           </w:p>
         </w:tc>
@@ -5491,9 +2412,11 @@
       <w:r>
         <w:rPr>
           <w:rFonts w:ascii="Malgun Gothic" w:hAnsi="Malgun Gothic" w:eastAsia="Malgun Gothic"/>
-          <w:color w:val="1F3864"/>
+          <w:b/>
+          <w:color w:val="1C5797"/>
+          <w:sz w:val="32"/>
         </w:rPr>
-        <w:t>7. 테스트 계획 및 결과</w:t>
+        <w:t>6. 테스트 및 검증</w:t>
       </w:r>
     </w:p>
     <w:tbl>
@@ -5503,32 +2426,29 @@
         <w:jc w:val="center"/>
         <w:tblLook w:firstColumn="1" w:firstRow="1" w:lastColumn="0" w:lastRow="0" w:noHBand="0" w:noVBand="1" w:val="04A0"/>
         <w:tblBorders>
-          <w:top w:val="single" w:sz="4" w:space="0" w:color="D9D9D9"/>
-          <w:left w:val="single" w:sz="4" w:space="0" w:color="D9D9D9"/>
-          <w:bottom w:val="single" w:sz="4" w:space="0" w:color="D9D9D9"/>
-          <w:right w:val="single" w:sz="4" w:space="0" w:color="D9D9D9"/>
-          <w:insideH w:val="single" w:sz="4" w:space="0" w:color="D9D9D9"/>
-          <w:insideV w:val="single" w:sz="4" w:space="0" w:color="D9D9D9"/>
+          <w:top w:val="single" w:sz="4" w:space="0" w:color="DDE2E8"/>
+          <w:left w:val="single" w:sz="4" w:space="0" w:color="DDE2E8"/>
+          <w:bottom w:val="single" w:sz="4" w:space="0" w:color="DDE2E8"/>
+          <w:right w:val="single" w:sz="4" w:space="0" w:color="DDE2E8"/>
+          <w:insideH w:val="single" w:sz="4" w:space="0" w:color="DDE2E8"/>
+          <w:insideV w:val="single" w:sz="4" w:space="0" w:color="DDE2E8"/>
         </w:tblBorders>
       </w:tblPr>
       <w:tblGrid>
-        <w:gridCol w:w="2550"/>
-        <w:gridCol w:w="2550"/>
-        <w:gridCol w:w="2550"/>
-        <w:gridCol w:w="2550"/>
+        <w:gridCol w:w="3400"/>
+        <w:gridCol w:w="3400"/>
+        <w:gridCol w:w="3400"/>
       </w:tblGrid>
       <w:tr>
-        <w:trPr>
-          <w:tblHeader w:val="true"/>
-        </w:trPr>
         <w:tc>
           <w:tcPr>
-            <w:tcW w:type="dxa" w:w="1417"/>
-            <w:shd w:fill="D9EAF7"/>
+            <w:tcW w:type="dxa" w:w="1814"/>
+            <w:shd w:fill="EAF2FF"/>
             <w:vAlign w:val="center"/>
           </w:tcPr>
           <w:p>
             <w:pPr>
+              <w:spacing w:after="0"/>
               <w:jc w:val="center"/>
             </w:pPr>
             <w:r/>
@@ -5536,21 +2456,22 @@
               <w:rPr>
                 <w:rFonts w:ascii="Malgun Gothic" w:hAnsi="Malgun Gothic" w:eastAsia="Malgun Gothic"/>
                 <w:b/>
-                <w:color w:val="1F3864"/>
+                <w:color w:val="191C22"/>
                 <w:sz w:val="18"/>
               </w:rPr>
-              <w:t>ID</w:t>
+              <w:t>항목</w:t>
             </w:r>
           </w:p>
         </w:tc>
         <w:tc>
           <w:tcPr>
-            <w:tcW w:type="dxa" w:w="2835"/>
-            <w:shd w:fill="D9EAF7"/>
+            <w:tcW w:type="dxa" w:w="3231"/>
+            <w:shd w:fill="EAF2FF"/>
             <w:vAlign w:val="center"/>
           </w:tcPr>
           <w:p>
             <w:pPr>
+              <w:spacing w:after="0"/>
               <w:jc w:val="center"/>
             </w:pPr>
             <w:r/>
@@ -5558,21 +2479,22 @@
               <w:rPr>
                 <w:rFonts w:ascii="Malgun Gothic" w:hAnsi="Malgun Gothic" w:eastAsia="Malgun Gothic"/>
                 <w:b/>
-                <w:color w:val="1F3864"/>
+                <w:color w:val="191C22"/>
                 <w:sz w:val="18"/>
               </w:rPr>
-              <w:t>테스트 항목</w:t>
+              <w:t>명령/방법</w:t>
             </w:r>
           </w:p>
         </w:tc>
         <w:tc>
           <w:tcPr>
-            <w:tcW w:type="dxa" w:w="2835"/>
-            <w:shd w:fill="D9EAF7"/>
+            <w:tcW w:type="dxa" w:w="3458"/>
+            <w:shd w:fill="EAF2FF"/>
             <w:vAlign w:val="center"/>
           </w:tcPr>
           <w:p>
             <w:pPr>
+              <w:spacing w:after="0"/>
               <w:jc w:val="center"/>
             </w:pPr>
             <w:r/>
@@ -5580,32 +2502,10 @@
               <w:rPr>
                 <w:rFonts w:ascii="Malgun Gothic" w:hAnsi="Malgun Gothic" w:eastAsia="Malgun Gothic"/>
                 <w:b/>
-                <w:color w:val="1F3864"/>
+                <w:color w:val="191C22"/>
                 <w:sz w:val="18"/>
               </w:rPr>
               <w:t>기대 결과</w:t>
-            </w:r>
-          </w:p>
-        </w:tc>
-        <w:tc>
-          <w:tcPr>
-            <w:tcW w:type="dxa" w:w="1134"/>
-            <w:shd w:fill="D9EAF7"/>
-            <w:vAlign w:val="center"/>
-          </w:tcPr>
-          <w:p>
-            <w:pPr>
-              <w:jc w:val="center"/>
-            </w:pPr>
-            <w:r/>
-            <w:r>
-              <w:rPr>
-                <w:rFonts w:ascii="Malgun Gothic" w:hAnsi="Malgun Gothic" w:eastAsia="Malgun Gothic"/>
-                <w:b/>
-                <w:color w:val="1F3864"/>
-                <w:sz w:val="18"/>
-              </w:rPr>
-              <w:t>결과</w:t>
             </w:r>
           </w:p>
         </w:tc>
@@ -5613,71 +2513,12 @@
       <w:tr>
         <w:tc>
           <w:tcPr>
-            <w:tcW w:type="dxa" w:w="1417"/>
+            <w:tcW w:type="dxa" w:w="1814"/>
             <w:vAlign w:val="center"/>
           </w:tcPr>
           <w:p>
             <w:pPr>
-              <w:jc w:val="left"/>
-            </w:pPr>
-            <w:r/>
-            <w:r>
-              <w:rPr>
-                <w:rFonts w:ascii="Malgun Gothic" w:hAnsi="Malgun Gothic" w:eastAsia="Malgun Gothic"/>
-                <w:b w:val="0"/>
-                <w:sz w:val="18"/>
-              </w:rPr>
-              <w:t>TC-BE-001</w:t>
-            </w:r>
-          </w:p>
-        </w:tc>
-        <w:tc>
-          <w:tcPr>
-            <w:tcW w:type="dxa" w:w="2835"/>
-            <w:vAlign w:val="center"/>
-          </w:tcPr>
-          <w:p>
-            <w:pPr>
-              <w:jc w:val="left"/>
-            </w:pPr>
-            <w:r/>
-            <w:r>
-              <w:rPr>
-                <w:rFonts w:ascii="Malgun Gothic" w:hAnsi="Malgun Gothic" w:eastAsia="Malgun Gothic"/>
-                <w:b w:val="0"/>
-                <w:sz w:val="18"/>
-              </w:rPr>
-              <w:t>/health 호출</w:t>
-            </w:r>
-          </w:p>
-        </w:tc>
-        <w:tc>
-          <w:tcPr>
-            <w:tcW w:type="dxa" w:w="2835"/>
-            <w:vAlign w:val="center"/>
-          </w:tcPr>
-          <w:p>
-            <w:pPr>
-              <w:jc w:val="left"/>
-            </w:pPr>
-            <w:r/>
-            <w:r>
-              <w:rPr>
-                <w:rFonts w:ascii="Malgun Gothic" w:hAnsi="Malgun Gothic" w:eastAsia="Malgun Gothic"/>
-                <w:b w:val="0"/>
-                <w:sz w:val="18"/>
-              </w:rPr>
-              <w:t>status ok 반환</w:t>
-            </w:r>
-          </w:p>
-        </w:tc>
-        <w:tc>
-          <w:tcPr>
-            <w:tcW w:type="dxa" w:w="1134"/>
-            <w:vAlign w:val="center"/>
-          </w:tcPr>
-          <w:p>
-            <w:pPr>
+              <w:spacing w:after="0"/>
               <w:jc w:val="center"/>
             </w:pPr>
             <w:r/>
@@ -5685,9 +2526,52 @@
               <w:rPr>
                 <w:rFonts w:ascii="Malgun Gothic" w:hAnsi="Malgun Gothic" w:eastAsia="Malgun Gothic"/>
                 <w:b w:val="0"/>
+                <w:color w:val="191C22"/>
                 <w:sz w:val="18"/>
               </w:rPr>
-              <w:t>통과</w:t>
+              <w:t>정적 분석</w:t>
+            </w:r>
+          </w:p>
+        </w:tc>
+        <w:tc>
+          <w:tcPr>
+            <w:tcW w:type="dxa" w:w="3231"/>
+            <w:vAlign w:val="center"/>
+          </w:tcPr>
+          <w:p>
+            <w:pPr>
+              <w:spacing w:after="0"/>
+            </w:pPr>
+            <w:r/>
+            <w:r>
+              <w:rPr>
+                <w:rFonts w:ascii="Malgun Gothic" w:hAnsi="Malgun Gothic" w:eastAsia="Malgun Gothic"/>
+                <w:b w:val="0"/>
+                <w:color w:val="191C22"/>
+                <w:sz w:val="18"/>
+              </w:rPr>
+              <w:t>flutter analyze</w:t>
+            </w:r>
+          </w:p>
+        </w:tc>
+        <w:tc>
+          <w:tcPr>
+            <w:tcW w:type="dxa" w:w="3458"/>
+            <w:vAlign w:val="center"/>
+          </w:tcPr>
+          <w:p>
+            <w:pPr>
+              <w:spacing w:after="0"/>
+            </w:pPr>
+            <w:r/>
+            <w:r>
+              <w:rPr>
+                <w:rFonts w:ascii="Malgun Gothic" w:hAnsi="Malgun Gothic" w:eastAsia="Malgun Gothic"/>
+                <w:b w:val="0"/>
+                <w:color w:val="191C22"/>
+                <w:sz w:val="18"/>
+              </w:rPr>
+              <w:t>Dart/Flutter 분석 통과</w:t>
             </w:r>
           </w:p>
         </w:tc>
@@ -5695,31 +2579,12 @@
       <w:tr>
         <w:tc>
           <w:tcPr>
-            <w:tcW w:type="dxa" w:w="1417"/>
+            <w:tcW w:type="dxa" w:w="1814"/>
             <w:vAlign w:val="center"/>
           </w:tcPr>
           <w:p>
             <w:pPr>
-              <w:jc w:val="left"/>
-            </w:pPr>
-            <w:r/>
-            <w:r>
-              <w:rPr>
-                <w:rFonts w:ascii="Malgun Gothic" w:hAnsi="Malgun Gothic" w:eastAsia="Malgun Gothic"/>
-                <w:b w:val="0"/>
-                <w:sz w:val="18"/>
-              </w:rPr>
-              <w:t>TC-BE-002</w:t>
-            </w:r>
-          </w:p>
-        </w:tc>
-        <w:tc>
-          <w:tcPr>
-            <w:tcW w:type="dxa" w:w="2835"/>
-            <w:vAlign w:val="center"/>
-          </w:tcPr>
-          <w:p>
-            <w:pPr>
+              <w:spacing w:after="0"/>
               <w:jc w:val="center"/>
             </w:pPr>
             <w:r/>
@@ -5727,39 +2592,42 @@
               <w:rPr>
                 <w:rFonts w:ascii="Malgun Gothic" w:hAnsi="Malgun Gothic" w:eastAsia="Malgun Gothic"/>
                 <w:b w:val="0"/>
+                <w:color w:val="191C22"/>
                 <w:sz w:val="18"/>
               </w:rPr>
-              <w:t>회원가입</w:t>
+              <w:t>위젯 테스트</w:t>
             </w:r>
           </w:p>
         </w:tc>
         <w:tc>
           <w:tcPr>
-            <w:tcW w:type="dxa" w:w="2835"/>
+            <w:tcW w:type="dxa" w:w="3231"/>
             <w:vAlign w:val="center"/>
           </w:tcPr>
           <w:p>
             <w:pPr>
-              <w:jc w:val="left"/>
+              <w:spacing w:after="0"/>
             </w:pPr>
             <w:r/>
             <w:r>
               <w:rPr>
                 <w:rFonts w:ascii="Malgun Gothic" w:hAnsi="Malgun Gothic" w:eastAsia="Malgun Gothic"/>
                 <w:b w:val="0"/>
+                <w:color w:val="191C22"/>
                 <w:sz w:val="18"/>
               </w:rPr>
-              <w:t>access token 반환</w:t>
+              <w:t>flutter test</w:t>
             </w:r>
           </w:p>
         </w:tc>
         <w:tc>
           <w:tcPr>
-            <w:tcW w:type="dxa" w:w="1134"/>
+            <w:tcW w:type="dxa" w:w="3458"/>
             <w:vAlign w:val="center"/>
           </w:tcPr>
           <w:p>
             <w:pPr>
+              <w:spacing w:after="0"/>
               <w:jc w:val="center"/>
             </w:pPr>
             <w:r/>
@@ -5767,9 +2635,10 @@
               <w:rPr>
                 <w:rFonts w:ascii="Malgun Gothic" w:hAnsi="Malgun Gothic" w:eastAsia="Malgun Gothic"/>
                 <w:b w:val="0"/>
+                <w:color w:val="191C22"/>
                 <w:sz w:val="18"/>
               </w:rPr>
-              <w:t>통과</w:t>
+              <w:t>테스트 통과</w:t>
             </w:r>
           </w:p>
         </w:tc>
@@ -5777,81 +2646,64 @@
       <w:tr>
         <w:tc>
           <w:tcPr>
-            <w:tcW w:type="dxa" w:w="1417"/>
+            <w:tcW w:type="dxa" w:w="1814"/>
             <w:vAlign w:val="center"/>
           </w:tcPr>
           <w:p>
             <w:pPr>
-              <w:jc w:val="left"/>
+              <w:spacing w:after="0"/>
             </w:pPr>
             <w:r/>
             <w:r>
               <w:rPr>
                 <w:rFonts w:ascii="Malgun Gothic" w:hAnsi="Malgun Gothic" w:eastAsia="Malgun Gothic"/>
                 <w:b w:val="0"/>
+                <w:color w:val="191C22"/>
                 <w:sz w:val="18"/>
               </w:rPr>
-              <w:t>TC-BE-003</w:t>
+              <w:t>Windows 빌드</w:t>
             </w:r>
           </w:p>
         </w:tc>
         <w:tc>
           <w:tcPr>
-            <w:tcW w:type="dxa" w:w="2835"/>
+            <w:tcW w:type="dxa" w:w="3231"/>
             <w:vAlign w:val="center"/>
           </w:tcPr>
           <w:p>
             <w:pPr>
-              <w:jc w:val="center"/>
+              <w:spacing w:after="0"/>
             </w:pPr>
             <w:r/>
             <w:r>
               <w:rPr>
                 <w:rFonts w:ascii="Malgun Gothic" w:hAnsi="Malgun Gothic" w:eastAsia="Malgun Gothic"/>
                 <w:b w:val="0"/>
+                <w:color w:val="191C22"/>
                 <w:sz w:val="18"/>
               </w:rPr>
-              <w:t>러닝 기록 저장</w:t>
+              <w:t>flutter build windows --debug</w:t>
             </w:r>
           </w:p>
         </w:tc>
         <w:tc>
           <w:tcPr>
-            <w:tcW w:type="dxa" w:w="2835"/>
+            <w:tcW w:type="dxa" w:w="3458"/>
             <w:vAlign w:val="center"/>
           </w:tcPr>
           <w:p>
             <w:pPr>
-              <w:jc w:val="center"/>
+              <w:spacing w:after="0"/>
             </w:pPr>
             <w:r/>
             <w:r>
               <w:rPr>
                 <w:rFonts w:ascii="Malgun Gothic" w:hAnsi="Malgun Gothic" w:eastAsia="Malgun Gothic"/>
                 <w:b w:val="0"/>
+                <w:color w:val="191C22"/>
                 <w:sz w:val="18"/>
               </w:rPr>
-              <w:t>기록 ID 반환</w:t>
-            </w:r>
-          </w:p>
-        </w:tc>
-        <w:tc>
-          <w:tcPr>
-            <w:tcW w:type="dxa" w:w="1134"/>
-            <w:vAlign w:val="center"/>
-          </w:tcPr>
-          <w:p>
-            <w:pPr>
-              <w:jc w:val="center"/>
-            </w:pPr>
-            <w:r/>
-            <w:r>
-              <w:rPr>
-                <w:rFonts w:ascii="Malgun Gothic" w:hAnsi="Malgun Gothic" w:eastAsia="Malgun Gothic"/>
-                <w:b w:val="0"/>
-                <w:sz w:val="18"/>
-              </w:rPr>
-              <w:t>통과</w:t>
+              <w:t>데스크톱 빌드 성공</w:t>
             </w:r>
           </w:p>
         </w:tc>
@@ -5859,245 +2711,64 @@
       <w:tr>
         <w:tc>
           <w:tcPr>
-            <w:tcW w:type="dxa" w:w="1417"/>
+            <w:tcW w:type="dxa" w:w="1814"/>
             <w:vAlign w:val="center"/>
           </w:tcPr>
           <w:p>
             <w:pPr>
-              <w:jc w:val="left"/>
+              <w:spacing w:after="0"/>
             </w:pPr>
             <w:r/>
             <w:r>
               <w:rPr>
                 <w:rFonts w:ascii="Malgun Gothic" w:hAnsi="Malgun Gothic" w:eastAsia="Malgun Gothic"/>
                 <w:b w:val="0"/>
+                <w:color w:val="191C22"/>
                 <w:sz w:val="18"/>
               </w:rPr>
-              <w:t>TC-BE-004</w:t>
+              <w:t>백엔드 smoke</w:t>
             </w:r>
           </w:p>
         </w:tc>
         <w:tc>
           <w:tcPr>
-            <w:tcW w:type="dxa" w:w="2835"/>
+            <w:tcW w:type="dxa" w:w="3231"/>
             <w:vAlign w:val="center"/>
           </w:tcPr>
           <w:p>
             <w:pPr>
-              <w:jc w:val="center"/>
+              <w:spacing w:after="0"/>
             </w:pPr>
             <w:r/>
             <w:r>
               <w:rPr>
                 <w:rFonts w:ascii="Malgun Gothic" w:hAnsi="Malgun Gothic" w:eastAsia="Malgun Gothic"/>
                 <w:b w:val="0"/>
+                <w:color w:val="191C22"/>
                 <w:sz w:val="18"/>
               </w:rPr>
-              <w:t>피드 조회</w:t>
+              <w:t>scripts/smoke-backend.ps1</w:t>
             </w:r>
           </w:p>
         </w:tc>
         <w:tc>
           <w:tcPr>
-            <w:tcW w:type="dxa" w:w="2835"/>
+            <w:tcW w:type="dxa" w:w="3458"/>
             <w:vAlign w:val="center"/>
           </w:tcPr>
           <w:p>
             <w:pPr>
-              <w:jc w:val="left"/>
+              <w:spacing w:after="0"/>
             </w:pPr>
             <w:r/>
             <w:r>
               <w:rPr>
                 <w:rFonts w:ascii="Malgun Gothic" w:hAnsi="Malgun Gothic" w:eastAsia="Malgun Gothic"/>
                 <w:b w:val="0"/>
+                <w:color w:val="191C22"/>
                 <w:sz w:val="18"/>
               </w:rPr>
-              <w:t>저장된 기록 포함</w:t>
-            </w:r>
-          </w:p>
-        </w:tc>
-        <w:tc>
-          <w:tcPr>
-            <w:tcW w:type="dxa" w:w="1134"/>
-            <w:vAlign w:val="center"/>
-          </w:tcPr>
-          <w:p>
-            <w:pPr>
-              <w:jc w:val="center"/>
-            </w:pPr>
-            <w:r/>
-            <w:r>
-              <w:rPr>
-                <w:rFonts w:ascii="Malgun Gothic" w:hAnsi="Malgun Gothic" w:eastAsia="Malgun Gothic"/>
-                <w:b w:val="0"/>
-                <w:sz w:val="18"/>
-              </w:rPr>
-              <w:t>통과</w:t>
-            </w:r>
-          </w:p>
-        </w:tc>
-      </w:tr>
-      <w:tr>
-        <w:tc>
-          <w:tcPr>
-            <w:tcW w:type="dxa" w:w="1417"/>
-            <w:vAlign w:val="center"/>
-          </w:tcPr>
-          <w:p>
-            <w:pPr>
-              <w:jc w:val="left"/>
-            </w:pPr>
-            <w:r/>
-            <w:r>
-              <w:rPr>
-                <w:rFonts w:ascii="Malgun Gothic" w:hAnsi="Malgun Gothic" w:eastAsia="Malgun Gothic"/>
-                <w:b w:val="0"/>
-                <w:sz w:val="18"/>
-              </w:rPr>
-              <w:t>TC-FE-001</w:t>
-            </w:r>
-          </w:p>
-        </w:tc>
-        <w:tc>
-          <w:tcPr>
-            <w:tcW w:type="dxa" w:w="2835"/>
-            <w:vAlign w:val="center"/>
-          </w:tcPr>
-          <w:p>
-            <w:pPr>
-              <w:jc w:val="left"/>
-            </w:pPr>
-            <w:r/>
-            <w:r>
-              <w:rPr>
-                <w:rFonts w:ascii="Malgun Gothic" w:hAnsi="Malgun Gothic" w:eastAsia="Malgun Gothic"/>
-                <w:b w:val="0"/>
-                <w:sz w:val="18"/>
-              </w:rPr>
-              <w:t>Flutter analyze</w:t>
-            </w:r>
-          </w:p>
-        </w:tc>
-        <w:tc>
-          <w:tcPr>
-            <w:tcW w:type="dxa" w:w="2835"/>
-            <w:vAlign w:val="center"/>
-          </w:tcPr>
-          <w:p>
-            <w:pPr>
-              <w:jc w:val="left"/>
-            </w:pPr>
-            <w:r/>
-            <w:r>
-              <w:rPr>
-                <w:rFonts w:ascii="Malgun Gothic" w:hAnsi="Malgun Gothic" w:eastAsia="Malgun Gothic"/>
-                <w:b w:val="0"/>
-                <w:sz w:val="18"/>
-              </w:rPr>
-              <w:t>No issues found</w:t>
-            </w:r>
-          </w:p>
-        </w:tc>
-        <w:tc>
-          <w:tcPr>
-            <w:tcW w:type="dxa" w:w="1134"/>
-            <w:vAlign w:val="center"/>
-          </w:tcPr>
-          <w:p>
-            <w:pPr>
-              <w:jc w:val="center"/>
-            </w:pPr>
-            <w:r/>
-            <w:r>
-              <w:rPr>
-                <w:rFonts w:ascii="Malgun Gothic" w:hAnsi="Malgun Gothic" w:eastAsia="Malgun Gothic"/>
-                <w:b w:val="0"/>
-                <w:sz w:val="18"/>
-              </w:rPr>
-              <w:t>통과</w:t>
-            </w:r>
-          </w:p>
-        </w:tc>
-      </w:tr>
-      <w:tr>
-        <w:tc>
-          <w:tcPr>
-            <w:tcW w:type="dxa" w:w="1417"/>
-            <w:vAlign w:val="center"/>
-          </w:tcPr>
-          <w:p>
-            <w:pPr>
-              <w:jc w:val="left"/>
-            </w:pPr>
-            <w:r/>
-            <w:r>
-              <w:rPr>
-                <w:rFonts w:ascii="Malgun Gothic" w:hAnsi="Malgun Gothic" w:eastAsia="Malgun Gothic"/>
-                <w:b w:val="0"/>
-                <w:sz w:val="18"/>
-              </w:rPr>
-              <w:t>TC-FE-002</w:t>
-            </w:r>
-          </w:p>
-        </w:tc>
-        <w:tc>
-          <w:tcPr>
-            <w:tcW w:type="dxa" w:w="2835"/>
-            <w:vAlign w:val="center"/>
-          </w:tcPr>
-          <w:p>
-            <w:pPr>
-              <w:jc w:val="left"/>
-            </w:pPr>
-            <w:r/>
-            <w:r>
-              <w:rPr>
-                <w:rFonts w:ascii="Malgun Gothic" w:hAnsi="Malgun Gothic" w:eastAsia="Malgun Gothic"/>
-                <w:b w:val="0"/>
-                <w:sz w:val="18"/>
-              </w:rPr>
-              <w:t>Flutter widget test</w:t>
-            </w:r>
-          </w:p>
-        </w:tc>
-        <w:tc>
-          <w:tcPr>
-            <w:tcW w:type="dxa" w:w="2835"/>
-            <w:vAlign w:val="center"/>
-          </w:tcPr>
-          <w:p>
-            <w:pPr>
-              <w:jc w:val="left"/>
-            </w:pPr>
-            <w:r/>
-            <w:r>
-              <w:rPr>
-                <w:rFonts w:ascii="Malgun Gothic" w:hAnsi="Malgun Gothic" w:eastAsia="Malgun Gothic"/>
-                <w:b w:val="0"/>
-                <w:sz w:val="18"/>
-              </w:rPr>
-              <w:t>All tests passed</w:t>
-            </w:r>
-          </w:p>
-        </w:tc>
-        <w:tc>
-          <w:tcPr>
-            <w:tcW w:type="dxa" w:w="1134"/>
-            <w:vAlign w:val="center"/>
-          </w:tcPr>
-          <w:p>
-            <w:pPr>
-              <w:jc w:val="center"/>
-            </w:pPr>
-            <w:r/>
-            <w:r>
-              <w:rPr>
-                <w:rFonts w:ascii="Malgun Gothic" w:hAnsi="Malgun Gothic" w:eastAsia="Malgun Gothic"/>
-                <w:b w:val="0"/>
-                <w:sz w:val="18"/>
-              </w:rPr>
-              <w:t>통과</w:t>
+              <w:t>회원가입, 로그인, 기록, 피드 흐름 확인</w:t>
             </w:r>
           </w:p>
         </w:tc>
@@ -6106,38 +2777,76 @@
     <w:p/>
     <w:p>
       <w:pPr>
-        <w:pStyle w:val="Heading2"/>
+        <w:pStyle w:val="Heading1"/>
       </w:pPr>
       <w:r>
         <w:rPr>
           <w:rFonts w:ascii="Malgun Gothic" w:hAnsi="Malgun Gothic" w:eastAsia="Malgun Gothic"/>
-          <w:color w:val="1E7A5B"/>
+          <w:b/>
+          <w:color w:val="1C5797"/>
+          <w:sz w:val="32"/>
         </w:rPr>
-        <w:t>미수행 테스트</w:t>
+        <w:t>7. 포트폴리오 어필 포인트</w:t>
       </w:r>
     </w:p>
     <w:p>
       <w:pPr>
         <w:pStyle w:val="ListBullet"/>
+        <w:spacing w:after="60"/>
       </w:pPr>
       <w:r>
-        <w:t>Android Emulator에서 실제 회원가입 -&gt; 기록 저장 -&gt; 피드 조회 플로우 검증</w:t>
+        <w:rPr>
+          <w:rFonts w:ascii="Malgun Gothic" w:hAnsi="Malgun Gothic" w:eastAsia="Malgun Gothic"/>
+          <w:b w:val="0"/>
+          <w:color w:val="191C22"/>
+          <w:sz w:val="20"/>
+        </w:rPr>
+        <w:t>단순 화면 구현이 아니라 백엔드, DB, 인증, 보안, 테스트 문서까지 연결했습니다.</w:t>
       </w:r>
     </w:p>
     <w:p>
       <w:pPr>
         <w:pStyle w:val="ListBullet"/>
+        <w:spacing w:after="60"/>
       </w:pPr>
       <w:r>
-        <w:t>네트워크 오류 및 입력값 경계 테스트</w:t>
+        <w:rPr>
+          <w:rFonts w:ascii="Malgun Gothic" w:hAnsi="Malgun Gothic" w:eastAsia="Malgun Gothic"/>
+          <w:b w:val="0"/>
+          <w:color w:val="191C22"/>
+          <w:sz w:val="20"/>
+        </w:rPr>
+        <w:t>회원가입 입력 검증과 중복 체크를 프론트와 API 양쪽에서 고려했습니다.</w:t>
       </w:r>
     </w:p>
     <w:p>
       <w:pPr>
         <w:pStyle w:val="ListBullet"/>
+        <w:spacing w:after="60"/>
       </w:pPr>
       <w:r>
-        <w:t>친구/랭킹 기능 테스트는 2단계에서 수행</w:t>
+        <w:rPr>
+          <w:rFonts w:ascii="Malgun Gothic" w:hAnsi="Malgun Gothic" w:eastAsia="Malgun Gothic"/>
+          <w:b w:val="0"/>
+          <w:color w:val="191C22"/>
+          <w:sz w:val="20"/>
+        </w:rPr>
+        <w:t>실제 유지보수를 위해 화면, 서비스, 모델, 테마, 위젯을 분리했습니다.</w:t>
+      </w:r>
+    </w:p>
+    <w:p>
+      <w:pPr>
+        <w:pStyle w:val="ListBullet"/>
+        <w:spacing w:after="60"/>
+      </w:pPr>
+      <w:r>
+        <w:rPr>
+          <w:rFonts w:ascii="Malgun Gothic" w:hAnsi="Malgun Gothic" w:eastAsia="Malgun Gothic"/>
+          <w:b w:val="0"/>
+          <w:color w:val="191C22"/>
+          <w:sz w:val="20"/>
+        </w:rPr>
+        <w:t>README, 아키텍처, API, DB, 테스트 계획을 제출 가능한 형태로 정리했습니다.</w:t>
       </w:r>
     </w:p>
     <w:p>
@@ -6147,109 +2856,11 @@
       <w:r>
         <w:rPr>
           <w:rFonts w:ascii="Malgun Gothic" w:hAnsi="Malgun Gothic" w:eastAsia="Malgun Gothic"/>
-          <w:color w:val="1F3864"/>
+          <w:b/>
+          <w:color w:val="1C5797"/>
+          <w:sz w:val="32"/>
         </w:rPr>
-        <w:t>8. 개발 회고 및 향후 계획</w:t>
-      </w:r>
-    </w:p>
-    <w:p>
-      <w:pPr>
-        <w:pStyle w:val="Heading2"/>
-      </w:pPr>
-      <w:r>
-        <w:rPr>
-          <w:rFonts w:ascii="Malgun Gothic" w:hAnsi="Malgun Gothic" w:eastAsia="Malgun Gothic"/>
-          <w:color w:val="1E7A5B"/>
-        </w:rPr>
-        <w:t>잘한 점</w:t>
-      </w:r>
-    </w:p>
-    <w:p>
-      <w:pPr>
-        <w:pStyle w:val="ListBullet"/>
-      </w:pPr>
-      <w:r>
-        <w:t>MVP 범위를 명확히 제한해 핵심 흐름을 먼저 완성했다.</w:t>
-      </w:r>
-    </w:p>
-    <w:p>
-      <w:pPr>
-        <w:pStyle w:val="ListBullet"/>
-      </w:pPr>
-      <w:r>
-        <w:t>Docker, FastAPI, Flutter 실행 과정을 스크립트와 문서로 정리했다.</w:t>
-      </w:r>
-    </w:p>
-    <w:p>
-      <w:pPr>
-        <w:pStyle w:val="ListBullet"/>
-      </w:pPr>
-      <w:r>
-        <w:t>회원가입, 기록 저장, 피드 조회를 smoke test로 검증했다.</w:t>
-      </w:r>
-    </w:p>
-    <w:p>
-      <w:pPr>
-        <w:pStyle w:val="ListBullet"/>
-      </w:pPr>
-      <w:r>
-        <w:t>passlib와 bcrypt 버전 호환 문제를 발견하고 고정했다.</w:t>
-      </w:r>
-    </w:p>
-    <w:p>
-      <w:pPr>
-        <w:pStyle w:val="Heading2"/>
-      </w:pPr>
-      <w:r>
-        <w:rPr>
-          <w:rFonts w:ascii="Malgun Gothic" w:hAnsi="Malgun Gothic" w:eastAsia="Malgun Gothic"/>
-          <w:color w:val="1E7A5B"/>
-        </w:rPr>
-        <w:t>개선할 점</w:t>
-      </w:r>
-    </w:p>
-    <w:p>
-      <w:pPr>
-        <w:pStyle w:val="ListBullet"/>
-      </w:pPr>
-      <w:r>
-        <w:t>Android Emulator에서 실제 앱 실행 캡처를 추가한다.</w:t>
-      </w:r>
-    </w:p>
-    <w:p>
-      <w:pPr>
-        <w:pStyle w:val="ListBullet"/>
-      </w:pPr>
-      <w:r>
-        <w:t>UI를 포트폴리오 제출용으로 더 정돈한다.</w:t>
-      </w:r>
-    </w:p>
-    <w:p>
-      <w:pPr>
-        <w:pStyle w:val="ListBullet"/>
-      </w:pPr>
-      <w:r>
-        <w:t>오류 응답과 입력 검증 메시지를 강화한다.</w:t>
-      </w:r>
-    </w:p>
-    <w:p>
-      <w:pPr>
-        <w:pStyle w:val="ListBullet"/>
-      </w:pPr>
-      <w:r>
-        <w:t>Alembic을 도입해 DB 마이그레이션을 관리한다.</w:t>
-      </w:r>
-    </w:p>
-    <w:p>
-      <w:pPr>
-        <w:pStyle w:val="Heading2"/>
-      </w:pPr>
-      <w:r>
-        <w:rPr>
-          <w:rFonts w:ascii="Malgun Gothic" w:hAnsi="Malgun Gothic" w:eastAsia="Malgun Gothic"/>
-          <w:color w:val="1E7A5B"/>
-        </w:rPr>
-        <w:t>다음 개발 계획</w:t>
+        <w:t>8. 다음 개발 계획</w:t>
       </w:r>
     </w:p>
     <w:tbl>
@@ -6259,12 +2870,12 @@
         <w:jc w:val="center"/>
         <w:tblLook w:firstColumn="1" w:firstRow="1" w:lastColumn="0" w:lastRow="0" w:noHBand="0" w:noVBand="1" w:val="04A0"/>
         <w:tblBorders>
-          <w:top w:val="single" w:sz="4" w:space="0" w:color="D9D9D9"/>
-          <w:left w:val="single" w:sz="4" w:space="0" w:color="D9D9D9"/>
-          <w:bottom w:val="single" w:sz="4" w:space="0" w:color="D9D9D9"/>
-          <w:right w:val="single" w:sz="4" w:space="0" w:color="D9D9D9"/>
-          <w:insideH w:val="single" w:sz="4" w:space="0" w:color="D9D9D9"/>
-          <w:insideV w:val="single" w:sz="4" w:space="0" w:color="D9D9D9"/>
+          <w:top w:val="single" w:sz="4" w:space="0" w:color="DDE2E8"/>
+          <w:left w:val="single" w:sz="4" w:space="0" w:color="DDE2E8"/>
+          <w:bottom w:val="single" w:sz="4" w:space="0" w:color="DDE2E8"/>
+          <w:right w:val="single" w:sz="4" w:space="0" w:color="DDE2E8"/>
+          <w:insideH w:val="single" w:sz="4" w:space="0" w:color="DDE2E8"/>
+          <w:insideV w:val="single" w:sz="4" w:space="0" w:color="DDE2E8"/>
         </w:tblBorders>
       </w:tblPr>
       <w:tblGrid>
@@ -6272,17 +2883,15 @@
         <w:gridCol w:w="5100"/>
       </w:tblGrid>
       <w:tr>
-        <w:trPr>
-          <w:tblHeader w:val="true"/>
-        </w:trPr>
         <w:tc>
           <w:tcPr>
-            <w:tcW w:type="dxa" w:w="1134"/>
-            <w:shd w:fill="D9EAF7"/>
+            <w:tcW w:type="dxa" w:w="1701"/>
+            <w:shd w:fill="EAF2FF"/>
             <w:vAlign w:val="center"/>
           </w:tcPr>
           <w:p>
             <w:pPr>
+              <w:spacing w:after="0"/>
               <w:jc w:val="center"/>
             </w:pPr>
             <w:r/>
@@ -6290,21 +2899,22 @@
               <w:rPr>
                 <w:rFonts w:ascii="Malgun Gothic" w:hAnsi="Malgun Gothic" w:eastAsia="Malgun Gothic"/>
                 <w:b/>
-                <w:color w:val="1F3864"/>
+                <w:color w:val="191C22"/>
                 <w:sz w:val="18"/>
               </w:rPr>
-              <w:t>순서</w:t>
+              <w:t>우선순위</w:t>
             </w:r>
           </w:p>
         </w:tc>
         <w:tc>
           <w:tcPr>
-            <w:tcW w:type="dxa" w:w="7370"/>
-            <w:shd w:fill="D9EAF7"/>
+            <w:tcW w:type="dxa" w:w="6803"/>
+            <w:shd w:fill="EAF2FF"/>
             <w:vAlign w:val="center"/>
           </w:tcPr>
           <w:p>
             <w:pPr>
+              <w:spacing w:after="0"/>
               <w:jc w:val="center"/>
             </w:pPr>
             <w:r/>
@@ -6312,7 +2922,7 @@
               <w:rPr>
                 <w:rFonts w:ascii="Malgun Gothic" w:hAnsi="Malgun Gothic" w:eastAsia="Malgun Gothic"/>
                 <w:b/>
-                <w:color w:val="1F3864"/>
+                <w:color w:val="191C22"/>
                 <w:sz w:val="18"/>
               </w:rPr>
               <w:t>작업</w:t>
@@ -6323,11 +2933,12 @@
       <w:tr>
         <w:tc>
           <w:tcPr>
-            <w:tcW w:type="dxa" w:w="1134"/>
+            <w:tcW w:type="dxa" w:w="1701"/>
             <w:vAlign w:val="center"/>
           </w:tcPr>
           <w:p>
             <w:pPr>
+              <w:spacing w:after="0"/>
               <w:jc w:val="center"/>
             </w:pPr>
             <w:r/>
@@ -6335,6 +2946,7 @@
               <w:rPr>
                 <w:rFonts w:ascii="Malgun Gothic" w:hAnsi="Malgun Gothic" w:eastAsia="Malgun Gothic"/>
                 <w:b w:val="0"/>
+                <w:color w:val="191C22"/>
                 <w:sz w:val="18"/>
               </w:rPr>
               <w:t>1</w:t>
@@ -6343,21 +2955,22 @@
         </w:tc>
         <w:tc>
           <w:tcPr>
-            <w:tcW w:type="dxa" w:w="7370"/>
+            <w:tcW w:type="dxa" w:w="6803"/>
             <w:vAlign w:val="center"/>
           </w:tcPr>
           <w:p>
             <w:pPr>
-              <w:jc w:val="left"/>
+              <w:spacing w:after="0"/>
             </w:pPr>
             <w:r/>
             <w:r>
               <w:rPr>
                 <w:rFonts w:ascii="Malgun Gothic" w:hAnsi="Malgun Gothic" w:eastAsia="Malgun Gothic"/>
                 <w:b w:val="0"/>
+                <w:color w:val="191C22"/>
                 <w:sz w:val="18"/>
               </w:rPr>
-              <w:t>Android Studio에서 앱 실행</w:t>
+              <w:t>친구 관계 API와 친구 목록 실데이터 연동</w:t>
             </w:r>
           </w:p>
         </w:tc>
@@ -6365,11 +2978,12 @@
       <w:tr>
         <w:tc>
           <w:tcPr>
-            <w:tcW w:type="dxa" w:w="1134"/>
+            <w:tcW w:type="dxa" w:w="1701"/>
             <w:vAlign w:val="center"/>
           </w:tcPr>
           <w:p>
             <w:pPr>
+              <w:spacing w:after="0"/>
               <w:jc w:val="center"/>
             </w:pPr>
             <w:r/>
@@ -6377,6 +2991,7 @@
               <w:rPr>
                 <w:rFonts w:ascii="Malgun Gothic" w:hAnsi="Malgun Gothic" w:eastAsia="Malgun Gothic"/>
                 <w:b w:val="0"/>
+                <w:color w:val="191C22"/>
                 <w:sz w:val="18"/>
               </w:rPr>
               <w:t>2</w:t>
@@ -6385,21 +3000,22 @@
         </w:tc>
         <w:tc>
           <w:tcPr>
-            <w:tcW w:type="dxa" w:w="7370"/>
+            <w:tcW w:type="dxa" w:w="6803"/>
             <w:vAlign w:val="center"/>
           </w:tcPr>
           <w:p>
             <w:pPr>
-              <w:jc w:val="left"/>
+              <w:spacing w:after="0"/>
             </w:pPr>
             <w:r/>
             <w:r>
               <w:rPr>
                 <w:rFonts w:ascii="Malgun Gothic" w:hAnsi="Malgun Gothic" w:eastAsia="Malgun Gothic"/>
                 <w:b w:val="0"/>
+                <w:color w:val="191C22"/>
                 <w:sz w:val="18"/>
               </w:rPr>
-              <w:t>회원가입부터 피드 조회까지 앱 수동 테스트</w:t>
+              <w:t>러닝 기록 작성 화면과 피드 업로드 흐름 고도화</w:t>
             </w:r>
           </w:p>
         </w:tc>
@@ -6407,11 +3023,12 @@
       <w:tr>
         <w:tc>
           <w:tcPr>
-            <w:tcW w:type="dxa" w:w="1134"/>
+            <w:tcW w:type="dxa" w:w="1701"/>
             <w:vAlign w:val="center"/>
           </w:tcPr>
           <w:p>
             <w:pPr>
+              <w:spacing w:after="0"/>
               <w:jc w:val="center"/>
             </w:pPr>
             <w:r/>
@@ -6419,6 +3036,7 @@
               <w:rPr>
                 <w:rFonts w:ascii="Malgun Gothic" w:hAnsi="Malgun Gothic" w:eastAsia="Malgun Gothic"/>
                 <w:b w:val="0"/>
+                <w:color w:val="191C22"/>
                 <w:sz w:val="18"/>
               </w:rPr>
               <w:t>3</w:t>
@@ -6427,21 +3045,22 @@
         </w:tc>
         <w:tc>
           <w:tcPr>
-            <w:tcW w:type="dxa" w:w="7370"/>
+            <w:tcW w:type="dxa" w:w="6803"/>
             <w:vAlign w:val="center"/>
           </w:tcPr>
           <w:p>
             <w:pPr>
-              <w:jc w:val="left"/>
+              <w:spacing w:after="0"/>
             </w:pPr>
             <w:r/>
             <w:r>
               <w:rPr>
                 <w:rFonts w:ascii="Malgun Gothic" w:hAnsi="Malgun Gothic" w:eastAsia="Malgun Gothic"/>
                 <w:b w:val="0"/>
+                <w:color w:val="191C22"/>
                 <w:sz w:val="18"/>
               </w:rPr>
-              <w:t>UI polish</w:t>
+              <w:t>GPS 위치 권한, 경로 저장, 지도 표시</w:t>
             </w:r>
           </w:p>
         </w:tc>
@@ -6449,11 +3068,12 @@
       <w:tr>
         <w:tc>
           <w:tcPr>
-            <w:tcW w:type="dxa" w:w="1134"/>
+            <w:tcW w:type="dxa" w:w="1701"/>
             <w:vAlign w:val="center"/>
           </w:tcPr>
           <w:p>
             <w:pPr>
+              <w:spacing w:after="0"/>
               <w:jc w:val="center"/>
             </w:pPr>
             <w:r/>
@@ -6461,6 +3081,7 @@
               <w:rPr>
                 <w:rFonts w:ascii="Malgun Gothic" w:hAnsi="Malgun Gothic" w:eastAsia="Malgun Gothic"/>
                 <w:b w:val="0"/>
+                <w:color w:val="191C22"/>
                 <w:sz w:val="18"/>
               </w:rPr>
               <w:t>4</w:t>
@@ -6469,11 +3090,35 @@
         </w:tc>
         <w:tc>
           <w:tcPr>
-            <w:tcW w:type="dxa" w:w="7370"/>
+            <w:tcW w:type="dxa" w:w="6803"/>
             <w:vAlign w:val="center"/>
           </w:tcPr>
           <w:p>
             <w:pPr>
+              <w:spacing w:after="0"/>
+            </w:pPr>
+            <w:r/>
+            <w:r>
+              <w:rPr>
+                <w:rFonts w:ascii="Malgun Gothic" w:hAnsi="Malgun Gothic" w:eastAsia="Malgun Gothic"/>
+                <w:b w:val="0"/>
+                <w:color w:val="191C22"/>
+                <w:sz w:val="18"/>
+              </w:rPr>
+              <w:t>소셜 로그인 도입 전 OAuth 보안 검토</w:t>
+            </w:r>
+          </w:p>
+        </w:tc>
+      </w:tr>
+      <w:tr>
+        <w:tc>
+          <w:tcPr>
+            <w:tcW w:type="dxa" w:w="1701"/>
+            <w:vAlign w:val="center"/>
+          </w:tcPr>
+          <w:p>
+            <w:pPr>
+              <w:spacing w:after="0"/>
               <w:jc w:val="center"/>
             </w:pPr>
             <w:r/>
@@ -6481,28 +3126,7 @@
               <w:rPr>
                 <w:rFonts w:ascii="Malgun Gothic" w:hAnsi="Malgun Gothic" w:eastAsia="Malgun Gothic"/>
                 <w:b w:val="0"/>
-                <w:sz w:val="18"/>
-              </w:rPr>
-              <w:t>친구 기능 설계</w:t>
-            </w:r>
-          </w:p>
-        </w:tc>
-      </w:tr>
-      <w:tr>
-        <w:tc>
-          <w:tcPr>
-            <w:tcW w:type="dxa" w:w="1134"/>
-            <w:vAlign w:val="center"/>
-          </w:tcPr>
-          <w:p>
-            <w:pPr>
-              <w:jc w:val="center"/>
-            </w:pPr>
-            <w:r/>
-            <w:r>
-              <w:rPr>
-                <w:rFonts w:ascii="Malgun Gothic" w:hAnsi="Malgun Gothic" w:eastAsia="Malgun Gothic"/>
-                <w:b w:val="0"/>
+                <w:color w:val="191C22"/>
                 <w:sz w:val="18"/>
               </w:rPr>
               <w:t>5</w:t>
@@ -6511,21 +3135,22 @@
         </w:tc>
         <w:tc>
           <w:tcPr>
-            <w:tcW w:type="dxa" w:w="7370"/>
+            <w:tcW w:type="dxa" w:w="6803"/>
             <w:vAlign w:val="center"/>
           </w:tcPr>
           <w:p>
             <w:pPr>
-              <w:jc w:val="left"/>
+              <w:spacing w:after="0"/>
             </w:pPr>
             <w:r/>
             <w:r>
               <w:rPr>
                 <w:rFonts w:ascii="Malgun Gothic" w:hAnsi="Malgun Gothic" w:eastAsia="Malgun Gothic"/>
                 <w:b w:val="0"/>
+                <w:color w:val="191C22"/>
                 <w:sz w:val="18"/>
               </w:rPr>
-              <w:t>주간 랭킹 API 구현</w:t>
+              <w:t>Android 실기기 QA와 배포 준비</w:t>
             </w:r>
           </w:p>
         </w:tc>
@@ -6535,7 +3160,7 @@
     <w:sectPr>
       <w:footerReference w:type="default" r:id="rId9"/>
       <w:pgSz w:w="12240" w:h="15840"/>
-      <w:pgMar w:top="1020" w:right="1020" w:bottom="1020" w:left="1020" w:header="567" w:footer="567" w:gutter="0"/>
+      <w:pgMar w:top="1020" w:right="1020" w:bottom="1020" w:left="1020" w:header="720" w:footer="720" w:gutter="0"/>
       <w:cols w:space="720"/>
       <w:docGrid w:linePitch="360"/>
     </w:sectPr>
@@ -6553,10 +3178,11 @@
     <w:r>
       <w:rPr>
         <w:rFonts w:ascii="Malgun Gothic" w:hAnsi="Malgun Gothic" w:eastAsia="Malgun Gothic"/>
-        <w:color w:val="646464"/>
+        <w:b w:val="0"/>
+        <w:color w:val="5D6573"/>
         <w:sz w:val="16"/>
       </w:rPr>
-      <w:t>Runk Portfolio Report</w:t>
+      <w:t>RunK Portfolio Report</w:t>
     </w:r>
   </w:p>
 </w:ftr>
@@ -6989,11 +3615,11 @@
       <w:outlineLvl w:val="0"/>
     </w:pPr>
     <w:rPr>
-      <w:rFonts w:asciiTheme="majorHAnsi" w:eastAsiaTheme="majorEastAsia" w:hAnsiTheme="majorHAnsi" w:cstheme="majorBidi" w:ascii="Malgun Gothic" w:hAnsi="Malgun Gothic" w:eastAsia="Malgun Gothic"/>
+      <w:rFonts w:asciiTheme="majorHAnsi" w:eastAsiaTheme="majorEastAsia" w:hAnsiTheme="majorHAnsi" w:cstheme="majorBidi"/>
       <w:b/>
       <w:bCs/>
-      <w:color w:val="1F3864"/>
-      <w:sz w:val="34"/>
+      <w:color w:val="365F91" w:themeColor="accent1" w:themeShade="BF"/>
+      <w:sz w:val="28"/>
       <w:szCs w:val="28"/>
     </w:rPr>
   </w:style>
@@ -7013,10 +3639,10 @@
       <w:outlineLvl w:val="1"/>
     </w:pPr>
     <w:rPr>
-      <w:rFonts w:asciiTheme="majorHAnsi" w:eastAsiaTheme="majorEastAsia" w:hAnsiTheme="majorHAnsi" w:cstheme="majorBidi" w:ascii="Malgun Gothic" w:hAnsi="Malgun Gothic" w:eastAsia="Malgun Gothic"/>
+      <w:rFonts w:asciiTheme="majorHAnsi" w:eastAsiaTheme="majorEastAsia" w:hAnsiTheme="majorHAnsi" w:cstheme="majorBidi"/>
       <w:b/>
       <w:bCs/>
-      <w:color w:val="1E7A5B"/>
+      <w:color w:val="4F81BD" w:themeColor="accent1"/>
       <w:sz w:val="26"/>
       <w:szCs w:val="26"/>
     </w:rPr>
@@ -7037,11 +3663,10 @@
       <w:outlineLvl w:val="2"/>
     </w:pPr>
     <w:rPr>
-      <w:rFonts w:asciiTheme="majorHAnsi" w:eastAsiaTheme="majorEastAsia" w:hAnsiTheme="majorHAnsi" w:cstheme="majorBidi" w:ascii="Malgun Gothic" w:hAnsi="Malgun Gothic" w:eastAsia="Malgun Gothic"/>
+      <w:rFonts w:asciiTheme="majorHAnsi" w:eastAsiaTheme="majorEastAsia" w:hAnsiTheme="majorHAnsi" w:cstheme="majorBidi"/>
       <w:b/>
       <w:bCs/>
-      <w:color w:val="1F3864"/>
-      <w:sz w:val="22"/>
+      <w:color w:val="4F81BD" w:themeColor="accent1"/>
     </w:rPr>
   </w:style>
   <w:style w:type="paragraph" w:styleId="Heading4">
@@ -7279,8 +3904,8 @@
       <w:contextualSpacing/>
     </w:pPr>
     <w:rPr>
-      <w:rFonts w:asciiTheme="majorHAnsi" w:eastAsiaTheme="majorEastAsia" w:hAnsiTheme="majorHAnsi" w:cstheme="majorBidi" w:ascii="Malgun Gothic" w:hAnsi="Malgun Gothic" w:eastAsia="Malgun Gothic"/>
-      <w:color w:val="1F3864"/>
+      <w:rFonts w:asciiTheme="majorHAnsi" w:eastAsiaTheme="majorEastAsia" w:hAnsiTheme="majorHAnsi" w:cstheme="majorBidi"/>
+      <w:color w:val="17365D" w:themeColor="text2" w:themeShade="BF"/>
       <w:spacing w:val="5"/>
       <w:kern w:val="28"/>
       <w:sz w:val="52"/>
